--- a/Tuples and sets topic.docx
+++ b/Tuples and sets topic.docx
@@ -29,62 +29,6 @@
     </w:p>
     <w:p>
       <w:pPr>
-        <w:spacing w:before="100" w:beforeAutospacing="1" w:after="100" w:afterAutospacing="1" w:line="240" w:lineRule="auto"/>
-        <w:rPr>
-          <w:rFonts w:ascii="Times New Roman" w:eastAsia="Times New Roman" w:hAnsi="Times New Roman" w:cs="Times New Roman"/>
-          <w:sz w:val="24"/>
-          <w:szCs w:val="24"/>
-        </w:rPr>
-      </w:pPr>
-      <w:r>
-        <w:rPr>
-          <w:rFonts w:ascii="Times New Roman" w:eastAsia="Times New Roman" w:hAnsi="Times New Roman" w:cs="Times New Roman"/>
-          <w:sz w:val="24"/>
-          <w:szCs w:val="24"/>
-        </w:rPr>
-        <w:t>Main promise karta hoon.</w:t>
-      </w:r>
-    </w:p>
-    <w:p>
-      <w:pPr>
-        <w:spacing w:before="100" w:beforeAutospacing="1" w:after="100" w:afterAutospacing="1" w:line="240" w:lineRule="auto"/>
-        <w:rPr>
-          <w:rFonts w:ascii="Times New Roman" w:eastAsia="Times New Roman" w:hAnsi="Times New Roman" w:cs="Times New Roman"/>
-          <w:sz w:val="24"/>
-          <w:szCs w:val="24"/>
-        </w:rPr>
-      </w:pPr>
-      <w:r>
-        <w:rPr>
-          <w:rFonts w:ascii="Times New Roman" w:eastAsia="Times New Roman" w:hAnsi="Times New Roman" w:cs="Times New Roman"/>
-          <w:b/>
-          <w:bCs/>
-          <w:sz w:val="24"/>
-          <w:szCs w:val="24"/>
-        </w:rPr>
-        <w:t>30 minutes se zyada nahi.</w:t>
-      </w:r>
-    </w:p>
-    <w:p>
-      <w:pPr>
-        <w:spacing w:before="100" w:beforeAutospacing="1" w:after="100" w:afterAutospacing="1" w:line="240" w:lineRule="auto"/>
-        <w:rPr>
-          <w:rFonts w:ascii="Times New Roman" w:eastAsia="Times New Roman" w:hAnsi="Times New Roman" w:cs="Times New Roman"/>
-          <w:sz w:val="24"/>
-          <w:szCs w:val="24"/>
-        </w:rPr>
-      </w:pPr>
-      <w:r>
-        <w:rPr>
-          <w:rFonts w:ascii="Times New Roman" w:eastAsia="Times New Roman" w:hAnsi="Times New Roman" w:cs="Times New Roman"/>
-          <w:sz w:val="24"/>
-          <w:szCs w:val="24"/>
-        </w:rPr>
-        <w:t>AI Engineer ko jitna chahiye utna hi.</w:t>
-      </w:r>
-    </w:p>
-    <w:p>
-      <w:pPr>
         <w:spacing w:after="0" w:line="240" w:lineRule="auto"/>
         <w:rPr>
           <w:rFonts w:ascii="Times New Roman" w:eastAsia="Times New Roman" w:hAnsi="Times New Roman" w:cs="Times New Roman"/>
@@ -92,6 +36,8 @@
           <w:szCs w:val="24"/>
         </w:rPr>
       </w:pPr>
+      <w:bookmarkStart w:id="0" w:name="_GoBack"/>
+      <w:bookmarkEnd w:id="0"/>
       <w:r>
         <w:rPr>
           <w:rFonts w:ascii="Times New Roman" w:eastAsia="Times New Roman" w:hAnsi="Times New Roman" w:cs="Times New Roman"/>
@@ -116,6 +62,7 @@
           <w:szCs w:val="48"/>
         </w:rPr>
       </w:pPr>
+      <w:proofErr w:type="spellStart"/>
       <w:r>
         <w:rPr>
           <w:rFonts w:ascii="Times New Roman" w:eastAsia="Times New Roman" w:hAnsi="Times New Roman" w:cs="Times New Roman"/>
@@ -125,8 +72,33 @@
           <w:sz w:val="48"/>
           <w:szCs w:val="48"/>
         </w:rPr>
-        <w:t>Sabse pehle</w:t>
-      </w:r>
+        <w:t>Sabse</w:t>
+      </w:r>
+      <w:proofErr w:type="spellEnd"/>
+      <w:r>
+        <w:rPr>
+          <w:rFonts w:ascii="Times New Roman" w:eastAsia="Times New Roman" w:hAnsi="Times New Roman" w:cs="Times New Roman"/>
+          <w:b/>
+          <w:bCs/>
+          <w:kern w:val="36"/>
+          <w:sz w:val="48"/>
+          <w:szCs w:val="48"/>
+        </w:rPr>
+        <w:t xml:space="preserve"> </w:t>
+      </w:r>
+      <w:proofErr w:type="spellStart"/>
+      <w:r>
+        <w:rPr>
+          <w:rFonts w:ascii="Times New Roman" w:eastAsia="Times New Roman" w:hAnsi="Times New Roman" w:cs="Times New Roman"/>
+          <w:b/>
+          <w:bCs/>
+          <w:kern w:val="36"/>
+          <w:sz w:val="48"/>
+          <w:szCs w:val="48"/>
+        </w:rPr>
+        <w:t>pehle</w:t>
+      </w:r>
+      <w:proofErr w:type="spellEnd"/>
     </w:p>
     <w:p>
       <w:pPr>
@@ -161,25 +133,143 @@
           <w:sz w:val="24"/>
           <w:szCs w:val="24"/>
         </w:rPr>
-        <w:t>List aur Tuple dono data store karte hain.</w:t>
-      </w:r>
-    </w:p>
-    <w:p>
-      <w:pPr>
-        <w:spacing w:before="100" w:beforeAutospacing="1" w:after="100" w:afterAutospacing="1" w:line="240" w:lineRule="auto"/>
-        <w:rPr>
-          <w:rFonts w:ascii="Times New Roman" w:eastAsia="Times New Roman" w:hAnsi="Times New Roman" w:cs="Times New Roman"/>
-          <w:sz w:val="24"/>
-          <w:szCs w:val="24"/>
-        </w:rPr>
-      </w:pPr>
-      <w:r>
-        <w:rPr>
-          <w:rFonts w:ascii="Times New Roman" w:eastAsia="Times New Roman" w:hAnsi="Times New Roman" w:cs="Times New Roman"/>
-          <w:sz w:val="24"/>
-          <w:szCs w:val="24"/>
-        </w:rPr>
-        <w:t>Phir difference kya hai?</w:t>
+        <w:t xml:space="preserve">List </w:t>
+      </w:r>
+      <w:proofErr w:type="spellStart"/>
+      <w:r>
+        <w:rPr>
+          <w:rFonts w:ascii="Times New Roman" w:eastAsia="Times New Roman" w:hAnsi="Times New Roman" w:cs="Times New Roman"/>
+          <w:sz w:val="24"/>
+          <w:szCs w:val="24"/>
+        </w:rPr>
+        <w:t>aur</w:t>
+      </w:r>
+      <w:proofErr w:type="spellEnd"/>
+      <w:r>
+        <w:rPr>
+          <w:rFonts w:ascii="Times New Roman" w:eastAsia="Times New Roman" w:hAnsi="Times New Roman" w:cs="Times New Roman"/>
+          <w:sz w:val="24"/>
+          <w:szCs w:val="24"/>
+        </w:rPr>
+        <w:t xml:space="preserve"> Tuple </w:t>
+      </w:r>
+      <w:proofErr w:type="spellStart"/>
+      <w:r>
+        <w:rPr>
+          <w:rFonts w:ascii="Times New Roman" w:eastAsia="Times New Roman" w:hAnsi="Times New Roman" w:cs="Times New Roman"/>
+          <w:sz w:val="24"/>
+          <w:szCs w:val="24"/>
+        </w:rPr>
+        <w:t>dono</w:t>
+      </w:r>
+      <w:proofErr w:type="spellEnd"/>
+      <w:r>
+        <w:rPr>
+          <w:rFonts w:ascii="Times New Roman" w:eastAsia="Times New Roman" w:hAnsi="Times New Roman" w:cs="Times New Roman"/>
+          <w:sz w:val="24"/>
+          <w:szCs w:val="24"/>
+        </w:rPr>
+        <w:t xml:space="preserve"> data store </w:t>
+      </w:r>
+      <w:proofErr w:type="spellStart"/>
+      <w:r>
+        <w:rPr>
+          <w:rFonts w:ascii="Times New Roman" w:eastAsia="Times New Roman" w:hAnsi="Times New Roman" w:cs="Times New Roman"/>
+          <w:sz w:val="24"/>
+          <w:szCs w:val="24"/>
+        </w:rPr>
+        <w:t>karte</w:t>
+      </w:r>
+      <w:proofErr w:type="spellEnd"/>
+      <w:r>
+        <w:rPr>
+          <w:rFonts w:ascii="Times New Roman" w:eastAsia="Times New Roman" w:hAnsi="Times New Roman" w:cs="Times New Roman"/>
+          <w:sz w:val="24"/>
+          <w:szCs w:val="24"/>
+        </w:rPr>
+        <w:t xml:space="preserve"> </w:t>
+      </w:r>
+      <w:proofErr w:type="spellStart"/>
+      <w:r>
+        <w:rPr>
+          <w:rFonts w:ascii="Times New Roman" w:eastAsia="Times New Roman" w:hAnsi="Times New Roman" w:cs="Times New Roman"/>
+          <w:sz w:val="24"/>
+          <w:szCs w:val="24"/>
+        </w:rPr>
+        <w:t>hain</w:t>
+      </w:r>
+      <w:proofErr w:type="spellEnd"/>
+      <w:r>
+        <w:rPr>
+          <w:rFonts w:ascii="Times New Roman" w:eastAsia="Times New Roman" w:hAnsi="Times New Roman" w:cs="Times New Roman"/>
+          <w:sz w:val="24"/>
+          <w:szCs w:val="24"/>
+        </w:rPr>
+        <w:t>.</w:t>
+      </w:r>
+    </w:p>
+    <w:p>
+      <w:pPr>
+        <w:spacing w:before="100" w:beforeAutospacing="1" w:after="100" w:afterAutospacing="1" w:line="240" w:lineRule="auto"/>
+        <w:rPr>
+          <w:rFonts w:ascii="Times New Roman" w:eastAsia="Times New Roman" w:hAnsi="Times New Roman" w:cs="Times New Roman"/>
+          <w:sz w:val="24"/>
+          <w:szCs w:val="24"/>
+        </w:rPr>
+      </w:pPr>
+      <w:proofErr w:type="spellStart"/>
+      <w:r>
+        <w:rPr>
+          <w:rFonts w:ascii="Times New Roman" w:eastAsia="Times New Roman" w:hAnsi="Times New Roman" w:cs="Times New Roman"/>
+          <w:sz w:val="24"/>
+          <w:szCs w:val="24"/>
+        </w:rPr>
+        <w:t>Phir</w:t>
+      </w:r>
+      <w:proofErr w:type="spellEnd"/>
+      <w:r>
+        <w:rPr>
+          <w:rFonts w:ascii="Times New Roman" w:eastAsia="Times New Roman" w:hAnsi="Times New Roman" w:cs="Times New Roman"/>
+          <w:sz w:val="24"/>
+          <w:szCs w:val="24"/>
+        </w:rPr>
+        <w:t xml:space="preserve"> difference </w:t>
+      </w:r>
+      <w:proofErr w:type="spellStart"/>
+      <w:r>
+        <w:rPr>
+          <w:rFonts w:ascii="Times New Roman" w:eastAsia="Times New Roman" w:hAnsi="Times New Roman" w:cs="Times New Roman"/>
+          <w:sz w:val="24"/>
+          <w:szCs w:val="24"/>
+        </w:rPr>
+        <w:t>kya</w:t>
+      </w:r>
+      <w:proofErr w:type="spellEnd"/>
+      <w:r>
+        <w:rPr>
+          <w:rFonts w:ascii="Times New Roman" w:eastAsia="Times New Roman" w:hAnsi="Times New Roman" w:cs="Times New Roman"/>
+          <w:sz w:val="24"/>
+          <w:szCs w:val="24"/>
+        </w:rPr>
+        <w:t xml:space="preserve"> </w:t>
+      </w:r>
+      <w:proofErr w:type="spellStart"/>
+      <w:r>
+        <w:rPr>
+          <w:rFonts w:ascii="Times New Roman" w:eastAsia="Times New Roman" w:hAnsi="Times New Roman" w:cs="Times New Roman"/>
+          <w:sz w:val="24"/>
+          <w:szCs w:val="24"/>
+        </w:rPr>
+        <w:t>hai</w:t>
+      </w:r>
+      <w:proofErr w:type="spellEnd"/>
+      <w:r>
+        <w:rPr>
+          <w:rFonts w:ascii="Times New Roman" w:eastAsia="Times New Roman" w:hAnsi="Times New Roman" w:cs="Times New Roman"/>
+          <w:sz w:val="24"/>
+          <w:szCs w:val="24"/>
+        </w:rPr>
+        <w:t>?</w:t>
       </w:r>
     </w:p>
     <w:p>
@@ -317,13 +407,59 @@
           <w:szCs w:val="24"/>
         </w:rPr>
       </w:pPr>
-      <w:r>
-        <w:rPr>
-          <w:rFonts w:ascii="Times New Roman" w:eastAsia="Times New Roman" w:hAnsi="Times New Roman" w:cs="Times New Roman"/>
-          <w:sz w:val="24"/>
-          <w:szCs w:val="24"/>
-        </w:rPr>
-        <w:t>Dono almost same lag rahe hain.</w:t>
+      <w:proofErr w:type="spellStart"/>
+      <w:r>
+        <w:rPr>
+          <w:rFonts w:ascii="Times New Roman" w:eastAsia="Times New Roman" w:hAnsi="Times New Roman" w:cs="Times New Roman"/>
+          <w:sz w:val="24"/>
+          <w:szCs w:val="24"/>
+        </w:rPr>
+        <w:t>Dono</w:t>
+      </w:r>
+      <w:proofErr w:type="spellEnd"/>
+      <w:r>
+        <w:rPr>
+          <w:rFonts w:ascii="Times New Roman" w:eastAsia="Times New Roman" w:hAnsi="Times New Roman" w:cs="Times New Roman"/>
+          <w:sz w:val="24"/>
+          <w:szCs w:val="24"/>
+        </w:rPr>
+        <w:t xml:space="preserve"> almost same lag </w:t>
+      </w:r>
+      <w:proofErr w:type="spellStart"/>
+      <w:r>
+        <w:rPr>
+          <w:rFonts w:ascii="Times New Roman" w:eastAsia="Times New Roman" w:hAnsi="Times New Roman" w:cs="Times New Roman"/>
+          <w:sz w:val="24"/>
+          <w:szCs w:val="24"/>
+        </w:rPr>
+        <w:t>rahe</w:t>
+      </w:r>
+      <w:proofErr w:type="spellEnd"/>
+      <w:r>
+        <w:rPr>
+          <w:rFonts w:ascii="Times New Roman" w:eastAsia="Times New Roman" w:hAnsi="Times New Roman" w:cs="Times New Roman"/>
+          <w:sz w:val="24"/>
+          <w:szCs w:val="24"/>
+        </w:rPr>
+        <w:t xml:space="preserve"> </w:t>
+      </w:r>
+      <w:proofErr w:type="spellStart"/>
+      <w:r>
+        <w:rPr>
+          <w:rFonts w:ascii="Times New Roman" w:eastAsia="Times New Roman" w:hAnsi="Times New Roman" w:cs="Times New Roman"/>
+          <w:sz w:val="24"/>
+          <w:szCs w:val="24"/>
+        </w:rPr>
+        <w:t>hain</w:t>
+      </w:r>
+      <w:proofErr w:type="spellEnd"/>
+      <w:r>
+        <w:rPr>
+          <w:rFonts w:ascii="Times New Roman" w:eastAsia="Times New Roman" w:hAnsi="Times New Roman" w:cs="Times New Roman"/>
+          <w:sz w:val="24"/>
+          <w:szCs w:val="24"/>
+        </w:rPr>
+        <w:t>.</w:t>
       </w:r>
     </w:p>
     <w:p>
@@ -359,6 +495,7 @@
           <w:szCs w:val="48"/>
         </w:rPr>
       </w:pPr>
+      <w:proofErr w:type="spellStart"/>
       <w:r>
         <w:rPr>
           <w:rFonts w:ascii="Times New Roman" w:eastAsia="Times New Roman" w:hAnsi="Times New Roman" w:cs="Times New Roman"/>
@@ -368,17 +505,53 @@
           <w:sz w:val="48"/>
           <w:szCs w:val="48"/>
         </w:rPr>
-        <w:t xml:space="preserve">Sabse bada difference </w:t>
-      </w:r>
-      <w:r>
-        <w:rPr>
-          <w:rFonts w:ascii="Segoe UI Emoji" w:eastAsia="Times New Roman" w:hAnsi="Segoe UI Emoji" w:cs="Segoe UI Emoji"/>
+        <w:t>Sabse</w:t>
+      </w:r>
+      <w:proofErr w:type="spellEnd"/>
+      <w:r>
+        <w:rPr>
+          <w:rFonts w:ascii="Times New Roman" w:eastAsia="Times New Roman" w:hAnsi="Times New Roman" w:cs="Times New Roman"/>
           <w:b/>
           <w:bCs/>
           <w:kern w:val="36"/>
           <w:sz w:val="48"/>
           <w:szCs w:val="48"/>
         </w:rPr>
+        <w:t xml:space="preserve"> </w:t>
+      </w:r>
+      <w:proofErr w:type="spellStart"/>
+      <w:r>
+        <w:rPr>
+          <w:rFonts w:ascii="Times New Roman" w:eastAsia="Times New Roman" w:hAnsi="Times New Roman" w:cs="Times New Roman"/>
+          <w:b/>
+          <w:bCs/>
+          <w:kern w:val="36"/>
+          <w:sz w:val="48"/>
+          <w:szCs w:val="48"/>
+        </w:rPr>
+        <w:t>bada</w:t>
+      </w:r>
+      <w:proofErr w:type="spellEnd"/>
+      <w:r>
+        <w:rPr>
+          <w:rFonts w:ascii="Times New Roman" w:eastAsia="Times New Roman" w:hAnsi="Times New Roman" w:cs="Times New Roman"/>
+          <w:b/>
+          <w:bCs/>
+          <w:kern w:val="36"/>
+          <w:sz w:val="48"/>
+          <w:szCs w:val="48"/>
+        </w:rPr>
+        <w:t xml:space="preserve"> difference </w:t>
+      </w:r>
+      <w:r>
+        <w:rPr>
+          <w:rFonts w:ascii="Segoe UI Emoji" w:eastAsia="Times New Roman" w:hAnsi="Segoe UI Emoji" w:cs="Segoe UI Emoji"/>
+          <w:b/>
+          <w:bCs/>
+          <w:kern w:val="36"/>
+          <w:sz w:val="48"/>
+          <w:szCs w:val="48"/>
+        </w:rPr>
         <w:t>⭐</w:t>
       </w:r>
     </w:p>
@@ -420,7 +593,25 @@
           <w:sz w:val="24"/>
           <w:szCs w:val="24"/>
         </w:rPr>
-        <w:t>Badal sakte ho.</w:t>
+        <w:t xml:space="preserve">Badal </w:t>
+      </w:r>
+      <w:proofErr w:type="spellStart"/>
+      <w:r>
+        <w:rPr>
+          <w:rFonts w:ascii="Times New Roman" w:eastAsia="Times New Roman" w:hAnsi="Times New Roman" w:cs="Times New Roman"/>
+          <w:sz w:val="24"/>
+          <w:szCs w:val="24"/>
+        </w:rPr>
+        <w:t>sakte</w:t>
+      </w:r>
+      <w:proofErr w:type="spellEnd"/>
+      <w:r>
+        <w:rPr>
+          <w:rFonts w:ascii="Times New Roman" w:eastAsia="Times New Roman" w:hAnsi="Times New Roman" w:cs="Times New Roman"/>
+          <w:sz w:val="24"/>
+          <w:szCs w:val="24"/>
+        </w:rPr>
+        <w:t xml:space="preserve"> ho.</w:t>
       </w:r>
     </w:p>
     <w:p>
@@ -514,13 +705,23 @@
           <w:szCs w:val="20"/>
         </w:rPr>
       </w:pPr>
-      <w:r>
-        <w:rPr>
-          <w:rFonts w:ascii="Courier New" w:eastAsia="Times New Roman" w:hAnsi="Courier New" w:cs="Courier New"/>
-          <w:sz w:val="20"/>
-          <w:szCs w:val="20"/>
-        </w:rPr>
-        <w:t>student[0]="Ahmed"</w:t>
+      <w:proofErr w:type="gramStart"/>
+      <w:r>
+        <w:rPr>
+          <w:rFonts w:ascii="Courier New" w:eastAsia="Times New Roman" w:hAnsi="Courier New" w:cs="Courier New"/>
+          <w:sz w:val="20"/>
+          <w:szCs w:val="20"/>
+        </w:rPr>
+        <w:t>student[</w:t>
+      </w:r>
+      <w:proofErr w:type="gramEnd"/>
+      <w:r>
+        <w:rPr>
+          <w:rFonts w:ascii="Courier New" w:eastAsia="Times New Roman" w:hAnsi="Courier New" w:cs="Courier New"/>
+          <w:sz w:val="20"/>
+          <w:szCs w:val="20"/>
+        </w:rPr>
+        <w:t>0]="Ahmed"</w:t>
       </w:r>
     </w:p>
     <w:p>
@@ -574,7 +775,6 @@
           <w:sz w:val="20"/>
           <w:szCs w:val="20"/>
         </w:rPr>
-        <w:lastRenderedPageBreak/>
         <w:t>["Ahmed",20]</w:t>
       </w:r>
     </w:p>
@@ -644,6 +844,7 @@
           <w:sz w:val="36"/>
           <w:szCs w:val="36"/>
         </w:rPr>
+        <w:lastRenderedPageBreak/>
         <w:t>Tuple</w:t>
       </w:r>
     </w:p>
@@ -738,13 +939,23 @@
           <w:szCs w:val="20"/>
         </w:rPr>
       </w:pPr>
-      <w:r>
-        <w:rPr>
-          <w:rFonts w:ascii="Courier New" w:eastAsia="Times New Roman" w:hAnsi="Courier New" w:cs="Courier New"/>
-          <w:sz w:val="20"/>
-          <w:szCs w:val="20"/>
-        </w:rPr>
-        <w:t>student[0]="Ahmed"</w:t>
+      <w:proofErr w:type="gramStart"/>
+      <w:r>
+        <w:rPr>
+          <w:rFonts w:ascii="Courier New" w:eastAsia="Times New Roman" w:hAnsi="Courier New" w:cs="Courier New"/>
+          <w:sz w:val="20"/>
+          <w:szCs w:val="20"/>
+        </w:rPr>
+        <w:t>student[</w:t>
+      </w:r>
+      <w:proofErr w:type="gramEnd"/>
+      <w:r>
+        <w:rPr>
+          <w:rFonts w:ascii="Courier New" w:eastAsia="Times New Roman" w:hAnsi="Courier New" w:cs="Courier New"/>
+          <w:sz w:val="20"/>
+          <w:szCs w:val="20"/>
+        </w:rPr>
+        <w:t>0]="Ahmed"</w:t>
       </w:r>
     </w:p>
     <w:p>
@@ -806,25 +1017,71 @@
           <w:sz w:val="24"/>
           <w:szCs w:val="24"/>
         </w:rPr>
-        <w:t xml:space="preserve"> hota hai.</w:t>
-      </w:r>
-    </w:p>
-    <w:p>
-      <w:pPr>
-        <w:spacing w:before="100" w:beforeAutospacing="1" w:after="100" w:afterAutospacing="1" w:line="240" w:lineRule="auto"/>
-        <w:rPr>
-          <w:rFonts w:ascii="Times New Roman" w:eastAsia="Times New Roman" w:hAnsi="Times New Roman" w:cs="Times New Roman"/>
-          <w:sz w:val="24"/>
-          <w:szCs w:val="24"/>
-        </w:rPr>
-      </w:pPr>
-      <w:r>
-        <w:rPr>
-          <w:rFonts w:ascii="Times New Roman" w:eastAsia="Times New Roman" w:hAnsi="Times New Roman" w:cs="Times New Roman"/>
-          <w:sz w:val="24"/>
-          <w:szCs w:val="24"/>
-        </w:rPr>
-        <w:t>Matlab:</w:t>
+        <w:t xml:space="preserve"> </w:t>
+      </w:r>
+      <w:proofErr w:type="spellStart"/>
+      <w:r>
+        <w:rPr>
+          <w:rFonts w:ascii="Times New Roman" w:eastAsia="Times New Roman" w:hAnsi="Times New Roman" w:cs="Times New Roman"/>
+          <w:sz w:val="24"/>
+          <w:szCs w:val="24"/>
+        </w:rPr>
+        <w:t>hota</w:t>
+      </w:r>
+      <w:proofErr w:type="spellEnd"/>
+      <w:r>
+        <w:rPr>
+          <w:rFonts w:ascii="Times New Roman" w:eastAsia="Times New Roman" w:hAnsi="Times New Roman" w:cs="Times New Roman"/>
+          <w:sz w:val="24"/>
+          <w:szCs w:val="24"/>
+        </w:rPr>
+        <w:t xml:space="preserve"> </w:t>
+      </w:r>
+      <w:proofErr w:type="spellStart"/>
+      <w:r>
+        <w:rPr>
+          <w:rFonts w:ascii="Times New Roman" w:eastAsia="Times New Roman" w:hAnsi="Times New Roman" w:cs="Times New Roman"/>
+          <w:sz w:val="24"/>
+          <w:szCs w:val="24"/>
+        </w:rPr>
+        <w:t>hai</w:t>
+      </w:r>
+      <w:proofErr w:type="spellEnd"/>
+      <w:r>
+        <w:rPr>
+          <w:rFonts w:ascii="Times New Roman" w:eastAsia="Times New Roman" w:hAnsi="Times New Roman" w:cs="Times New Roman"/>
+          <w:sz w:val="24"/>
+          <w:szCs w:val="24"/>
+        </w:rPr>
+        <w:t>.</w:t>
+      </w:r>
+    </w:p>
+    <w:p>
+      <w:pPr>
+        <w:spacing w:before="100" w:beforeAutospacing="1" w:after="100" w:afterAutospacing="1" w:line="240" w:lineRule="auto"/>
+        <w:rPr>
+          <w:rFonts w:ascii="Times New Roman" w:eastAsia="Times New Roman" w:hAnsi="Times New Roman" w:cs="Times New Roman"/>
+          <w:sz w:val="24"/>
+          <w:szCs w:val="24"/>
+        </w:rPr>
+      </w:pPr>
+      <w:proofErr w:type="spellStart"/>
+      <w:r>
+        <w:rPr>
+          <w:rFonts w:ascii="Times New Roman" w:eastAsia="Times New Roman" w:hAnsi="Times New Roman" w:cs="Times New Roman"/>
+          <w:sz w:val="24"/>
+          <w:szCs w:val="24"/>
+        </w:rPr>
+        <w:t>Matlab</w:t>
+      </w:r>
+      <w:proofErr w:type="spellEnd"/>
+      <w:r>
+        <w:rPr>
+          <w:rFonts w:ascii="Times New Roman" w:eastAsia="Times New Roman" w:hAnsi="Times New Roman" w:cs="Times New Roman"/>
+          <w:sz w:val="24"/>
+          <w:szCs w:val="24"/>
+        </w:rPr>
+        <w:t>:</w:t>
       </w:r>
     </w:p>
     <w:p>
@@ -844,7 +1101,73 @@
           <w:sz w:val="24"/>
           <w:szCs w:val="24"/>
         </w:rPr>
-        <w:t>Ban gaya to badlega nahi.</w:t>
+        <w:t xml:space="preserve">Ban </w:t>
+      </w:r>
+      <w:proofErr w:type="spellStart"/>
+      <w:r>
+        <w:rPr>
+          <w:rFonts w:ascii="Times New Roman" w:eastAsia="Times New Roman" w:hAnsi="Times New Roman" w:cs="Times New Roman"/>
+          <w:b/>
+          <w:bCs/>
+          <w:sz w:val="24"/>
+          <w:szCs w:val="24"/>
+        </w:rPr>
+        <w:t>gaya</w:t>
+      </w:r>
+      <w:proofErr w:type="spellEnd"/>
+      <w:r>
+        <w:rPr>
+          <w:rFonts w:ascii="Times New Roman" w:eastAsia="Times New Roman" w:hAnsi="Times New Roman" w:cs="Times New Roman"/>
+          <w:b/>
+          <w:bCs/>
+          <w:sz w:val="24"/>
+          <w:szCs w:val="24"/>
+        </w:rPr>
+        <w:t xml:space="preserve"> to </w:t>
+      </w:r>
+      <w:proofErr w:type="spellStart"/>
+      <w:r>
+        <w:rPr>
+          <w:rFonts w:ascii="Times New Roman" w:eastAsia="Times New Roman" w:hAnsi="Times New Roman" w:cs="Times New Roman"/>
+          <w:b/>
+          <w:bCs/>
+          <w:sz w:val="24"/>
+          <w:szCs w:val="24"/>
+        </w:rPr>
+        <w:t>badlega</w:t>
+      </w:r>
+      <w:proofErr w:type="spellEnd"/>
+      <w:r>
+        <w:rPr>
+          <w:rFonts w:ascii="Times New Roman" w:eastAsia="Times New Roman" w:hAnsi="Times New Roman" w:cs="Times New Roman"/>
+          <w:b/>
+          <w:bCs/>
+          <w:sz w:val="24"/>
+          <w:szCs w:val="24"/>
+        </w:rPr>
+        <w:t xml:space="preserve"> </w:t>
+      </w:r>
+      <w:proofErr w:type="spellStart"/>
+      <w:r>
+        <w:rPr>
+          <w:rFonts w:ascii="Times New Roman" w:eastAsia="Times New Roman" w:hAnsi="Times New Roman" w:cs="Times New Roman"/>
+          <w:b/>
+          <w:bCs/>
+          <w:sz w:val="24"/>
+          <w:szCs w:val="24"/>
+        </w:rPr>
+        <w:t>nahi</w:t>
+      </w:r>
+      <w:proofErr w:type="spellEnd"/>
+      <w:r>
+        <w:rPr>
+          <w:rFonts w:ascii="Times New Roman" w:eastAsia="Times New Roman" w:hAnsi="Times New Roman" w:cs="Times New Roman"/>
+          <w:b/>
+          <w:bCs/>
+          <w:sz w:val="24"/>
+          <w:szCs w:val="24"/>
+        </w:rPr>
+        <w:t>.</w:t>
       </w:r>
     </w:p>
     <w:p>
@@ -1056,7 +1379,25 @@
           <w:sz w:val="24"/>
           <w:szCs w:val="24"/>
         </w:rPr>
-        <w:t>Kabhi bhi add/remove.</w:t>
+        <w:t xml:space="preserve">Kabhi </w:t>
+      </w:r>
+      <w:proofErr w:type="spellStart"/>
+      <w:r>
+        <w:rPr>
+          <w:rFonts w:ascii="Times New Roman" w:eastAsia="Times New Roman" w:hAnsi="Times New Roman" w:cs="Times New Roman"/>
+          <w:sz w:val="24"/>
+          <w:szCs w:val="24"/>
+        </w:rPr>
+        <w:t>bhi</w:t>
+      </w:r>
+      <w:proofErr w:type="spellEnd"/>
+      <w:r>
+        <w:rPr>
+          <w:rFonts w:ascii="Times New Roman" w:eastAsia="Times New Roman" w:hAnsi="Times New Roman" w:cs="Times New Roman"/>
+          <w:sz w:val="24"/>
+          <w:szCs w:val="24"/>
+        </w:rPr>
+        <w:t xml:space="preserve"> add/remove.</w:t>
       </w:r>
     </w:p>
     <w:p>
@@ -1171,26 +1512,97 @@
           <w:sz w:val="24"/>
           <w:szCs w:val="24"/>
         </w:rPr>
-        <w:t>Ye normally change nahi hote.</w:t>
-      </w:r>
-    </w:p>
-    <w:p>
-      <w:pPr>
-        <w:spacing w:before="100" w:beforeAutospacing="1" w:after="100" w:afterAutospacing="1" w:line="240" w:lineRule="auto"/>
-        <w:rPr>
-          <w:rFonts w:ascii="Times New Roman" w:eastAsia="Times New Roman" w:hAnsi="Times New Roman" w:cs="Times New Roman"/>
-          <w:sz w:val="24"/>
-          <w:szCs w:val="24"/>
-        </w:rPr>
-      </w:pPr>
-      <w:r>
-        <w:rPr>
-          <w:rFonts w:ascii="Times New Roman" w:eastAsia="Times New Roman" w:hAnsi="Times New Roman" w:cs="Times New Roman"/>
-          <w:sz w:val="24"/>
-          <w:szCs w:val="24"/>
-        </w:rPr>
-        <w:lastRenderedPageBreak/>
-        <w:t>Isi liye Tuple jaisa concept.</w:t>
+        <w:t xml:space="preserve">Ye normally change </w:t>
+      </w:r>
+      <w:proofErr w:type="spellStart"/>
+      <w:r>
+        <w:rPr>
+          <w:rFonts w:ascii="Times New Roman" w:eastAsia="Times New Roman" w:hAnsi="Times New Roman" w:cs="Times New Roman"/>
+          <w:sz w:val="24"/>
+          <w:szCs w:val="24"/>
+        </w:rPr>
+        <w:t>nahi</w:t>
+      </w:r>
+      <w:proofErr w:type="spellEnd"/>
+      <w:r>
+        <w:rPr>
+          <w:rFonts w:ascii="Times New Roman" w:eastAsia="Times New Roman" w:hAnsi="Times New Roman" w:cs="Times New Roman"/>
+          <w:sz w:val="24"/>
+          <w:szCs w:val="24"/>
+        </w:rPr>
+        <w:t xml:space="preserve"> </w:t>
+      </w:r>
+      <w:proofErr w:type="spellStart"/>
+      <w:r>
+        <w:rPr>
+          <w:rFonts w:ascii="Times New Roman" w:eastAsia="Times New Roman" w:hAnsi="Times New Roman" w:cs="Times New Roman"/>
+          <w:sz w:val="24"/>
+          <w:szCs w:val="24"/>
+        </w:rPr>
+        <w:t>hote</w:t>
+      </w:r>
+      <w:proofErr w:type="spellEnd"/>
+      <w:r>
+        <w:rPr>
+          <w:rFonts w:ascii="Times New Roman" w:eastAsia="Times New Roman" w:hAnsi="Times New Roman" w:cs="Times New Roman"/>
+          <w:sz w:val="24"/>
+          <w:szCs w:val="24"/>
+        </w:rPr>
+        <w:t>.</w:t>
+      </w:r>
+    </w:p>
+    <w:p>
+      <w:pPr>
+        <w:spacing w:before="100" w:beforeAutospacing="1" w:after="100" w:afterAutospacing="1" w:line="240" w:lineRule="auto"/>
+        <w:rPr>
+          <w:rFonts w:ascii="Times New Roman" w:eastAsia="Times New Roman" w:hAnsi="Times New Roman" w:cs="Times New Roman"/>
+          <w:sz w:val="24"/>
+          <w:szCs w:val="24"/>
+        </w:rPr>
+      </w:pPr>
+      <w:r>
+        <w:rPr>
+          <w:rFonts w:ascii="Times New Roman" w:eastAsia="Times New Roman" w:hAnsi="Times New Roman" w:cs="Times New Roman"/>
+          <w:sz w:val="24"/>
+          <w:szCs w:val="24"/>
+        </w:rPr>
+        <w:t xml:space="preserve">Isi </w:t>
+      </w:r>
+      <w:proofErr w:type="spellStart"/>
+      <w:r>
+        <w:rPr>
+          <w:rFonts w:ascii="Times New Roman" w:eastAsia="Times New Roman" w:hAnsi="Times New Roman" w:cs="Times New Roman"/>
+          <w:sz w:val="24"/>
+          <w:szCs w:val="24"/>
+        </w:rPr>
+        <w:t>liye</w:t>
+      </w:r>
+      <w:proofErr w:type="spellEnd"/>
+      <w:r>
+        <w:rPr>
+          <w:rFonts w:ascii="Times New Roman" w:eastAsia="Times New Roman" w:hAnsi="Times New Roman" w:cs="Times New Roman"/>
+          <w:sz w:val="24"/>
+          <w:szCs w:val="24"/>
+        </w:rPr>
+        <w:t xml:space="preserve"> Tuple </w:t>
+      </w:r>
+      <w:proofErr w:type="spellStart"/>
+      <w:r>
+        <w:rPr>
+          <w:rFonts w:ascii="Times New Roman" w:eastAsia="Times New Roman" w:hAnsi="Times New Roman" w:cs="Times New Roman"/>
+          <w:sz w:val="24"/>
+          <w:szCs w:val="24"/>
+        </w:rPr>
+        <w:t>jaisa</w:t>
+      </w:r>
+      <w:proofErr w:type="spellEnd"/>
+      <w:r>
+        <w:rPr>
+          <w:rFonts w:ascii="Times New Roman" w:eastAsia="Times New Roman" w:hAnsi="Times New Roman" w:cs="Times New Roman"/>
+          <w:sz w:val="24"/>
+          <w:szCs w:val="24"/>
+        </w:rPr>
+        <w:t xml:space="preserve"> concept.</w:t>
       </w:r>
     </w:p>
     <w:p>
@@ -1235,7 +1647,32 @@
           <w:sz w:val="48"/>
           <w:szCs w:val="48"/>
         </w:rPr>
-        <w:t>AI mein use</w:t>
+        <w:lastRenderedPageBreak/>
+        <w:t xml:space="preserve">AI </w:t>
+      </w:r>
+      <w:proofErr w:type="spellStart"/>
+      <w:r>
+        <w:rPr>
+          <w:rFonts w:ascii="Times New Roman" w:eastAsia="Times New Roman" w:hAnsi="Times New Roman" w:cs="Times New Roman"/>
+          <w:b/>
+          <w:bCs/>
+          <w:kern w:val="36"/>
+          <w:sz w:val="48"/>
+          <w:szCs w:val="48"/>
+        </w:rPr>
+        <w:t>mein</w:t>
+      </w:r>
+      <w:proofErr w:type="spellEnd"/>
+      <w:r>
+        <w:rPr>
+          <w:rFonts w:ascii="Times New Roman" w:eastAsia="Times New Roman" w:hAnsi="Times New Roman" w:cs="Times New Roman"/>
+          <w:b/>
+          <w:bCs/>
+          <w:kern w:val="36"/>
+          <w:sz w:val="48"/>
+          <w:szCs w:val="48"/>
+        </w:rPr>
+        <w:t xml:space="preserve"> use</w:t>
       </w:r>
     </w:p>
     <w:p>
@@ -1307,61 +1744,197 @@
           <w:sz w:val="20"/>
           <w:szCs w:val="20"/>
         </w:rPr>
-        <w:t>size=(1920,1080)</w:t>
-      </w:r>
-    </w:p>
-    <w:p>
-      <w:pPr>
-        <w:spacing w:before="100" w:beforeAutospacing="1" w:after="100" w:afterAutospacing="1" w:line="240" w:lineRule="auto"/>
-        <w:rPr>
-          <w:rFonts w:ascii="Times New Roman" w:eastAsia="Times New Roman" w:hAnsi="Times New Roman" w:cs="Times New Roman"/>
-          <w:sz w:val="24"/>
-          <w:szCs w:val="24"/>
-        </w:rPr>
-      </w:pPr>
-      <w:r>
-        <w:rPr>
-          <w:rFonts w:ascii="Times New Roman" w:eastAsia="Times New Roman" w:hAnsi="Times New Roman" w:cs="Times New Roman"/>
-          <w:sz w:val="24"/>
-          <w:szCs w:val="24"/>
-        </w:rPr>
-        <w:t>Ye width aur height hai.</w:t>
-      </w:r>
-    </w:p>
-    <w:p>
-      <w:pPr>
-        <w:spacing w:before="100" w:beforeAutospacing="1" w:after="100" w:afterAutospacing="1" w:line="240" w:lineRule="auto"/>
-        <w:rPr>
-          <w:rFonts w:ascii="Times New Roman" w:eastAsia="Times New Roman" w:hAnsi="Times New Roman" w:cs="Times New Roman"/>
-          <w:sz w:val="24"/>
-          <w:szCs w:val="24"/>
-        </w:rPr>
-      </w:pPr>
-      <w:r>
-        <w:rPr>
-          <w:rFonts w:ascii="Times New Roman" w:eastAsia="Times New Roman" w:hAnsi="Times New Roman" w:cs="Times New Roman"/>
-          <w:sz w:val="24"/>
-          <w:szCs w:val="24"/>
-        </w:rPr>
-        <w:t>Isko koi accidentally change na kare.</w:t>
-      </w:r>
-    </w:p>
-    <w:p>
-      <w:pPr>
-        <w:spacing w:before="100" w:beforeAutospacing="1" w:after="100" w:afterAutospacing="1" w:line="240" w:lineRule="auto"/>
-        <w:rPr>
-          <w:rFonts w:ascii="Times New Roman" w:eastAsia="Times New Roman" w:hAnsi="Times New Roman" w:cs="Times New Roman"/>
-          <w:sz w:val="24"/>
-          <w:szCs w:val="24"/>
-        </w:rPr>
-      </w:pPr>
-      <w:r>
-        <w:rPr>
-          <w:rFonts w:ascii="Times New Roman" w:eastAsia="Times New Roman" w:hAnsi="Times New Roman" w:cs="Times New Roman"/>
-          <w:sz w:val="24"/>
-          <w:szCs w:val="24"/>
-        </w:rPr>
-        <w:t>Tuple use karte hain.</w:t>
+        <w:t>size</w:t>
+      </w:r>
+      <w:proofErr w:type="gramStart"/>
+      <w:r>
+        <w:rPr>
+          <w:rFonts w:ascii="Courier New" w:eastAsia="Times New Roman" w:hAnsi="Courier New" w:cs="Courier New"/>
+          <w:sz w:val="20"/>
+          <w:szCs w:val="20"/>
+        </w:rPr>
+        <w:t>=(</w:t>
+      </w:r>
+      <w:proofErr w:type="gramEnd"/>
+      <w:r>
+        <w:rPr>
+          <w:rFonts w:ascii="Courier New" w:eastAsia="Times New Roman" w:hAnsi="Courier New" w:cs="Courier New"/>
+          <w:sz w:val="20"/>
+          <w:szCs w:val="20"/>
+        </w:rPr>
+        <w:t>1920,1080)</w:t>
+      </w:r>
+    </w:p>
+    <w:p>
+      <w:pPr>
+        <w:spacing w:before="100" w:beforeAutospacing="1" w:after="100" w:afterAutospacing="1" w:line="240" w:lineRule="auto"/>
+        <w:rPr>
+          <w:rFonts w:ascii="Times New Roman" w:eastAsia="Times New Roman" w:hAnsi="Times New Roman" w:cs="Times New Roman"/>
+          <w:sz w:val="24"/>
+          <w:szCs w:val="24"/>
+        </w:rPr>
+      </w:pPr>
+      <w:r>
+        <w:rPr>
+          <w:rFonts w:ascii="Times New Roman" w:eastAsia="Times New Roman" w:hAnsi="Times New Roman" w:cs="Times New Roman"/>
+          <w:sz w:val="24"/>
+          <w:szCs w:val="24"/>
+        </w:rPr>
+        <w:t xml:space="preserve">Ye width </w:t>
+      </w:r>
+      <w:proofErr w:type="spellStart"/>
+      <w:r>
+        <w:rPr>
+          <w:rFonts w:ascii="Times New Roman" w:eastAsia="Times New Roman" w:hAnsi="Times New Roman" w:cs="Times New Roman"/>
+          <w:sz w:val="24"/>
+          <w:szCs w:val="24"/>
+        </w:rPr>
+        <w:t>aur</w:t>
+      </w:r>
+      <w:proofErr w:type="spellEnd"/>
+      <w:r>
+        <w:rPr>
+          <w:rFonts w:ascii="Times New Roman" w:eastAsia="Times New Roman" w:hAnsi="Times New Roman" w:cs="Times New Roman"/>
+          <w:sz w:val="24"/>
+          <w:szCs w:val="24"/>
+        </w:rPr>
+        <w:t xml:space="preserve"> height </w:t>
+      </w:r>
+      <w:proofErr w:type="spellStart"/>
+      <w:r>
+        <w:rPr>
+          <w:rFonts w:ascii="Times New Roman" w:eastAsia="Times New Roman" w:hAnsi="Times New Roman" w:cs="Times New Roman"/>
+          <w:sz w:val="24"/>
+          <w:szCs w:val="24"/>
+        </w:rPr>
+        <w:t>hai</w:t>
+      </w:r>
+      <w:proofErr w:type="spellEnd"/>
+      <w:r>
+        <w:rPr>
+          <w:rFonts w:ascii="Times New Roman" w:eastAsia="Times New Roman" w:hAnsi="Times New Roman" w:cs="Times New Roman"/>
+          <w:sz w:val="24"/>
+          <w:szCs w:val="24"/>
+        </w:rPr>
+        <w:t>.</w:t>
+      </w:r>
+    </w:p>
+    <w:p>
+      <w:pPr>
+        <w:spacing w:before="100" w:beforeAutospacing="1" w:after="100" w:afterAutospacing="1" w:line="240" w:lineRule="auto"/>
+        <w:rPr>
+          <w:rFonts w:ascii="Times New Roman" w:eastAsia="Times New Roman" w:hAnsi="Times New Roman" w:cs="Times New Roman"/>
+          <w:sz w:val="24"/>
+          <w:szCs w:val="24"/>
+        </w:rPr>
+      </w:pPr>
+      <w:proofErr w:type="spellStart"/>
+      <w:r>
+        <w:rPr>
+          <w:rFonts w:ascii="Times New Roman" w:eastAsia="Times New Roman" w:hAnsi="Times New Roman" w:cs="Times New Roman"/>
+          <w:sz w:val="24"/>
+          <w:szCs w:val="24"/>
+        </w:rPr>
+        <w:t>Isko</w:t>
+      </w:r>
+      <w:proofErr w:type="spellEnd"/>
+      <w:r>
+        <w:rPr>
+          <w:rFonts w:ascii="Times New Roman" w:eastAsia="Times New Roman" w:hAnsi="Times New Roman" w:cs="Times New Roman"/>
+          <w:sz w:val="24"/>
+          <w:szCs w:val="24"/>
+        </w:rPr>
+        <w:t xml:space="preserve"> koi accidentally change </w:t>
+      </w:r>
+      <w:proofErr w:type="spellStart"/>
+      <w:r>
+        <w:rPr>
+          <w:rFonts w:ascii="Times New Roman" w:eastAsia="Times New Roman" w:hAnsi="Times New Roman" w:cs="Times New Roman"/>
+          <w:sz w:val="24"/>
+          <w:szCs w:val="24"/>
+        </w:rPr>
+        <w:t>na</w:t>
+      </w:r>
+      <w:proofErr w:type="spellEnd"/>
+      <w:r>
+        <w:rPr>
+          <w:rFonts w:ascii="Times New Roman" w:eastAsia="Times New Roman" w:hAnsi="Times New Roman" w:cs="Times New Roman"/>
+          <w:sz w:val="24"/>
+          <w:szCs w:val="24"/>
+        </w:rPr>
+        <w:t xml:space="preserve"> </w:t>
+      </w:r>
+      <w:proofErr w:type="spellStart"/>
+      <w:r>
+        <w:rPr>
+          <w:rFonts w:ascii="Times New Roman" w:eastAsia="Times New Roman" w:hAnsi="Times New Roman" w:cs="Times New Roman"/>
+          <w:sz w:val="24"/>
+          <w:szCs w:val="24"/>
+        </w:rPr>
+        <w:t>kare</w:t>
+      </w:r>
+      <w:proofErr w:type="spellEnd"/>
+      <w:r>
+        <w:rPr>
+          <w:rFonts w:ascii="Times New Roman" w:eastAsia="Times New Roman" w:hAnsi="Times New Roman" w:cs="Times New Roman"/>
+          <w:sz w:val="24"/>
+          <w:szCs w:val="24"/>
+        </w:rPr>
+        <w:t>.</w:t>
+      </w:r>
+    </w:p>
+    <w:p>
+      <w:pPr>
+        <w:spacing w:before="100" w:beforeAutospacing="1" w:after="100" w:afterAutospacing="1" w:line="240" w:lineRule="auto"/>
+        <w:rPr>
+          <w:rFonts w:ascii="Times New Roman" w:eastAsia="Times New Roman" w:hAnsi="Times New Roman" w:cs="Times New Roman"/>
+          <w:sz w:val="24"/>
+          <w:szCs w:val="24"/>
+        </w:rPr>
+      </w:pPr>
+      <w:r>
+        <w:rPr>
+          <w:rFonts w:ascii="Times New Roman" w:eastAsia="Times New Roman" w:hAnsi="Times New Roman" w:cs="Times New Roman"/>
+          <w:sz w:val="24"/>
+          <w:szCs w:val="24"/>
+        </w:rPr>
+        <w:t xml:space="preserve">Tuple use </w:t>
+      </w:r>
+      <w:proofErr w:type="spellStart"/>
+      <w:r>
+        <w:rPr>
+          <w:rFonts w:ascii="Times New Roman" w:eastAsia="Times New Roman" w:hAnsi="Times New Roman" w:cs="Times New Roman"/>
+          <w:sz w:val="24"/>
+          <w:szCs w:val="24"/>
+        </w:rPr>
+        <w:t>karte</w:t>
+      </w:r>
+      <w:proofErr w:type="spellEnd"/>
+      <w:r>
+        <w:rPr>
+          <w:rFonts w:ascii="Times New Roman" w:eastAsia="Times New Roman" w:hAnsi="Times New Roman" w:cs="Times New Roman"/>
+          <w:sz w:val="24"/>
+          <w:szCs w:val="24"/>
+        </w:rPr>
+        <w:t xml:space="preserve"> </w:t>
+      </w:r>
+      <w:proofErr w:type="spellStart"/>
+      <w:r>
+        <w:rPr>
+          <w:rFonts w:ascii="Times New Roman" w:eastAsia="Times New Roman" w:hAnsi="Times New Roman" w:cs="Times New Roman"/>
+          <w:sz w:val="24"/>
+          <w:szCs w:val="24"/>
+        </w:rPr>
+        <w:t>hain</w:t>
+      </w:r>
+      <w:proofErr w:type="spellEnd"/>
+      <w:r>
+        <w:rPr>
+          <w:rFonts w:ascii="Times New Roman" w:eastAsia="Times New Roman" w:hAnsi="Times New Roman" w:cs="Times New Roman"/>
+          <w:sz w:val="24"/>
+          <w:szCs w:val="24"/>
+        </w:rPr>
+        <w:t>.</w:t>
       </w:r>
     </w:p>
     <w:p>
@@ -1442,7 +2015,43 @@
           <w:sz w:val="24"/>
           <w:szCs w:val="24"/>
         </w:rPr>
-        <w:t>Ye List hai ya Tuple?</w:t>
+        <w:t xml:space="preserve">Ye List </w:t>
+      </w:r>
+      <w:proofErr w:type="spellStart"/>
+      <w:r>
+        <w:rPr>
+          <w:rFonts w:ascii="Times New Roman" w:eastAsia="Times New Roman" w:hAnsi="Times New Roman" w:cs="Times New Roman"/>
+          <w:sz w:val="24"/>
+          <w:szCs w:val="24"/>
+        </w:rPr>
+        <w:t>hai</w:t>
+      </w:r>
+      <w:proofErr w:type="spellEnd"/>
+      <w:r>
+        <w:rPr>
+          <w:rFonts w:ascii="Times New Roman" w:eastAsia="Times New Roman" w:hAnsi="Times New Roman" w:cs="Times New Roman"/>
+          <w:sz w:val="24"/>
+          <w:szCs w:val="24"/>
+        </w:rPr>
+        <w:t xml:space="preserve"> </w:t>
+      </w:r>
+      <w:proofErr w:type="spellStart"/>
+      <w:r>
+        <w:rPr>
+          <w:rFonts w:ascii="Times New Roman" w:eastAsia="Times New Roman" w:hAnsi="Times New Roman" w:cs="Times New Roman"/>
+          <w:sz w:val="24"/>
+          <w:szCs w:val="24"/>
+        </w:rPr>
+        <w:t>ya</w:t>
+      </w:r>
+      <w:proofErr w:type="spellEnd"/>
+      <w:r>
+        <w:rPr>
+          <w:rFonts w:ascii="Times New Roman" w:eastAsia="Times New Roman" w:hAnsi="Times New Roman" w:cs="Times New Roman"/>
+          <w:sz w:val="24"/>
+          <w:szCs w:val="24"/>
+        </w:rPr>
+        <w:t xml:space="preserve"> Tuple?</w:t>
       </w:r>
     </w:p>
     <w:p>
@@ -1586,6 +2195,7 @@
           <w:szCs w:val="48"/>
         </w:rPr>
       </w:pPr>
+      <w:proofErr w:type="spellStart"/>
       <w:r>
         <w:rPr>
           <w:rFonts w:ascii="Times New Roman" w:eastAsia="Times New Roman" w:hAnsi="Times New Roman" w:cs="Times New Roman"/>
@@ -1595,7 +2205,19 @@
           <w:sz w:val="48"/>
           <w:szCs w:val="48"/>
         </w:rPr>
-        <w:t>Aur ye?</w:t>
+        <w:t>Aur</w:t>
+      </w:r>
+      <w:proofErr w:type="spellEnd"/>
+      <w:r>
+        <w:rPr>
+          <w:rFonts w:ascii="Times New Roman" w:eastAsia="Times New Roman" w:hAnsi="Times New Roman" w:cs="Times New Roman"/>
+          <w:b/>
+          <w:bCs/>
+          <w:kern w:val="36"/>
+          <w:sz w:val="48"/>
+          <w:szCs w:val="48"/>
+        </w:rPr>
+        <w:t xml:space="preserve"> ye?</w:t>
       </w:r>
     </w:p>
     <w:p>
@@ -1667,43 +2289,43 @@
           <w:sz w:val="24"/>
           <w:szCs w:val="24"/>
         </w:rPr>
+        <w:t>List</w:t>
+      </w:r>
+    </w:p>
+    <w:p>
+      <w:pPr>
+        <w:spacing w:before="100" w:beforeAutospacing="1" w:after="100" w:afterAutospacing="1" w:line="240" w:lineRule="auto"/>
+        <w:rPr>
+          <w:rFonts w:ascii="Times New Roman" w:eastAsia="Times New Roman" w:hAnsi="Times New Roman" w:cs="Times New Roman"/>
+          <w:sz w:val="24"/>
+          <w:szCs w:val="24"/>
+        </w:rPr>
+      </w:pPr>
+      <w:r>
+        <w:rPr>
+          <w:rFonts w:ascii="Times New Roman" w:eastAsia="Times New Roman" w:hAnsi="Times New Roman" w:cs="Times New Roman"/>
+          <w:sz w:val="24"/>
+          <w:szCs w:val="24"/>
+        </w:rPr>
+        <w:t>B)</w:t>
+      </w:r>
+    </w:p>
+    <w:p>
+      <w:pPr>
+        <w:spacing w:before="100" w:beforeAutospacing="1" w:after="100" w:afterAutospacing="1" w:line="240" w:lineRule="auto"/>
+        <w:rPr>
+          <w:rFonts w:ascii="Times New Roman" w:eastAsia="Times New Roman" w:hAnsi="Times New Roman" w:cs="Times New Roman"/>
+          <w:sz w:val="24"/>
+          <w:szCs w:val="24"/>
+        </w:rPr>
+      </w:pPr>
+      <w:r>
+        <w:rPr>
+          <w:rFonts w:ascii="Times New Roman" w:eastAsia="Times New Roman" w:hAnsi="Times New Roman" w:cs="Times New Roman"/>
+          <w:sz w:val="24"/>
+          <w:szCs w:val="24"/>
+        </w:rPr>
         <w:lastRenderedPageBreak/>
-        <w:t>List</w:t>
-      </w:r>
-    </w:p>
-    <w:p>
-      <w:pPr>
-        <w:spacing w:before="100" w:beforeAutospacing="1" w:after="100" w:afterAutospacing="1" w:line="240" w:lineRule="auto"/>
-        <w:rPr>
-          <w:rFonts w:ascii="Times New Roman" w:eastAsia="Times New Roman" w:hAnsi="Times New Roman" w:cs="Times New Roman"/>
-          <w:sz w:val="24"/>
-          <w:szCs w:val="24"/>
-        </w:rPr>
-      </w:pPr>
-      <w:r>
-        <w:rPr>
-          <w:rFonts w:ascii="Times New Roman" w:eastAsia="Times New Roman" w:hAnsi="Times New Roman" w:cs="Times New Roman"/>
-          <w:sz w:val="24"/>
-          <w:szCs w:val="24"/>
-        </w:rPr>
-        <w:t>B)</w:t>
-      </w:r>
-    </w:p>
-    <w:p>
-      <w:pPr>
-        <w:spacing w:before="100" w:beforeAutospacing="1" w:after="100" w:afterAutospacing="1" w:line="240" w:lineRule="auto"/>
-        <w:rPr>
-          <w:rFonts w:ascii="Times New Roman" w:eastAsia="Times New Roman" w:hAnsi="Times New Roman" w:cs="Times New Roman"/>
-          <w:sz w:val="24"/>
-          <w:szCs w:val="24"/>
-        </w:rPr>
-      </w:pPr>
-      <w:r>
-        <w:rPr>
-          <w:rFonts w:ascii="Times New Roman" w:eastAsia="Times New Roman" w:hAnsi="Times New Roman" w:cs="Times New Roman"/>
-          <w:sz w:val="24"/>
-          <w:szCs w:val="24"/>
-        </w:rPr>
         <w:t>Tuple</w:t>
       </w:r>
     </w:p>
@@ -1767,7 +2389,43 @@
           <w:sz w:val="24"/>
           <w:szCs w:val="24"/>
         </w:rPr>
-        <w:t>Tuple change ho sakta hai?</w:t>
+        <w:t xml:space="preserve">Tuple change ho </w:t>
+      </w:r>
+      <w:proofErr w:type="spellStart"/>
+      <w:r>
+        <w:rPr>
+          <w:rFonts w:ascii="Times New Roman" w:eastAsia="Times New Roman" w:hAnsi="Times New Roman" w:cs="Times New Roman"/>
+          <w:sz w:val="24"/>
+          <w:szCs w:val="24"/>
+        </w:rPr>
+        <w:t>sakta</w:t>
+      </w:r>
+      <w:proofErr w:type="spellEnd"/>
+      <w:r>
+        <w:rPr>
+          <w:rFonts w:ascii="Times New Roman" w:eastAsia="Times New Roman" w:hAnsi="Times New Roman" w:cs="Times New Roman"/>
+          <w:sz w:val="24"/>
+          <w:szCs w:val="24"/>
+        </w:rPr>
+        <w:t xml:space="preserve"> </w:t>
+      </w:r>
+      <w:proofErr w:type="spellStart"/>
+      <w:r>
+        <w:rPr>
+          <w:rFonts w:ascii="Times New Roman" w:eastAsia="Times New Roman" w:hAnsi="Times New Roman" w:cs="Times New Roman"/>
+          <w:sz w:val="24"/>
+          <w:szCs w:val="24"/>
+        </w:rPr>
+        <w:t>hai</w:t>
+      </w:r>
+      <w:proofErr w:type="spellEnd"/>
+      <w:r>
+        <w:rPr>
+          <w:rFonts w:ascii="Times New Roman" w:eastAsia="Times New Roman" w:hAnsi="Times New Roman" w:cs="Times New Roman"/>
+          <w:sz w:val="24"/>
+          <w:szCs w:val="24"/>
+        </w:rPr>
+        <w:t>?</w:t>
       </w:r>
     </w:p>
     <w:p>
@@ -1897,13 +2555,95 @@
           <w:szCs w:val="24"/>
         </w:rPr>
       </w:pPr>
-      <w:r>
-        <w:rPr>
-          <w:rFonts w:ascii="Times New Roman" w:eastAsia="Times New Roman" w:hAnsi="Times New Roman" w:cs="Times New Roman"/>
-          <w:sz w:val="24"/>
-          <w:szCs w:val="24"/>
-        </w:rPr>
-        <w:t xml:space="preserve">Uske baad hum Tuple khatam kar denge aur </w:t>
+      <w:proofErr w:type="spellStart"/>
+      <w:r>
+        <w:rPr>
+          <w:rFonts w:ascii="Times New Roman" w:eastAsia="Times New Roman" w:hAnsi="Times New Roman" w:cs="Times New Roman"/>
+          <w:sz w:val="24"/>
+          <w:szCs w:val="24"/>
+        </w:rPr>
+        <w:t>Uske</w:t>
+      </w:r>
+      <w:proofErr w:type="spellEnd"/>
+      <w:r>
+        <w:rPr>
+          <w:rFonts w:ascii="Times New Roman" w:eastAsia="Times New Roman" w:hAnsi="Times New Roman" w:cs="Times New Roman"/>
+          <w:sz w:val="24"/>
+          <w:szCs w:val="24"/>
+        </w:rPr>
+        <w:t xml:space="preserve"> </w:t>
+      </w:r>
+      <w:proofErr w:type="spellStart"/>
+      <w:r>
+        <w:rPr>
+          <w:rFonts w:ascii="Times New Roman" w:eastAsia="Times New Roman" w:hAnsi="Times New Roman" w:cs="Times New Roman"/>
+          <w:sz w:val="24"/>
+          <w:szCs w:val="24"/>
+        </w:rPr>
+        <w:t>baad</w:t>
+      </w:r>
+      <w:proofErr w:type="spellEnd"/>
+      <w:r>
+        <w:rPr>
+          <w:rFonts w:ascii="Times New Roman" w:eastAsia="Times New Roman" w:hAnsi="Times New Roman" w:cs="Times New Roman"/>
+          <w:sz w:val="24"/>
+          <w:szCs w:val="24"/>
+        </w:rPr>
+        <w:t xml:space="preserve"> hum Tuple khatam </w:t>
+      </w:r>
+      <w:proofErr w:type="spellStart"/>
+      <w:r>
+        <w:rPr>
+          <w:rFonts w:ascii="Times New Roman" w:eastAsia="Times New Roman" w:hAnsi="Times New Roman" w:cs="Times New Roman"/>
+          <w:sz w:val="24"/>
+          <w:szCs w:val="24"/>
+        </w:rPr>
+        <w:t>kar</w:t>
+      </w:r>
+      <w:proofErr w:type="spellEnd"/>
+      <w:r>
+        <w:rPr>
+          <w:rFonts w:ascii="Times New Roman" w:eastAsia="Times New Roman" w:hAnsi="Times New Roman" w:cs="Times New Roman"/>
+          <w:sz w:val="24"/>
+          <w:szCs w:val="24"/>
+        </w:rPr>
+        <w:t xml:space="preserve"> </w:t>
+      </w:r>
+      <w:proofErr w:type="spellStart"/>
+      <w:r>
+        <w:rPr>
+          <w:rFonts w:ascii="Times New Roman" w:eastAsia="Times New Roman" w:hAnsi="Times New Roman" w:cs="Times New Roman"/>
+          <w:sz w:val="24"/>
+          <w:szCs w:val="24"/>
+        </w:rPr>
+        <w:t>denge</w:t>
+      </w:r>
+      <w:proofErr w:type="spellEnd"/>
+      <w:r>
+        <w:rPr>
+          <w:rFonts w:ascii="Times New Roman" w:eastAsia="Times New Roman" w:hAnsi="Times New Roman" w:cs="Times New Roman"/>
+          <w:sz w:val="24"/>
+          <w:szCs w:val="24"/>
+        </w:rPr>
+        <w:t xml:space="preserve"> </w:t>
+      </w:r>
+      <w:proofErr w:type="spellStart"/>
+      <w:r>
+        <w:rPr>
+          <w:rFonts w:ascii="Times New Roman" w:eastAsia="Times New Roman" w:hAnsi="Times New Roman" w:cs="Times New Roman"/>
+          <w:sz w:val="24"/>
+          <w:szCs w:val="24"/>
+        </w:rPr>
+        <w:t>aur</w:t>
+      </w:r>
+      <w:proofErr w:type="spellEnd"/>
+      <w:r>
+        <w:rPr>
+          <w:rFonts w:ascii="Times New Roman" w:eastAsia="Times New Roman" w:hAnsi="Times New Roman" w:cs="Times New Roman"/>
+          <w:sz w:val="24"/>
+          <w:szCs w:val="24"/>
+        </w:rPr>
+        <w:t xml:space="preserve"> </w:t>
       </w:r>
       <w:r>
         <w:rPr>
@@ -1921,25 +2661,71 @@
           <w:sz w:val="24"/>
           <w:szCs w:val="24"/>
         </w:rPr>
-        <w:t xml:space="preserve"> par chale jayenge.</w:t>
-      </w:r>
-    </w:p>
-    <w:p>
-      <w:pPr>
-        <w:spacing w:before="100" w:beforeAutospacing="1" w:after="100" w:afterAutospacing="1" w:line="240" w:lineRule="auto"/>
-        <w:rPr>
-          <w:rFonts w:ascii="Times New Roman" w:eastAsia="Times New Roman" w:hAnsi="Times New Roman" w:cs="Times New Roman"/>
-          <w:sz w:val="24"/>
-          <w:szCs w:val="24"/>
-        </w:rPr>
-      </w:pPr>
-      <w:r>
-        <w:rPr>
-          <w:rFonts w:ascii="Times New Roman" w:eastAsia="Times New Roman" w:hAnsi="Times New Roman" w:cs="Times New Roman"/>
-          <w:sz w:val="24"/>
-          <w:szCs w:val="24"/>
-        </w:rPr>
-        <w:t xml:space="preserve">Dekha? </w:t>
+        <w:t xml:space="preserve"> par </w:t>
+      </w:r>
+      <w:proofErr w:type="spellStart"/>
+      <w:r>
+        <w:rPr>
+          <w:rFonts w:ascii="Times New Roman" w:eastAsia="Times New Roman" w:hAnsi="Times New Roman" w:cs="Times New Roman"/>
+          <w:sz w:val="24"/>
+          <w:szCs w:val="24"/>
+        </w:rPr>
+        <w:t>chale</w:t>
+      </w:r>
+      <w:proofErr w:type="spellEnd"/>
+      <w:r>
+        <w:rPr>
+          <w:rFonts w:ascii="Times New Roman" w:eastAsia="Times New Roman" w:hAnsi="Times New Roman" w:cs="Times New Roman"/>
+          <w:sz w:val="24"/>
+          <w:szCs w:val="24"/>
+        </w:rPr>
+        <w:t xml:space="preserve"> </w:t>
+      </w:r>
+      <w:proofErr w:type="spellStart"/>
+      <w:r>
+        <w:rPr>
+          <w:rFonts w:ascii="Times New Roman" w:eastAsia="Times New Roman" w:hAnsi="Times New Roman" w:cs="Times New Roman"/>
+          <w:sz w:val="24"/>
+          <w:szCs w:val="24"/>
+        </w:rPr>
+        <w:t>jayenge</w:t>
+      </w:r>
+      <w:proofErr w:type="spellEnd"/>
+      <w:r>
+        <w:rPr>
+          <w:rFonts w:ascii="Times New Roman" w:eastAsia="Times New Roman" w:hAnsi="Times New Roman" w:cs="Times New Roman"/>
+          <w:sz w:val="24"/>
+          <w:szCs w:val="24"/>
+        </w:rPr>
+        <w:t>.</w:t>
+      </w:r>
+    </w:p>
+    <w:p>
+      <w:pPr>
+        <w:spacing w:before="100" w:beforeAutospacing="1" w:after="100" w:afterAutospacing="1" w:line="240" w:lineRule="auto"/>
+        <w:rPr>
+          <w:rFonts w:ascii="Times New Roman" w:eastAsia="Times New Roman" w:hAnsi="Times New Roman" w:cs="Times New Roman"/>
+          <w:sz w:val="24"/>
+          <w:szCs w:val="24"/>
+        </w:rPr>
+      </w:pPr>
+      <w:proofErr w:type="spellStart"/>
+      <w:r>
+        <w:rPr>
+          <w:rFonts w:ascii="Times New Roman" w:eastAsia="Times New Roman" w:hAnsi="Times New Roman" w:cs="Times New Roman"/>
+          <w:sz w:val="24"/>
+          <w:szCs w:val="24"/>
+        </w:rPr>
+        <w:t>Dekha</w:t>
+      </w:r>
+      <w:proofErr w:type="spellEnd"/>
+      <w:r>
+        <w:rPr>
+          <w:rFonts w:ascii="Times New Roman" w:eastAsia="Times New Roman" w:hAnsi="Times New Roman" w:cs="Times New Roman"/>
+          <w:sz w:val="24"/>
+          <w:szCs w:val="24"/>
+        </w:rPr>
+        <w:t xml:space="preserve">? </w:t>
       </w:r>
       <w:r>
         <w:rPr>
@@ -1959,31 +2745,123 @@
           <w:szCs w:val="24"/>
         </w:rPr>
       </w:pPr>
-      <w:r>
-        <w:rPr>
-          <w:rFonts w:ascii="Times New Roman" w:eastAsia="Times New Roman" w:hAnsi="Times New Roman" w:cs="Times New Roman"/>
-          <w:sz w:val="24"/>
-          <w:szCs w:val="24"/>
-        </w:rPr>
-        <w:t>Isliye bola tha Fast Track.</w:t>
-      </w:r>
-    </w:p>
-    <w:p>
-      <w:pPr>
-        <w:spacing w:before="100" w:beforeAutospacing="1" w:after="100" w:afterAutospacing="1" w:line="240" w:lineRule="auto"/>
-        <w:rPr>
-          <w:rFonts w:ascii="Times New Roman" w:eastAsia="Times New Roman" w:hAnsi="Times New Roman" w:cs="Times New Roman"/>
-          <w:sz w:val="24"/>
-          <w:szCs w:val="24"/>
-        </w:rPr>
-      </w:pPr>
-      <w:r>
-        <w:rPr>
-          <w:rFonts w:ascii="Times New Roman" w:eastAsia="Times New Roman" w:hAnsi="Times New Roman" w:cs="Times New Roman"/>
-          <w:sz w:val="24"/>
-          <w:szCs w:val="24"/>
-        </w:rPr>
-        <w:t>Isme hum unnecessary depth mein nahi jayenge.</w:t>
+      <w:proofErr w:type="spellStart"/>
+      <w:r>
+        <w:rPr>
+          <w:rFonts w:ascii="Times New Roman" w:eastAsia="Times New Roman" w:hAnsi="Times New Roman" w:cs="Times New Roman"/>
+          <w:sz w:val="24"/>
+          <w:szCs w:val="24"/>
+        </w:rPr>
+        <w:t>Isliye</w:t>
+      </w:r>
+      <w:proofErr w:type="spellEnd"/>
+      <w:r>
+        <w:rPr>
+          <w:rFonts w:ascii="Times New Roman" w:eastAsia="Times New Roman" w:hAnsi="Times New Roman" w:cs="Times New Roman"/>
+          <w:sz w:val="24"/>
+          <w:szCs w:val="24"/>
+        </w:rPr>
+        <w:t xml:space="preserve"> bola </w:t>
+      </w:r>
+      <w:proofErr w:type="spellStart"/>
+      <w:r>
+        <w:rPr>
+          <w:rFonts w:ascii="Times New Roman" w:eastAsia="Times New Roman" w:hAnsi="Times New Roman" w:cs="Times New Roman"/>
+          <w:sz w:val="24"/>
+          <w:szCs w:val="24"/>
+        </w:rPr>
+        <w:t>tha</w:t>
+      </w:r>
+      <w:proofErr w:type="spellEnd"/>
+      <w:r>
+        <w:rPr>
+          <w:rFonts w:ascii="Times New Roman" w:eastAsia="Times New Roman" w:hAnsi="Times New Roman" w:cs="Times New Roman"/>
+          <w:sz w:val="24"/>
+          <w:szCs w:val="24"/>
+        </w:rPr>
+        <w:t xml:space="preserve"> Fast Track.</w:t>
+      </w:r>
+    </w:p>
+    <w:p>
+      <w:pPr>
+        <w:spacing w:before="100" w:beforeAutospacing="1" w:after="100" w:afterAutospacing="1" w:line="240" w:lineRule="auto"/>
+        <w:rPr>
+          <w:rFonts w:ascii="Times New Roman" w:eastAsia="Times New Roman" w:hAnsi="Times New Roman" w:cs="Times New Roman"/>
+          <w:sz w:val="24"/>
+          <w:szCs w:val="24"/>
+        </w:rPr>
+      </w:pPr>
+      <w:proofErr w:type="spellStart"/>
+      <w:r>
+        <w:rPr>
+          <w:rFonts w:ascii="Times New Roman" w:eastAsia="Times New Roman" w:hAnsi="Times New Roman" w:cs="Times New Roman"/>
+          <w:sz w:val="24"/>
+          <w:szCs w:val="24"/>
+        </w:rPr>
+        <w:t>Isme</w:t>
+      </w:r>
+      <w:proofErr w:type="spellEnd"/>
+      <w:r>
+        <w:rPr>
+          <w:rFonts w:ascii="Times New Roman" w:eastAsia="Times New Roman" w:hAnsi="Times New Roman" w:cs="Times New Roman"/>
+          <w:sz w:val="24"/>
+          <w:szCs w:val="24"/>
+        </w:rPr>
+        <w:t xml:space="preserve"> hum unnecessary depth </w:t>
+      </w:r>
+      <w:proofErr w:type="spellStart"/>
+      <w:r>
+        <w:rPr>
+          <w:rFonts w:ascii="Times New Roman" w:eastAsia="Times New Roman" w:hAnsi="Times New Roman" w:cs="Times New Roman"/>
+          <w:sz w:val="24"/>
+          <w:szCs w:val="24"/>
+        </w:rPr>
+        <w:t>mein</w:t>
+      </w:r>
+      <w:proofErr w:type="spellEnd"/>
+      <w:r>
+        <w:rPr>
+          <w:rFonts w:ascii="Times New Roman" w:eastAsia="Times New Roman" w:hAnsi="Times New Roman" w:cs="Times New Roman"/>
+          <w:sz w:val="24"/>
+          <w:szCs w:val="24"/>
+        </w:rPr>
+        <w:t xml:space="preserve"> </w:t>
+      </w:r>
+      <w:proofErr w:type="spellStart"/>
+      <w:r>
+        <w:rPr>
+          <w:rFonts w:ascii="Times New Roman" w:eastAsia="Times New Roman" w:hAnsi="Times New Roman" w:cs="Times New Roman"/>
+          <w:sz w:val="24"/>
+          <w:szCs w:val="24"/>
+        </w:rPr>
+        <w:t>nahi</w:t>
+      </w:r>
+      <w:proofErr w:type="spellEnd"/>
+      <w:r>
+        <w:rPr>
+          <w:rFonts w:ascii="Times New Roman" w:eastAsia="Times New Roman" w:hAnsi="Times New Roman" w:cs="Times New Roman"/>
+          <w:sz w:val="24"/>
+          <w:szCs w:val="24"/>
+        </w:rPr>
+        <w:t xml:space="preserve"> </w:t>
+      </w:r>
+      <w:proofErr w:type="spellStart"/>
+      <w:r>
+        <w:rPr>
+          <w:rFonts w:ascii="Times New Roman" w:eastAsia="Times New Roman" w:hAnsi="Times New Roman" w:cs="Times New Roman"/>
+          <w:sz w:val="24"/>
+          <w:szCs w:val="24"/>
+        </w:rPr>
+        <w:t>jayenge</w:t>
+      </w:r>
+      <w:proofErr w:type="spellEnd"/>
+      <w:r>
+        <w:rPr>
+          <w:rFonts w:ascii="Times New Roman" w:eastAsia="Times New Roman" w:hAnsi="Times New Roman" w:cs="Times New Roman"/>
+          <w:sz w:val="24"/>
+          <w:szCs w:val="24"/>
+        </w:rPr>
+        <w:t>.</w:t>
       </w:r>
     </w:p>
     <w:p>
@@ -2063,7 +2941,29 @@
           <w:sz w:val="24"/>
           <w:szCs w:val="24"/>
         </w:rPr>
-        <w:t>2 answers correct, 1 galat.</w:t>
+        <w:t xml:space="preserve">2 answers correct, 1 </w:t>
+      </w:r>
+      <w:proofErr w:type="spellStart"/>
+      <w:r>
+        <w:rPr>
+          <w:rFonts w:ascii="Times New Roman" w:eastAsia="Times New Roman" w:hAnsi="Times New Roman" w:cs="Times New Roman"/>
+          <w:b/>
+          <w:bCs/>
+          <w:sz w:val="24"/>
+          <w:szCs w:val="24"/>
+        </w:rPr>
+        <w:t>galat</w:t>
+      </w:r>
+      <w:proofErr w:type="spellEnd"/>
+      <w:r>
+        <w:rPr>
+          <w:rFonts w:ascii="Times New Roman" w:eastAsia="Times New Roman" w:hAnsi="Times New Roman" w:cs="Times New Roman"/>
+          <w:b/>
+          <w:bCs/>
+          <w:sz w:val="24"/>
+          <w:szCs w:val="24"/>
+        </w:rPr>
+        <w:t>.</w:t>
       </w:r>
     </w:p>
     <w:p>
@@ -2154,13 +3054,59 @@
           <w:szCs w:val="24"/>
         </w:rPr>
       </w:pPr>
-      <w:r>
-        <w:rPr>
-          <w:rFonts w:ascii="Times New Roman" w:eastAsia="Times New Roman" w:hAnsi="Times New Roman" w:cs="Times New Roman"/>
-          <w:sz w:val="24"/>
-          <w:szCs w:val="24"/>
-        </w:rPr>
-        <w:t>Tumne jawab diya:</w:t>
+      <w:proofErr w:type="spellStart"/>
+      <w:r>
+        <w:rPr>
+          <w:rFonts w:ascii="Times New Roman" w:eastAsia="Times New Roman" w:hAnsi="Times New Roman" w:cs="Times New Roman"/>
+          <w:sz w:val="24"/>
+          <w:szCs w:val="24"/>
+        </w:rPr>
+        <w:t>Tumne</w:t>
+      </w:r>
+      <w:proofErr w:type="spellEnd"/>
+      <w:r>
+        <w:rPr>
+          <w:rFonts w:ascii="Times New Roman" w:eastAsia="Times New Roman" w:hAnsi="Times New Roman" w:cs="Times New Roman"/>
+          <w:sz w:val="24"/>
+          <w:szCs w:val="24"/>
+        </w:rPr>
+        <w:t xml:space="preserve"> </w:t>
+      </w:r>
+      <w:proofErr w:type="spellStart"/>
+      <w:r>
+        <w:rPr>
+          <w:rFonts w:ascii="Times New Roman" w:eastAsia="Times New Roman" w:hAnsi="Times New Roman" w:cs="Times New Roman"/>
+          <w:sz w:val="24"/>
+          <w:szCs w:val="24"/>
+        </w:rPr>
+        <w:t>jawab</w:t>
+      </w:r>
+      <w:proofErr w:type="spellEnd"/>
+      <w:r>
+        <w:rPr>
+          <w:rFonts w:ascii="Times New Roman" w:eastAsia="Times New Roman" w:hAnsi="Times New Roman" w:cs="Times New Roman"/>
+          <w:sz w:val="24"/>
+          <w:szCs w:val="24"/>
+        </w:rPr>
+        <w:t xml:space="preserve"> </w:t>
+      </w:r>
+      <w:proofErr w:type="spellStart"/>
+      <w:r>
+        <w:rPr>
+          <w:rFonts w:ascii="Times New Roman" w:eastAsia="Times New Roman" w:hAnsi="Times New Roman" w:cs="Times New Roman"/>
+          <w:sz w:val="24"/>
+          <w:szCs w:val="24"/>
+        </w:rPr>
+        <w:t>diya</w:t>
+      </w:r>
+      <w:proofErr w:type="spellEnd"/>
+      <w:r>
+        <w:rPr>
+          <w:rFonts w:ascii="Times New Roman" w:eastAsia="Times New Roman" w:hAnsi="Times New Roman" w:cs="Times New Roman"/>
+          <w:sz w:val="24"/>
+          <w:szCs w:val="24"/>
+        </w:rPr>
+        <w:t>:</w:t>
       </w:r>
     </w:p>
     <w:p>
@@ -2180,8 +3126,88 @@
           <w:sz w:val="24"/>
           <w:szCs w:val="24"/>
         </w:rPr>
+        <w:t>A) List</w:t>
+      </w:r>
+    </w:p>
+    <w:p>
+      <w:pPr>
+        <w:spacing w:before="100" w:beforeAutospacing="1" w:after="100" w:afterAutospacing="1" w:line="240" w:lineRule="auto"/>
+        <w:rPr>
+          <w:rFonts w:ascii="Times New Roman" w:eastAsia="Times New Roman" w:hAnsi="Times New Roman" w:cs="Times New Roman"/>
+          <w:sz w:val="24"/>
+          <w:szCs w:val="24"/>
+        </w:rPr>
+      </w:pPr>
+      <w:r>
+        <w:rPr>
+          <w:rFonts w:ascii="Segoe UI Emoji" w:eastAsia="Times New Roman" w:hAnsi="Segoe UI Emoji" w:cs="Segoe UI Emoji"/>
+          <w:sz w:val="24"/>
+          <w:szCs w:val="24"/>
+        </w:rPr>
+        <w:t>❌</w:t>
+      </w:r>
+      <w:r>
+        <w:rPr>
+          <w:rFonts w:ascii="Times New Roman" w:eastAsia="Times New Roman" w:hAnsi="Times New Roman" w:cs="Times New Roman"/>
+          <w:sz w:val="24"/>
+          <w:szCs w:val="24"/>
+        </w:rPr>
+        <w:t xml:space="preserve"> </w:t>
+      </w:r>
+      <w:proofErr w:type="spellStart"/>
+      <w:r>
+        <w:rPr>
+          <w:rFonts w:ascii="Times New Roman" w:eastAsia="Times New Roman" w:hAnsi="Times New Roman" w:cs="Times New Roman"/>
+          <w:sz w:val="24"/>
+          <w:szCs w:val="24"/>
+        </w:rPr>
+        <w:t>Galat</w:t>
+      </w:r>
+      <w:proofErr w:type="spellEnd"/>
+      <w:r>
+        <w:rPr>
+          <w:rFonts w:ascii="Times New Roman" w:eastAsia="Times New Roman" w:hAnsi="Times New Roman" w:cs="Times New Roman"/>
+          <w:sz w:val="24"/>
+          <w:szCs w:val="24"/>
+        </w:rPr>
+        <w:t>.</w:t>
+      </w:r>
+    </w:p>
+    <w:p>
+      <w:pPr>
+        <w:spacing w:before="100" w:beforeAutospacing="1" w:after="100" w:afterAutospacing="1" w:line="240" w:lineRule="auto"/>
+        <w:rPr>
+          <w:rFonts w:ascii="Times New Roman" w:eastAsia="Times New Roman" w:hAnsi="Times New Roman" w:cs="Times New Roman"/>
+          <w:sz w:val="24"/>
+          <w:szCs w:val="24"/>
+        </w:rPr>
+      </w:pPr>
+      <w:r>
+        <w:rPr>
+          <w:rFonts w:ascii="Times New Roman" w:eastAsia="Times New Roman" w:hAnsi="Times New Roman" w:cs="Times New Roman"/>
+          <w:sz w:val="24"/>
+          <w:szCs w:val="24"/>
+        </w:rPr>
         <w:lastRenderedPageBreak/>
-        <w:t>A) List</w:t>
+        <w:t xml:space="preserve">Ye </w:t>
+      </w:r>
+      <w:proofErr w:type="spellStart"/>
+      <w:r>
+        <w:rPr>
+          <w:rFonts w:ascii="Times New Roman" w:eastAsia="Times New Roman" w:hAnsi="Times New Roman" w:cs="Times New Roman"/>
+          <w:sz w:val="24"/>
+          <w:szCs w:val="24"/>
+        </w:rPr>
+        <w:t>hai</w:t>
+      </w:r>
+      <w:proofErr w:type="spellEnd"/>
+      <w:r>
+        <w:rPr>
+          <w:rFonts w:ascii="Times New Roman" w:eastAsia="Times New Roman" w:hAnsi="Times New Roman" w:cs="Times New Roman"/>
+          <w:sz w:val="24"/>
+          <w:szCs w:val="24"/>
+        </w:rPr>
+        <w:t>:</w:t>
       </w:r>
     </w:p>
     <w:p>
@@ -2199,50 +3225,6 @@
           <w:sz w:val="24"/>
           <w:szCs w:val="24"/>
         </w:rPr>
-        <w:t>❌</w:t>
-      </w:r>
-      <w:r>
-        <w:rPr>
-          <w:rFonts w:ascii="Times New Roman" w:eastAsia="Times New Roman" w:hAnsi="Times New Roman" w:cs="Times New Roman"/>
-          <w:sz w:val="24"/>
-          <w:szCs w:val="24"/>
-        </w:rPr>
-        <w:t xml:space="preserve"> Galat.</w:t>
-      </w:r>
-    </w:p>
-    <w:p>
-      <w:pPr>
-        <w:spacing w:before="100" w:beforeAutospacing="1" w:after="100" w:afterAutospacing="1" w:line="240" w:lineRule="auto"/>
-        <w:rPr>
-          <w:rFonts w:ascii="Times New Roman" w:eastAsia="Times New Roman" w:hAnsi="Times New Roman" w:cs="Times New Roman"/>
-          <w:sz w:val="24"/>
-          <w:szCs w:val="24"/>
-        </w:rPr>
-      </w:pPr>
-      <w:r>
-        <w:rPr>
-          <w:rFonts w:ascii="Times New Roman" w:eastAsia="Times New Roman" w:hAnsi="Times New Roman" w:cs="Times New Roman"/>
-          <w:sz w:val="24"/>
-          <w:szCs w:val="24"/>
-        </w:rPr>
-        <w:t>Ye hai:</w:t>
-      </w:r>
-    </w:p>
-    <w:p>
-      <w:pPr>
-        <w:spacing w:before="100" w:beforeAutospacing="1" w:after="100" w:afterAutospacing="1" w:line="240" w:lineRule="auto"/>
-        <w:rPr>
-          <w:rFonts w:ascii="Times New Roman" w:eastAsia="Times New Roman" w:hAnsi="Times New Roman" w:cs="Times New Roman"/>
-          <w:sz w:val="24"/>
-          <w:szCs w:val="24"/>
-        </w:rPr>
-      </w:pPr>
-      <w:r>
-        <w:rPr>
-          <w:rFonts w:ascii="Segoe UI Emoji" w:eastAsia="Times New Roman" w:hAnsi="Segoe UI Emoji" w:cs="Segoe UI Emoji"/>
-          <w:sz w:val="24"/>
-          <w:szCs w:val="24"/>
-        </w:rPr>
         <w:t>✅</w:t>
       </w:r>
       <w:r>
@@ -2273,31 +3255,51 @@
           <w:szCs w:val="24"/>
         </w:rPr>
       </w:pPr>
-      <w:r>
-        <w:rPr>
-          <w:rFonts w:ascii="Times New Roman" w:eastAsia="Times New Roman" w:hAnsi="Times New Roman" w:cs="Times New Roman"/>
-          <w:sz w:val="24"/>
-          <w:szCs w:val="24"/>
-        </w:rPr>
-        <w:t>Kyun?</w:t>
-      </w:r>
-    </w:p>
-    <w:p>
-      <w:pPr>
-        <w:spacing w:before="100" w:beforeAutospacing="1" w:after="100" w:afterAutospacing="1" w:line="240" w:lineRule="auto"/>
-        <w:rPr>
-          <w:rFonts w:ascii="Times New Roman" w:eastAsia="Times New Roman" w:hAnsi="Times New Roman" w:cs="Times New Roman"/>
-          <w:sz w:val="24"/>
-          <w:szCs w:val="24"/>
-        </w:rPr>
-      </w:pPr>
-      <w:r>
-        <w:rPr>
-          <w:rFonts w:ascii="Times New Roman" w:eastAsia="Times New Roman" w:hAnsi="Times New Roman" w:cs="Times New Roman"/>
-          <w:sz w:val="24"/>
-          <w:szCs w:val="24"/>
-        </w:rPr>
-        <w:t xml:space="preserve">Kyunki </w:t>
+      <w:proofErr w:type="spellStart"/>
+      <w:r>
+        <w:rPr>
+          <w:rFonts w:ascii="Times New Roman" w:eastAsia="Times New Roman" w:hAnsi="Times New Roman" w:cs="Times New Roman"/>
+          <w:sz w:val="24"/>
+          <w:szCs w:val="24"/>
+        </w:rPr>
+        <w:t>Kyun</w:t>
+      </w:r>
+      <w:proofErr w:type="spellEnd"/>
+      <w:r>
+        <w:rPr>
+          <w:rFonts w:ascii="Times New Roman" w:eastAsia="Times New Roman" w:hAnsi="Times New Roman" w:cs="Times New Roman"/>
+          <w:sz w:val="24"/>
+          <w:szCs w:val="24"/>
+        </w:rPr>
+        <w:t>?</w:t>
+      </w:r>
+    </w:p>
+    <w:p>
+      <w:pPr>
+        <w:spacing w:before="100" w:beforeAutospacing="1" w:after="100" w:afterAutospacing="1" w:line="240" w:lineRule="auto"/>
+        <w:rPr>
+          <w:rFonts w:ascii="Times New Roman" w:eastAsia="Times New Roman" w:hAnsi="Times New Roman" w:cs="Times New Roman"/>
+          <w:sz w:val="24"/>
+          <w:szCs w:val="24"/>
+        </w:rPr>
+      </w:pPr>
+      <w:proofErr w:type="spellStart"/>
+      <w:r>
+        <w:rPr>
+          <w:rFonts w:ascii="Times New Roman" w:eastAsia="Times New Roman" w:hAnsi="Times New Roman" w:cs="Times New Roman"/>
+          <w:sz w:val="24"/>
+          <w:szCs w:val="24"/>
+        </w:rPr>
+        <w:t>Kyunki</w:t>
+      </w:r>
+      <w:proofErr w:type="spellEnd"/>
+      <w:r>
+        <w:rPr>
+          <w:rFonts w:ascii="Times New Roman" w:eastAsia="Times New Roman" w:hAnsi="Times New Roman" w:cs="Times New Roman"/>
+          <w:sz w:val="24"/>
+          <w:szCs w:val="24"/>
+        </w:rPr>
+        <w:t xml:space="preserve"> </w:t>
       </w:r>
       <w:r>
         <w:rPr>
@@ -2325,7 +3327,25 @@
           <w:sz w:val="24"/>
           <w:szCs w:val="24"/>
         </w:rPr>
-        <w:t xml:space="preserve"> use hue hain.</w:t>
+        <w:t xml:space="preserve"> use hue </w:t>
+      </w:r>
+      <w:proofErr w:type="spellStart"/>
+      <w:r>
+        <w:rPr>
+          <w:rFonts w:ascii="Times New Roman" w:eastAsia="Times New Roman" w:hAnsi="Times New Roman" w:cs="Times New Roman"/>
+          <w:sz w:val="24"/>
+          <w:szCs w:val="24"/>
+        </w:rPr>
+        <w:t>hain</w:t>
+      </w:r>
+      <w:proofErr w:type="spellEnd"/>
+      <w:r>
+        <w:rPr>
+          <w:rFonts w:ascii="Times New Roman" w:eastAsia="Times New Roman" w:hAnsi="Times New Roman" w:cs="Times New Roman"/>
+          <w:sz w:val="24"/>
+          <w:szCs w:val="24"/>
+        </w:rPr>
+        <w:t>.</w:t>
       </w:r>
     </w:p>
     <w:p>
@@ -2416,13 +3436,59 @@
           <w:szCs w:val="24"/>
         </w:rPr>
       </w:pPr>
-      <w:r>
-        <w:rPr>
-          <w:rFonts w:ascii="Times New Roman" w:eastAsia="Times New Roman" w:hAnsi="Times New Roman" w:cs="Times New Roman"/>
-          <w:sz w:val="24"/>
-          <w:szCs w:val="24"/>
-        </w:rPr>
-        <w:t>Tumne jawab diya:</w:t>
+      <w:proofErr w:type="spellStart"/>
+      <w:r>
+        <w:rPr>
+          <w:rFonts w:ascii="Times New Roman" w:eastAsia="Times New Roman" w:hAnsi="Times New Roman" w:cs="Times New Roman"/>
+          <w:sz w:val="24"/>
+          <w:szCs w:val="24"/>
+        </w:rPr>
+        <w:t>Tumne</w:t>
+      </w:r>
+      <w:proofErr w:type="spellEnd"/>
+      <w:r>
+        <w:rPr>
+          <w:rFonts w:ascii="Times New Roman" w:eastAsia="Times New Roman" w:hAnsi="Times New Roman" w:cs="Times New Roman"/>
+          <w:sz w:val="24"/>
+          <w:szCs w:val="24"/>
+        </w:rPr>
+        <w:t xml:space="preserve"> </w:t>
+      </w:r>
+      <w:proofErr w:type="spellStart"/>
+      <w:r>
+        <w:rPr>
+          <w:rFonts w:ascii="Times New Roman" w:eastAsia="Times New Roman" w:hAnsi="Times New Roman" w:cs="Times New Roman"/>
+          <w:sz w:val="24"/>
+          <w:szCs w:val="24"/>
+        </w:rPr>
+        <w:t>jawab</w:t>
+      </w:r>
+      <w:proofErr w:type="spellEnd"/>
+      <w:r>
+        <w:rPr>
+          <w:rFonts w:ascii="Times New Roman" w:eastAsia="Times New Roman" w:hAnsi="Times New Roman" w:cs="Times New Roman"/>
+          <w:sz w:val="24"/>
+          <w:szCs w:val="24"/>
+        </w:rPr>
+        <w:t xml:space="preserve"> </w:t>
+      </w:r>
+      <w:proofErr w:type="spellStart"/>
+      <w:r>
+        <w:rPr>
+          <w:rFonts w:ascii="Times New Roman" w:eastAsia="Times New Roman" w:hAnsi="Times New Roman" w:cs="Times New Roman"/>
+          <w:sz w:val="24"/>
+          <w:szCs w:val="24"/>
+        </w:rPr>
+        <w:t>diya</w:t>
+      </w:r>
+      <w:proofErr w:type="spellEnd"/>
+      <w:r>
+        <w:rPr>
+          <w:rFonts w:ascii="Times New Roman" w:eastAsia="Times New Roman" w:hAnsi="Times New Roman" w:cs="Times New Roman"/>
+          <w:sz w:val="24"/>
+          <w:szCs w:val="24"/>
+        </w:rPr>
+        <w:t>:</w:t>
       </w:r>
     </w:p>
     <w:p>
@@ -2468,25 +3534,61 @@
           <w:sz w:val="24"/>
           <w:szCs w:val="24"/>
         </w:rPr>
-        <w:t xml:space="preserve"> Galat.</w:t>
-      </w:r>
-    </w:p>
-    <w:p>
-      <w:pPr>
-        <w:spacing w:before="100" w:beforeAutospacing="1" w:after="100" w:afterAutospacing="1" w:line="240" w:lineRule="auto"/>
-        <w:rPr>
-          <w:rFonts w:ascii="Times New Roman" w:eastAsia="Times New Roman" w:hAnsi="Times New Roman" w:cs="Times New Roman"/>
-          <w:sz w:val="24"/>
-          <w:szCs w:val="24"/>
-        </w:rPr>
-      </w:pPr>
-      <w:r>
-        <w:rPr>
-          <w:rFonts w:ascii="Times New Roman" w:eastAsia="Times New Roman" w:hAnsi="Times New Roman" w:cs="Times New Roman"/>
-          <w:sz w:val="24"/>
-          <w:szCs w:val="24"/>
-        </w:rPr>
-        <w:t>Ye hai:</w:t>
+        <w:t xml:space="preserve"> </w:t>
+      </w:r>
+      <w:proofErr w:type="spellStart"/>
+      <w:r>
+        <w:rPr>
+          <w:rFonts w:ascii="Times New Roman" w:eastAsia="Times New Roman" w:hAnsi="Times New Roman" w:cs="Times New Roman"/>
+          <w:sz w:val="24"/>
+          <w:szCs w:val="24"/>
+        </w:rPr>
+        <w:t>Galat</w:t>
+      </w:r>
+      <w:proofErr w:type="spellEnd"/>
+      <w:r>
+        <w:rPr>
+          <w:rFonts w:ascii="Times New Roman" w:eastAsia="Times New Roman" w:hAnsi="Times New Roman" w:cs="Times New Roman"/>
+          <w:sz w:val="24"/>
+          <w:szCs w:val="24"/>
+        </w:rPr>
+        <w:t>.</w:t>
+      </w:r>
+    </w:p>
+    <w:p>
+      <w:pPr>
+        <w:spacing w:before="100" w:beforeAutospacing="1" w:after="100" w:afterAutospacing="1" w:line="240" w:lineRule="auto"/>
+        <w:rPr>
+          <w:rFonts w:ascii="Times New Roman" w:eastAsia="Times New Roman" w:hAnsi="Times New Roman" w:cs="Times New Roman"/>
+          <w:sz w:val="24"/>
+          <w:szCs w:val="24"/>
+        </w:rPr>
+      </w:pPr>
+      <w:r>
+        <w:rPr>
+          <w:rFonts w:ascii="Times New Roman" w:eastAsia="Times New Roman" w:hAnsi="Times New Roman" w:cs="Times New Roman"/>
+          <w:sz w:val="24"/>
+          <w:szCs w:val="24"/>
+        </w:rPr>
+        <w:t xml:space="preserve">Ye </w:t>
+      </w:r>
+      <w:proofErr w:type="spellStart"/>
+      <w:r>
+        <w:rPr>
+          <w:rFonts w:ascii="Times New Roman" w:eastAsia="Times New Roman" w:hAnsi="Times New Roman" w:cs="Times New Roman"/>
+          <w:sz w:val="24"/>
+          <w:szCs w:val="24"/>
+        </w:rPr>
+        <w:t>hai</w:t>
+      </w:r>
+      <w:proofErr w:type="spellEnd"/>
+      <w:r>
+        <w:rPr>
+          <w:rFonts w:ascii="Times New Roman" w:eastAsia="Times New Roman" w:hAnsi="Times New Roman" w:cs="Times New Roman"/>
+          <w:sz w:val="24"/>
+          <w:szCs w:val="24"/>
+        </w:rPr>
+        <w:t>:</w:t>
       </w:r>
     </w:p>
     <w:p>
@@ -2534,31 +3636,51 @@
           <w:szCs w:val="24"/>
         </w:rPr>
       </w:pPr>
-      <w:r>
-        <w:rPr>
-          <w:rFonts w:ascii="Times New Roman" w:eastAsia="Times New Roman" w:hAnsi="Times New Roman" w:cs="Times New Roman"/>
-          <w:sz w:val="24"/>
-          <w:szCs w:val="24"/>
-        </w:rPr>
-        <w:t>Kyun?</w:t>
-      </w:r>
-    </w:p>
-    <w:p>
-      <w:pPr>
-        <w:spacing w:before="100" w:beforeAutospacing="1" w:after="100" w:afterAutospacing="1" w:line="240" w:lineRule="auto"/>
-        <w:rPr>
-          <w:rFonts w:ascii="Times New Roman" w:eastAsia="Times New Roman" w:hAnsi="Times New Roman" w:cs="Times New Roman"/>
-          <w:sz w:val="24"/>
-          <w:szCs w:val="24"/>
-        </w:rPr>
-      </w:pPr>
-      <w:r>
-        <w:rPr>
-          <w:rFonts w:ascii="Times New Roman" w:eastAsia="Times New Roman" w:hAnsi="Times New Roman" w:cs="Times New Roman"/>
-          <w:sz w:val="24"/>
-          <w:szCs w:val="24"/>
-        </w:rPr>
-        <w:t xml:space="preserve">Kyunki </w:t>
+      <w:proofErr w:type="spellStart"/>
+      <w:r>
+        <w:rPr>
+          <w:rFonts w:ascii="Times New Roman" w:eastAsia="Times New Roman" w:hAnsi="Times New Roman" w:cs="Times New Roman"/>
+          <w:sz w:val="24"/>
+          <w:szCs w:val="24"/>
+        </w:rPr>
+        <w:t>Kyun</w:t>
+      </w:r>
+      <w:proofErr w:type="spellEnd"/>
+      <w:r>
+        <w:rPr>
+          <w:rFonts w:ascii="Times New Roman" w:eastAsia="Times New Roman" w:hAnsi="Times New Roman" w:cs="Times New Roman"/>
+          <w:sz w:val="24"/>
+          <w:szCs w:val="24"/>
+        </w:rPr>
+        <w:t>?</w:t>
+      </w:r>
+    </w:p>
+    <w:p>
+      <w:pPr>
+        <w:spacing w:before="100" w:beforeAutospacing="1" w:after="100" w:afterAutospacing="1" w:line="240" w:lineRule="auto"/>
+        <w:rPr>
+          <w:rFonts w:ascii="Times New Roman" w:eastAsia="Times New Roman" w:hAnsi="Times New Roman" w:cs="Times New Roman"/>
+          <w:sz w:val="24"/>
+          <w:szCs w:val="24"/>
+        </w:rPr>
+      </w:pPr>
+      <w:proofErr w:type="spellStart"/>
+      <w:r>
+        <w:rPr>
+          <w:rFonts w:ascii="Times New Roman" w:eastAsia="Times New Roman" w:hAnsi="Times New Roman" w:cs="Times New Roman"/>
+          <w:sz w:val="24"/>
+          <w:szCs w:val="24"/>
+        </w:rPr>
+        <w:t>Kyunki</w:t>
+      </w:r>
+      <w:proofErr w:type="spellEnd"/>
+      <w:r>
+        <w:rPr>
+          <w:rFonts w:ascii="Times New Roman" w:eastAsia="Times New Roman" w:hAnsi="Times New Roman" w:cs="Times New Roman"/>
+          <w:sz w:val="24"/>
+          <w:szCs w:val="24"/>
+        </w:rPr>
+        <w:t xml:space="preserve"> </w:t>
       </w:r>
       <w:r>
         <w:rPr>
@@ -2576,7 +3698,25 @@
           <w:sz w:val="24"/>
           <w:szCs w:val="24"/>
         </w:rPr>
-        <w:t xml:space="preserve"> use hue hain.</w:t>
+        <w:t xml:space="preserve"> use hue </w:t>
+      </w:r>
+      <w:proofErr w:type="spellStart"/>
+      <w:r>
+        <w:rPr>
+          <w:rFonts w:ascii="Times New Roman" w:eastAsia="Times New Roman" w:hAnsi="Times New Roman" w:cs="Times New Roman"/>
+          <w:sz w:val="24"/>
+          <w:szCs w:val="24"/>
+        </w:rPr>
+        <w:t>hain</w:t>
+      </w:r>
+      <w:proofErr w:type="spellEnd"/>
+      <w:r>
+        <w:rPr>
+          <w:rFonts w:ascii="Times New Roman" w:eastAsia="Times New Roman" w:hAnsi="Times New Roman" w:cs="Times New Roman"/>
+          <w:sz w:val="24"/>
+          <w:szCs w:val="24"/>
+        </w:rPr>
+        <w:t>.</w:t>
       </w:r>
     </w:p>
     <w:p>
@@ -2637,25 +3777,107 @@
           <w:sz w:val="24"/>
           <w:szCs w:val="24"/>
         </w:rPr>
-        <w:t>Tuple change ho sakta hai?</w:t>
-      </w:r>
-    </w:p>
-    <w:p>
-      <w:pPr>
-        <w:spacing w:before="100" w:beforeAutospacing="1" w:after="100" w:afterAutospacing="1" w:line="240" w:lineRule="auto"/>
-        <w:rPr>
-          <w:rFonts w:ascii="Times New Roman" w:eastAsia="Times New Roman" w:hAnsi="Times New Roman" w:cs="Times New Roman"/>
-          <w:sz w:val="24"/>
-          <w:szCs w:val="24"/>
-        </w:rPr>
-      </w:pPr>
-      <w:r>
-        <w:rPr>
-          <w:rFonts w:ascii="Times New Roman" w:eastAsia="Times New Roman" w:hAnsi="Times New Roman" w:cs="Times New Roman"/>
-          <w:sz w:val="24"/>
-          <w:szCs w:val="24"/>
-        </w:rPr>
-        <w:t>Tumne jawab diya:</w:t>
+        <w:t xml:space="preserve">Tuple change ho </w:t>
+      </w:r>
+      <w:proofErr w:type="spellStart"/>
+      <w:r>
+        <w:rPr>
+          <w:rFonts w:ascii="Times New Roman" w:eastAsia="Times New Roman" w:hAnsi="Times New Roman" w:cs="Times New Roman"/>
+          <w:sz w:val="24"/>
+          <w:szCs w:val="24"/>
+        </w:rPr>
+        <w:t>sakta</w:t>
+      </w:r>
+      <w:proofErr w:type="spellEnd"/>
+      <w:r>
+        <w:rPr>
+          <w:rFonts w:ascii="Times New Roman" w:eastAsia="Times New Roman" w:hAnsi="Times New Roman" w:cs="Times New Roman"/>
+          <w:sz w:val="24"/>
+          <w:szCs w:val="24"/>
+        </w:rPr>
+        <w:t xml:space="preserve"> </w:t>
+      </w:r>
+      <w:proofErr w:type="spellStart"/>
+      <w:r>
+        <w:rPr>
+          <w:rFonts w:ascii="Times New Roman" w:eastAsia="Times New Roman" w:hAnsi="Times New Roman" w:cs="Times New Roman"/>
+          <w:sz w:val="24"/>
+          <w:szCs w:val="24"/>
+        </w:rPr>
+        <w:t>hai</w:t>
+      </w:r>
+      <w:proofErr w:type="spellEnd"/>
+      <w:r>
+        <w:rPr>
+          <w:rFonts w:ascii="Times New Roman" w:eastAsia="Times New Roman" w:hAnsi="Times New Roman" w:cs="Times New Roman"/>
+          <w:sz w:val="24"/>
+          <w:szCs w:val="24"/>
+        </w:rPr>
+        <w:t>?</w:t>
+      </w:r>
+    </w:p>
+    <w:p>
+      <w:pPr>
+        <w:spacing w:before="100" w:beforeAutospacing="1" w:after="100" w:afterAutospacing="1" w:line="240" w:lineRule="auto"/>
+        <w:rPr>
+          <w:rFonts w:ascii="Times New Roman" w:eastAsia="Times New Roman" w:hAnsi="Times New Roman" w:cs="Times New Roman"/>
+          <w:sz w:val="24"/>
+          <w:szCs w:val="24"/>
+        </w:rPr>
+      </w:pPr>
+      <w:proofErr w:type="spellStart"/>
+      <w:r>
+        <w:rPr>
+          <w:rFonts w:ascii="Times New Roman" w:eastAsia="Times New Roman" w:hAnsi="Times New Roman" w:cs="Times New Roman"/>
+          <w:sz w:val="24"/>
+          <w:szCs w:val="24"/>
+        </w:rPr>
+        <w:t>Tumne</w:t>
+      </w:r>
+      <w:proofErr w:type="spellEnd"/>
+      <w:r>
+        <w:rPr>
+          <w:rFonts w:ascii="Times New Roman" w:eastAsia="Times New Roman" w:hAnsi="Times New Roman" w:cs="Times New Roman"/>
+          <w:sz w:val="24"/>
+          <w:szCs w:val="24"/>
+        </w:rPr>
+        <w:t xml:space="preserve"> </w:t>
+      </w:r>
+      <w:proofErr w:type="spellStart"/>
+      <w:r>
+        <w:rPr>
+          <w:rFonts w:ascii="Times New Roman" w:eastAsia="Times New Roman" w:hAnsi="Times New Roman" w:cs="Times New Roman"/>
+          <w:sz w:val="24"/>
+          <w:szCs w:val="24"/>
+        </w:rPr>
+        <w:t>jawab</w:t>
+      </w:r>
+      <w:proofErr w:type="spellEnd"/>
+      <w:r>
+        <w:rPr>
+          <w:rFonts w:ascii="Times New Roman" w:eastAsia="Times New Roman" w:hAnsi="Times New Roman" w:cs="Times New Roman"/>
+          <w:sz w:val="24"/>
+          <w:szCs w:val="24"/>
+        </w:rPr>
+        <w:t xml:space="preserve"> </w:t>
+      </w:r>
+      <w:proofErr w:type="spellStart"/>
+      <w:r>
+        <w:rPr>
+          <w:rFonts w:ascii="Times New Roman" w:eastAsia="Times New Roman" w:hAnsi="Times New Roman" w:cs="Times New Roman"/>
+          <w:sz w:val="24"/>
+          <w:szCs w:val="24"/>
+        </w:rPr>
+        <w:t>diya</w:t>
+      </w:r>
+      <w:proofErr w:type="spellEnd"/>
+      <w:r>
+        <w:rPr>
+          <w:rFonts w:ascii="Times New Roman" w:eastAsia="Times New Roman" w:hAnsi="Times New Roman" w:cs="Times New Roman"/>
+          <w:sz w:val="24"/>
+          <w:szCs w:val="24"/>
+        </w:rPr>
+        <w:t>:</w:t>
       </w:r>
     </w:p>
     <w:p>
@@ -2701,26 +3923,97 @@
           <w:sz w:val="24"/>
           <w:szCs w:val="24"/>
         </w:rPr>
-        <w:t xml:space="preserve"> Bilkul sahi.</w:t>
-      </w:r>
-    </w:p>
-    <w:p>
-      <w:pPr>
-        <w:spacing w:before="100" w:beforeAutospacing="1" w:after="100" w:afterAutospacing="1" w:line="240" w:lineRule="auto"/>
-        <w:rPr>
-          <w:rFonts w:ascii="Times New Roman" w:eastAsia="Times New Roman" w:hAnsi="Times New Roman" w:cs="Times New Roman"/>
-          <w:sz w:val="24"/>
-          <w:szCs w:val="24"/>
-        </w:rPr>
-      </w:pPr>
-      <w:r>
-        <w:rPr>
-          <w:rFonts w:ascii="Times New Roman" w:eastAsia="Times New Roman" w:hAnsi="Times New Roman" w:cs="Times New Roman"/>
-          <w:sz w:val="24"/>
-          <w:szCs w:val="24"/>
-        </w:rPr>
-        <w:lastRenderedPageBreak/>
-        <w:t>Tuple immutable hota hai.</w:t>
+        <w:t xml:space="preserve"> </w:t>
+      </w:r>
+      <w:proofErr w:type="spellStart"/>
+      <w:r>
+        <w:rPr>
+          <w:rFonts w:ascii="Times New Roman" w:eastAsia="Times New Roman" w:hAnsi="Times New Roman" w:cs="Times New Roman"/>
+          <w:sz w:val="24"/>
+          <w:szCs w:val="24"/>
+        </w:rPr>
+        <w:t>Bilkul</w:t>
+      </w:r>
+      <w:proofErr w:type="spellEnd"/>
+      <w:r>
+        <w:rPr>
+          <w:rFonts w:ascii="Times New Roman" w:eastAsia="Times New Roman" w:hAnsi="Times New Roman" w:cs="Times New Roman"/>
+          <w:sz w:val="24"/>
+          <w:szCs w:val="24"/>
+        </w:rPr>
+        <w:t xml:space="preserve"> </w:t>
+      </w:r>
+      <w:proofErr w:type="spellStart"/>
+      <w:r>
+        <w:rPr>
+          <w:rFonts w:ascii="Times New Roman" w:eastAsia="Times New Roman" w:hAnsi="Times New Roman" w:cs="Times New Roman"/>
+          <w:sz w:val="24"/>
+          <w:szCs w:val="24"/>
+        </w:rPr>
+        <w:t>sahi</w:t>
+      </w:r>
+      <w:proofErr w:type="spellEnd"/>
+      <w:r>
+        <w:rPr>
+          <w:rFonts w:ascii="Times New Roman" w:eastAsia="Times New Roman" w:hAnsi="Times New Roman" w:cs="Times New Roman"/>
+          <w:sz w:val="24"/>
+          <w:szCs w:val="24"/>
+        </w:rPr>
+        <w:t>.</w:t>
+      </w:r>
+    </w:p>
+    <w:p>
+      <w:pPr>
+        <w:spacing w:before="100" w:beforeAutospacing="1" w:after="100" w:afterAutospacing="1" w:line="240" w:lineRule="auto"/>
+        <w:rPr>
+          <w:rFonts w:ascii="Times New Roman" w:eastAsia="Times New Roman" w:hAnsi="Times New Roman" w:cs="Times New Roman"/>
+          <w:sz w:val="24"/>
+          <w:szCs w:val="24"/>
+        </w:rPr>
+      </w:pPr>
+      <w:r>
+        <w:rPr>
+          <w:rFonts w:ascii="Times New Roman" w:eastAsia="Times New Roman" w:hAnsi="Times New Roman" w:cs="Times New Roman"/>
+          <w:sz w:val="24"/>
+          <w:szCs w:val="24"/>
+        </w:rPr>
+        <w:t xml:space="preserve">Tuple immutable </w:t>
+      </w:r>
+      <w:proofErr w:type="spellStart"/>
+      <w:r>
+        <w:rPr>
+          <w:rFonts w:ascii="Times New Roman" w:eastAsia="Times New Roman" w:hAnsi="Times New Roman" w:cs="Times New Roman"/>
+          <w:sz w:val="24"/>
+          <w:szCs w:val="24"/>
+        </w:rPr>
+        <w:t>hota</w:t>
+      </w:r>
+      <w:proofErr w:type="spellEnd"/>
+      <w:r>
+        <w:rPr>
+          <w:rFonts w:ascii="Times New Roman" w:eastAsia="Times New Roman" w:hAnsi="Times New Roman" w:cs="Times New Roman"/>
+          <w:sz w:val="24"/>
+          <w:szCs w:val="24"/>
+        </w:rPr>
+        <w:t xml:space="preserve"> </w:t>
+      </w:r>
+      <w:proofErr w:type="spellStart"/>
+      <w:r>
+        <w:rPr>
+          <w:rFonts w:ascii="Times New Roman" w:eastAsia="Times New Roman" w:hAnsi="Times New Roman" w:cs="Times New Roman"/>
+          <w:sz w:val="24"/>
+          <w:szCs w:val="24"/>
+        </w:rPr>
+        <w:t>hai</w:t>
+      </w:r>
+      <w:proofErr w:type="spellEnd"/>
+      <w:r>
+        <w:rPr>
+          <w:rFonts w:ascii="Times New Roman" w:eastAsia="Times New Roman" w:hAnsi="Times New Roman" w:cs="Times New Roman"/>
+          <w:sz w:val="24"/>
+          <w:szCs w:val="24"/>
+        </w:rPr>
+        <w:t>.</w:t>
       </w:r>
     </w:p>
     <w:p>
@@ -2765,6 +4058,7 @@
           <w:sz w:val="48"/>
           <w:szCs w:val="48"/>
         </w:rPr>
+        <w:lastRenderedPageBreak/>
         <w:t>🧠</w:t>
       </w:r>
       <w:r>
@@ -2794,7 +4088,43 @@
           <w:sz w:val="24"/>
           <w:szCs w:val="24"/>
         </w:rPr>
-        <w:t>Ye yaad rakhna:</w:t>
+        <w:t xml:space="preserve">Ye </w:t>
+      </w:r>
+      <w:proofErr w:type="spellStart"/>
+      <w:r>
+        <w:rPr>
+          <w:rFonts w:ascii="Times New Roman" w:eastAsia="Times New Roman" w:hAnsi="Times New Roman" w:cs="Times New Roman"/>
+          <w:sz w:val="24"/>
+          <w:szCs w:val="24"/>
+        </w:rPr>
+        <w:t>yaad</w:t>
+      </w:r>
+      <w:proofErr w:type="spellEnd"/>
+      <w:r>
+        <w:rPr>
+          <w:rFonts w:ascii="Times New Roman" w:eastAsia="Times New Roman" w:hAnsi="Times New Roman" w:cs="Times New Roman"/>
+          <w:sz w:val="24"/>
+          <w:szCs w:val="24"/>
+        </w:rPr>
+        <w:t xml:space="preserve"> </w:t>
+      </w:r>
+      <w:proofErr w:type="spellStart"/>
+      <w:r>
+        <w:rPr>
+          <w:rFonts w:ascii="Times New Roman" w:eastAsia="Times New Roman" w:hAnsi="Times New Roman" w:cs="Times New Roman"/>
+          <w:sz w:val="24"/>
+          <w:szCs w:val="24"/>
+        </w:rPr>
+        <w:t>rakhna</w:t>
+      </w:r>
+      <w:proofErr w:type="spellEnd"/>
+      <w:r>
+        <w:rPr>
+          <w:rFonts w:ascii="Times New Roman" w:eastAsia="Times New Roman" w:hAnsi="Times New Roman" w:cs="Times New Roman"/>
+          <w:sz w:val="24"/>
+          <w:szCs w:val="24"/>
+        </w:rPr>
+        <w:t>:</w:t>
       </w:r>
     </w:p>
     <w:p>
@@ -2824,13 +4154,23 @@
           <w:szCs w:val="20"/>
         </w:rPr>
       </w:pPr>
-      <w:r>
-        <w:rPr>
-          <w:rFonts w:ascii="Courier New" w:eastAsia="Times New Roman" w:hAnsi="Courier New" w:cs="Courier New"/>
-          <w:sz w:val="20"/>
-          <w:szCs w:val="20"/>
-        </w:rPr>
-        <w:t>[]  → List</w:t>
+      <w:proofErr w:type="gramStart"/>
+      <w:r>
+        <w:rPr>
+          <w:rFonts w:ascii="Courier New" w:eastAsia="Times New Roman" w:hAnsi="Courier New" w:cs="Courier New"/>
+          <w:sz w:val="20"/>
+          <w:szCs w:val="20"/>
+        </w:rPr>
+        <w:t>[]  →</w:t>
+      </w:r>
+      <w:proofErr w:type="gramEnd"/>
+      <w:r>
+        <w:rPr>
+          <w:rFonts w:ascii="Courier New" w:eastAsia="Times New Roman" w:hAnsi="Courier New" w:cs="Courier New"/>
+          <w:sz w:val="20"/>
+          <w:szCs w:val="20"/>
+        </w:rPr>
+        <w:t xml:space="preserve"> List</w:t>
       </w:r>
     </w:p>
     <w:p>
@@ -2860,13 +4200,23 @@
           <w:szCs w:val="20"/>
         </w:rPr>
       </w:pPr>
-      <w:r>
-        <w:rPr>
-          <w:rFonts w:ascii="Courier New" w:eastAsia="Times New Roman" w:hAnsi="Courier New" w:cs="Courier New"/>
-          <w:sz w:val="20"/>
-          <w:szCs w:val="20"/>
-        </w:rPr>
-        <w:t>()  → Tuple</w:t>
+      <w:proofErr w:type="gramStart"/>
+      <w:r>
+        <w:rPr>
+          <w:rFonts w:ascii="Courier New" w:eastAsia="Times New Roman" w:hAnsi="Courier New" w:cs="Courier New"/>
+          <w:sz w:val="20"/>
+          <w:szCs w:val="20"/>
+        </w:rPr>
+        <w:t>()  →</w:t>
+      </w:r>
+      <w:proofErr w:type="gramEnd"/>
+      <w:r>
+        <w:rPr>
+          <w:rFonts w:ascii="Courier New" w:eastAsia="Times New Roman" w:hAnsi="Courier New" w:cs="Courier New"/>
+          <w:sz w:val="20"/>
+          <w:szCs w:val="20"/>
+        </w:rPr>
+        <w:t xml:space="preserve"> Tuple</w:t>
       </w:r>
     </w:p>
     <w:p>
@@ -2896,31 +4246,113 @@
           <w:szCs w:val="20"/>
         </w:rPr>
       </w:pPr>
-      <w:r>
-        <w:rPr>
-          <w:rFonts w:ascii="Courier New" w:eastAsia="Times New Roman" w:hAnsi="Courier New" w:cs="Courier New"/>
-          <w:sz w:val="20"/>
-          <w:szCs w:val="20"/>
-        </w:rPr>
-        <w:t>{}  → Dictionary ya Set</w:t>
-      </w:r>
-    </w:p>
-    <w:p>
-      <w:pPr>
-        <w:spacing w:before="100" w:beforeAutospacing="1" w:after="100" w:afterAutospacing="1" w:line="240" w:lineRule="auto"/>
-        <w:rPr>
-          <w:rFonts w:ascii="Times New Roman" w:eastAsia="Times New Roman" w:hAnsi="Times New Roman" w:cs="Times New Roman"/>
-          <w:sz w:val="24"/>
-          <w:szCs w:val="24"/>
-        </w:rPr>
-      </w:pPr>
-      <w:r>
-        <w:rPr>
-          <w:rFonts w:ascii="Times New Roman" w:eastAsia="Times New Roman" w:hAnsi="Times New Roman" w:cs="Times New Roman"/>
-          <w:sz w:val="24"/>
-          <w:szCs w:val="24"/>
-        </w:rPr>
-        <w:t>Ab tak tum 3 brackets seekh chuke ho.</w:t>
+      <w:proofErr w:type="gramStart"/>
+      <w:r>
+        <w:rPr>
+          <w:rFonts w:ascii="Courier New" w:eastAsia="Times New Roman" w:hAnsi="Courier New" w:cs="Courier New"/>
+          <w:sz w:val="20"/>
+          <w:szCs w:val="20"/>
+        </w:rPr>
+        <w:t>{}  →</w:t>
+      </w:r>
+      <w:proofErr w:type="gramEnd"/>
+      <w:r>
+        <w:rPr>
+          <w:rFonts w:ascii="Courier New" w:eastAsia="Times New Roman" w:hAnsi="Courier New" w:cs="Courier New"/>
+          <w:sz w:val="20"/>
+          <w:szCs w:val="20"/>
+        </w:rPr>
+        <w:t xml:space="preserve"> Dictionary </w:t>
+      </w:r>
+      <w:proofErr w:type="spellStart"/>
+      <w:r>
+        <w:rPr>
+          <w:rFonts w:ascii="Courier New" w:eastAsia="Times New Roman" w:hAnsi="Courier New" w:cs="Courier New"/>
+          <w:sz w:val="20"/>
+          <w:szCs w:val="20"/>
+        </w:rPr>
+        <w:t>ya</w:t>
+      </w:r>
+      <w:proofErr w:type="spellEnd"/>
+      <w:r>
+        <w:rPr>
+          <w:rFonts w:ascii="Courier New" w:eastAsia="Times New Roman" w:hAnsi="Courier New" w:cs="Courier New"/>
+          <w:sz w:val="20"/>
+          <w:szCs w:val="20"/>
+        </w:rPr>
+        <w:t xml:space="preserve"> Set</w:t>
+      </w:r>
+    </w:p>
+    <w:p>
+      <w:pPr>
+        <w:spacing w:before="100" w:beforeAutospacing="1" w:after="100" w:afterAutospacing="1" w:line="240" w:lineRule="auto"/>
+        <w:rPr>
+          <w:rFonts w:ascii="Times New Roman" w:eastAsia="Times New Roman" w:hAnsi="Times New Roman" w:cs="Times New Roman"/>
+          <w:sz w:val="24"/>
+          <w:szCs w:val="24"/>
+        </w:rPr>
+      </w:pPr>
+      <w:r>
+        <w:rPr>
+          <w:rFonts w:ascii="Times New Roman" w:eastAsia="Times New Roman" w:hAnsi="Times New Roman" w:cs="Times New Roman"/>
+          <w:sz w:val="24"/>
+          <w:szCs w:val="24"/>
+        </w:rPr>
+        <w:t xml:space="preserve">Ab </w:t>
+      </w:r>
+      <w:proofErr w:type="spellStart"/>
+      <w:r>
+        <w:rPr>
+          <w:rFonts w:ascii="Times New Roman" w:eastAsia="Times New Roman" w:hAnsi="Times New Roman" w:cs="Times New Roman"/>
+          <w:sz w:val="24"/>
+          <w:szCs w:val="24"/>
+        </w:rPr>
+        <w:t>tak</w:t>
+      </w:r>
+      <w:proofErr w:type="spellEnd"/>
+      <w:r>
+        <w:rPr>
+          <w:rFonts w:ascii="Times New Roman" w:eastAsia="Times New Roman" w:hAnsi="Times New Roman" w:cs="Times New Roman"/>
+          <w:sz w:val="24"/>
+          <w:szCs w:val="24"/>
+        </w:rPr>
+        <w:t xml:space="preserve"> tum 3 brackets </w:t>
+      </w:r>
+      <w:proofErr w:type="spellStart"/>
+      <w:r>
+        <w:rPr>
+          <w:rFonts w:ascii="Times New Roman" w:eastAsia="Times New Roman" w:hAnsi="Times New Roman" w:cs="Times New Roman"/>
+          <w:sz w:val="24"/>
+          <w:szCs w:val="24"/>
+        </w:rPr>
+        <w:t>seekh</w:t>
+      </w:r>
+      <w:proofErr w:type="spellEnd"/>
+      <w:r>
+        <w:rPr>
+          <w:rFonts w:ascii="Times New Roman" w:eastAsia="Times New Roman" w:hAnsi="Times New Roman" w:cs="Times New Roman"/>
+          <w:sz w:val="24"/>
+          <w:szCs w:val="24"/>
+        </w:rPr>
+        <w:t xml:space="preserve"> </w:t>
+      </w:r>
+      <w:proofErr w:type="spellStart"/>
+      <w:r>
+        <w:rPr>
+          <w:rFonts w:ascii="Times New Roman" w:eastAsia="Times New Roman" w:hAnsi="Times New Roman" w:cs="Times New Roman"/>
+          <w:sz w:val="24"/>
+          <w:szCs w:val="24"/>
+        </w:rPr>
+        <w:t>chuke</w:t>
+      </w:r>
+      <w:proofErr w:type="spellEnd"/>
+      <w:r>
+        <w:rPr>
+          <w:rFonts w:ascii="Times New Roman" w:eastAsia="Times New Roman" w:hAnsi="Times New Roman" w:cs="Times New Roman"/>
+          <w:sz w:val="24"/>
+          <w:szCs w:val="24"/>
+        </w:rPr>
+        <w:t xml:space="preserve"> ho.</w:t>
       </w:r>
     </w:p>
     <w:p>
@@ -3019,25 +4451,169 @@
           <w:sz w:val="24"/>
           <w:szCs w:val="24"/>
         </w:rPr>
-        <w:t>Hum is par aur time nahi lagayenge.</w:t>
-      </w:r>
-    </w:p>
-    <w:p>
-      <w:pPr>
-        <w:spacing w:before="100" w:beforeAutospacing="1" w:after="100" w:afterAutospacing="1" w:line="240" w:lineRule="auto"/>
-        <w:rPr>
-          <w:rFonts w:ascii="Times New Roman" w:eastAsia="Times New Roman" w:hAnsi="Times New Roman" w:cs="Times New Roman"/>
-          <w:sz w:val="24"/>
-          <w:szCs w:val="24"/>
-        </w:rPr>
-      </w:pPr>
-      <w:r>
-        <w:rPr>
-          <w:rFonts w:ascii="Times New Roman" w:eastAsia="Times New Roman" w:hAnsi="Times New Roman" w:cs="Times New Roman"/>
-          <w:sz w:val="24"/>
-          <w:szCs w:val="24"/>
-        </w:rPr>
-        <w:t>AI Engineer banne ke liye itna knowledge enough hai.</w:t>
+        <w:t xml:space="preserve">Hum is par </w:t>
+      </w:r>
+      <w:proofErr w:type="spellStart"/>
+      <w:r>
+        <w:rPr>
+          <w:rFonts w:ascii="Times New Roman" w:eastAsia="Times New Roman" w:hAnsi="Times New Roman" w:cs="Times New Roman"/>
+          <w:sz w:val="24"/>
+          <w:szCs w:val="24"/>
+        </w:rPr>
+        <w:t>aur</w:t>
+      </w:r>
+      <w:proofErr w:type="spellEnd"/>
+      <w:r>
+        <w:rPr>
+          <w:rFonts w:ascii="Times New Roman" w:eastAsia="Times New Roman" w:hAnsi="Times New Roman" w:cs="Times New Roman"/>
+          <w:sz w:val="24"/>
+          <w:szCs w:val="24"/>
+        </w:rPr>
+        <w:t xml:space="preserve"> time </w:t>
+      </w:r>
+      <w:proofErr w:type="spellStart"/>
+      <w:r>
+        <w:rPr>
+          <w:rFonts w:ascii="Times New Roman" w:eastAsia="Times New Roman" w:hAnsi="Times New Roman" w:cs="Times New Roman"/>
+          <w:sz w:val="24"/>
+          <w:szCs w:val="24"/>
+        </w:rPr>
+        <w:t>nahi</w:t>
+      </w:r>
+      <w:proofErr w:type="spellEnd"/>
+      <w:r>
+        <w:rPr>
+          <w:rFonts w:ascii="Times New Roman" w:eastAsia="Times New Roman" w:hAnsi="Times New Roman" w:cs="Times New Roman"/>
+          <w:sz w:val="24"/>
+          <w:szCs w:val="24"/>
+        </w:rPr>
+        <w:t xml:space="preserve"> </w:t>
+      </w:r>
+      <w:proofErr w:type="spellStart"/>
+      <w:r>
+        <w:rPr>
+          <w:rFonts w:ascii="Times New Roman" w:eastAsia="Times New Roman" w:hAnsi="Times New Roman" w:cs="Times New Roman"/>
+          <w:sz w:val="24"/>
+          <w:szCs w:val="24"/>
+        </w:rPr>
+        <w:t>lagayenge</w:t>
+      </w:r>
+      <w:proofErr w:type="spellEnd"/>
+      <w:r>
+        <w:rPr>
+          <w:rFonts w:ascii="Times New Roman" w:eastAsia="Times New Roman" w:hAnsi="Times New Roman" w:cs="Times New Roman"/>
+          <w:sz w:val="24"/>
+          <w:szCs w:val="24"/>
+        </w:rPr>
+        <w:t>.</w:t>
+      </w:r>
+    </w:p>
+    <w:p>
+      <w:pPr>
+        <w:spacing w:before="100" w:beforeAutospacing="1" w:after="100" w:afterAutospacing="1" w:line="240" w:lineRule="auto"/>
+        <w:rPr>
+          <w:rFonts w:ascii="Times New Roman" w:eastAsia="Times New Roman" w:hAnsi="Times New Roman" w:cs="Times New Roman"/>
+          <w:sz w:val="24"/>
+          <w:szCs w:val="24"/>
+        </w:rPr>
+      </w:pPr>
+      <w:r>
+        <w:rPr>
+          <w:rFonts w:ascii="Times New Roman" w:eastAsia="Times New Roman" w:hAnsi="Times New Roman" w:cs="Times New Roman"/>
+          <w:sz w:val="24"/>
+          <w:szCs w:val="24"/>
+        </w:rPr>
+        <w:t xml:space="preserve">AI Engineer </w:t>
+      </w:r>
+      <w:proofErr w:type="spellStart"/>
+      <w:r>
+        <w:rPr>
+          <w:rFonts w:ascii="Times New Roman" w:eastAsia="Times New Roman" w:hAnsi="Times New Roman" w:cs="Times New Roman"/>
+          <w:sz w:val="24"/>
+          <w:szCs w:val="24"/>
+        </w:rPr>
+        <w:t>banne</w:t>
+      </w:r>
+      <w:proofErr w:type="spellEnd"/>
+      <w:r>
+        <w:rPr>
+          <w:rFonts w:ascii="Times New Roman" w:eastAsia="Times New Roman" w:hAnsi="Times New Roman" w:cs="Times New Roman"/>
+          <w:sz w:val="24"/>
+          <w:szCs w:val="24"/>
+        </w:rPr>
+        <w:t xml:space="preserve"> </w:t>
+      </w:r>
+      <w:proofErr w:type="spellStart"/>
+      <w:r>
+        <w:rPr>
+          <w:rFonts w:ascii="Times New Roman" w:eastAsia="Times New Roman" w:hAnsi="Times New Roman" w:cs="Times New Roman"/>
+          <w:sz w:val="24"/>
+          <w:szCs w:val="24"/>
+        </w:rPr>
+        <w:t>ke</w:t>
+      </w:r>
+      <w:proofErr w:type="spellEnd"/>
+      <w:r>
+        <w:rPr>
+          <w:rFonts w:ascii="Times New Roman" w:eastAsia="Times New Roman" w:hAnsi="Times New Roman" w:cs="Times New Roman"/>
+          <w:sz w:val="24"/>
+          <w:szCs w:val="24"/>
+        </w:rPr>
+        <w:t xml:space="preserve"> </w:t>
+      </w:r>
+      <w:proofErr w:type="spellStart"/>
+      <w:r>
+        <w:rPr>
+          <w:rFonts w:ascii="Times New Roman" w:eastAsia="Times New Roman" w:hAnsi="Times New Roman" w:cs="Times New Roman"/>
+          <w:sz w:val="24"/>
+          <w:szCs w:val="24"/>
+        </w:rPr>
+        <w:t>liye</w:t>
+      </w:r>
+      <w:proofErr w:type="spellEnd"/>
+      <w:r>
+        <w:rPr>
+          <w:rFonts w:ascii="Times New Roman" w:eastAsia="Times New Roman" w:hAnsi="Times New Roman" w:cs="Times New Roman"/>
+          <w:sz w:val="24"/>
+          <w:szCs w:val="24"/>
+        </w:rPr>
+        <w:t xml:space="preserve"> </w:t>
+      </w:r>
+      <w:proofErr w:type="spellStart"/>
+      <w:r>
+        <w:rPr>
+          <w:rFonts w:ascii="Times New Roman" w:eastAsia="Times New Roman" w:hAnsi="Times New Roman" w:cs="Times New Roman"/>
+          <w:sz w:val="24"/>
+          <w:szCs w:val="24"/>
+        </w:rPr>
+        <w:t>itna</w:t>
+      </w:r>
+      <w:proofErr w:type="spellEnd"/>
+      <w:r>
+        <w:rPr>
+          <w:rFonts w:ascii="Times New Roman" w:eastAsia="Times New Roman" w:hAnsi="Times New Roman" w:cs="Times New Roman"/>
+          <w:sz w:val="24"/>
+          <w:szCs w:val="24"/>
+        </w:rPr>
+        <w:t xml:space="preserve"> knowledge enough </w:t>
+      </w:r>
+      <w:proofErr w:type="spellStart"/>
+      <w:r>
+        <w:rPr>
+          <w:rFonts w:ascii="Times New Roman" w:eastAsia="Times New Roman" w:hAnsi="Times New Roman" w:cs="Times New Roman"/>
+          <w:sz w:val="24"/>
+          <w:szCs w:val="24"/>
+        </w:rPr>
+        <w:t>hai</w:t>
+      </w:r>
+      <w:proofErr w:type="spellEnd"/>
+      <w:r>
+        <w:rPr>
+          <w:rFonts w:ascii="Times New Roman" w:eastAsia="Times New Roman" w:hAnsi="Times New Roman" w:cs="Times New Roman"/>
+          <w:sz w:val="24"/>
+          <w:szCs w:val="24"/>
+        </w:rPr>
+        <w:t>.</w:t>
       </w:r>
     </w:p>
     <w:p>
@@ -3151,7 +4727,25 @@
           <w:sz w:val="24"/>
           <w:szCs w:val="24"/>
         </w:rPr>
-        <w:t>Ye dekho:</w:t>
+        <w:t xml:space="preserve">Ye </w:t>
+      </w:r>
+      <w:proofErr w:type="spellStart"/>
+      <w:r>
+        <w:rPr>
+          <w:rFonts w:ascii="Times New Roman" w:eastAsia="Times New Roman" w:hAnsi="Times New Roman" w:cs="Times New Roman"/>
+          <w:sz w:val="24"/>
+          <w:szCs w:val="24"/>
+        </w:rPr>
+        <w:t>dekho</w:t>
+      </w:r>
+      <w:proofErr w:type="spellEnd"/>
+      <w:r>
+        <w:rPr>
+          <w:rFonts w:ascii="Times New Roman" w:eastAsia="Times New Roman" w:hAnsi="Times New Roman" w:cs="Times New Roman"/>
+          <w:sz w:val="24"/>
+          <w:szCs w:val="24"/>
+        </w:rPr>
+        <w:t>:</w:t>
       </w:r>
     </w:p>
     <w:p>
@@ -3439,8 +5033,43 @@
           <w:sz w:val="24"/>
           <w:szCs w:val="24"/>
         </w:rPr>
-        <w:lastRenderedPageBreak/>
-        <w:t xml:space="preserve">Agar mujhe sirf </w:t>
+        <w:t xml:space="preserve">Agar </w:t>
+      </w:r>
+      <w:proofErr w:type="spellStart"/>
+      <w:r>
+        <w:rPr>
+          <w:rFonts w:ascii="Times New Roman" w:eastAsia="Times New Roman" w:hAnsi="Times New Roman" w:cs="Times New Roman"/>
+          <w:sz w:val="24"/>
+          <w:szCs w:val="24"/>
+        </w:rPr>
+        <w:t>mujhe</w:t>
+      </w:r>
+      <w:proofErr w:type="spellEnd"/>
+      <w:r>
+        <w:rPr>
+          <w:rFonts w:ascii="Times New Roman" w:eastAsia="Times New Roman" w:hAnsi="Times New Roman" w:cs="Times New Roman"/>
+          <w:sz w:val="24"/>
+          <w:szCs w:val="24"/>
+        </w:rPr>
+        <w:t xml:space="preserve"> </w:t>
+      </w:r>
+      <w:proofErr w:type="spellStart"/>
+      <w:r>
+        <w:rPr>
+          <w:rFonts w:ascii="Times New Roman" w:eastAsia="Times New Roman" w:hAnsi="Times New Roman" w:cs="Times New Roman"/>
+          <w:sz w:val="24"/>
+          <w:szCs w:val="24"/>
+        </w:rPr>
+        <w:t>sirf</w:t>
+      </w:r>
+      <w:proofErr w:type="spellEnd"/>
+      <w:r>
+        <w:rPr>
+          <w:rFonts w:ascii="Times New Roman" w:eastAsia="Times New Roman" w:hAnsi="Times New Roman" w:cs="Times New Roman"/>
+          <w:sz w:val="24"/>
+          <w:szCs w:val="24"/>
+        </w:rPr>
+        <w:t xml:space="preserve"> </w:t>
       </w:r>
       <w:r>
         <w:rPr>
@@ -3458,7 +5087,25 @@
           <w:sz w:val="24"/>
           <w:szCs w:val="24"/>
         </w:rPr>
-        <w:t xml:space="preserve"> chahiye.</w:t>
+        <w:t xml:space="preserve"> </w:t>
+      </w:r>
+      <w:proofErr w:type="spellStart"/>
+      <w:r>
+        <w:rPr>
+          <w:rFonts w:ascii="Times New Roman" w:eastAsia="Times New Roman" w:hAnsi="Times New Roman" w:cs="Times New Roman"/>
+          <w:sz w:val="24"/>
+          <w:szCs w:val="24"/>
+        </w:rPr>
+        <w:t>chahiye</w:t>
+      </w:r>
+      <w:proofErr w:type="spellEnd"/>
+      <w:r>
+        <w:rPr>
+          <w:rFonts w:ascii="Times New Roman" w:eastAsia="Times New Roman" w:hAnsi="Times New Roman" w:cs="Times New Roman"/>
+          <w:sz w:val="24"/>
+          <w:szCs w:val="24"/>
+        </w:rPr>
+        <w:t>.</w:t>
       </w:r>
     </w:p>
     <w:p>
@@ -3512,6 +5159,7 @@
           <w:sz w:val="20"/>
           <w:szCs w:val="20"/>
         </w:rPr>
+        <w:lastRenderedPageBreak/>
         <w:t>Ali</w:t>
       </w:r>
     </w:p>
@@ -3602,25 +5250,97 @@
           <w:sz w:val="24"/>
           <w:szCs w:val="24"/>
         </w:rPr>
-        <w:t>Duplicate automatically hat jaye.</w:t>
-      </w:r>
-    </w:p>
-    <w:p>
-      <w:pPr>
-        <w:spacing w:before="100" w:beforeAutospacing="1" w:after="100" w:afterAutospacing="1" w:line="240" w:lineRule="auto"/>
-        <w:rPr>
-          <w:rFonts w:ascii="Times New Roman" w:eastAsia="Times New Roman" w:hAnsi="Times New Roman" w:cs="Times New Roman"/>
-          <w:sz w:val="24"/>
-          <w:szCs w:val="24"/>
-        </w:rPr>
-      </w:pPr>
-      <w:r>
-        <w:rPr>
-          <w:rFonts w:ascii="Times New Roman" w:eastAsia="Times New Roman" w:hAnsi="Times New Roman" w:cs="Times New Roman"/>
-          <w:sz w:val="24"/>
-          <w:szCs w:val="24"/>
-        </w:rPr>
-        <w:t>Python kaunsa data structure use karta hai?</w:t>
+        <w:t xml:space="preserve">Duplicate automatically hat </w:t>
+      </w:r>
+      <w:proofErr w:type="spellStart"/>
+      <w:r>
+        <w:rPr>
+          <w:rFonts w:ascii="Times New Roman" w:eastAsia="Times New Roman" w:hAnsi="Times New Roman" w:cs="Times New Roman"/>
+          <w:sz w:val="24"/>
+          <w:szCs w:val="24"/>
+        </w:rPr>
+        <w:t>jaye</w:t>
+      </w:r>
+      <w:proofErr w:type="spellEnd"/>
+      <w:r>
+        <w:rPr>
+          <w:rFonts w:ascii="Times New Roman" w:eastAsia="Times New Roman" w:hAnsi="Times New Roman" w:cs="Times New Roman"/>
+          <w:sz w:val="24"/>
+          <w:szCs w:val="24"/>
+        </w:rPr>
+        <w:t>.</w:t>
+      </w:r>
+    </w:p>
+    <w:p>
+      <w:pPr>
+        <w:spacing w:before="100" w:beforeAutospacing="1" w:after="100" w:afterAutospacing="1" w:line="240" w:lineRule="auto"/>
+        <w:rPr>
+          <w:rFonts w:ascii="Times New Roman" w:eastAsia="Times New Roman" w:hAnsi="Times New Roman" w:cs="Times New Roman"/>
+          <w:sz w:val="24"/>
+          <w:szCs w:val="24"/>
+        </w:rPr>
+      </w:pPr>
+      <w:r>
+        <w:rPr>
+          <w:rFonts w:ascii="Times New Roman" w:eastAsia="Times New Roman" w:hAnsi="Times New Roman" w:cs="Times New Roman"/>
+          <w:sz w:val="24"/>
+          <w:szCs w:val="24"/>
+        </w:rPr>
+        <w:t xml:space="preserve">Python </w:t>
+      </w:r>
+      <w:proofErr w:type="spellStart"/>
+      <w:r>
+        <w:rPr>
+          <w:rFonts w:ascii="Times New Roman" w:eastAsia="Times New Roman" w:hAnsi="Times New Roman" w:cs="Times New Roman"/>
+          <w:sz w:val="24"/>
+          <w:szCs w:val="24"/>
+        </w:rPr>
+        <w:t>kaunsa</w:t>
+      </w:r>
+      <w:proofErr w:type="spellEnd"/>
+      <w:r>
+        <w:rPr>
+          <w:rFonts w:ascii="Times New Roman" w:eastAsia="Times New Roman" w:hAnsi="Times New Roman" w:cs="Times New Roman"/>
+          <w:sz w:val="24"/>
+          <w:szCs w:val="24"/>
+        </w:rPr>
+        <w:t xml:space="preserve"> data structure use </w:t>
+      </w:r>
+      <w:proofErr w:type="spellStart"/>
+      <w:r>
+        <w:rPr>
+          <w:rFonts w:ascii="Times New Roman" w:eastAsia="Times New Roman" w:hAnsi="Times New Roman" w:cs="Times New Roman"/>
+          <w:sz w:val="24"/>
+          <w:szCs w:val="24"/>
+        </w:rPr>
+        <w:t>karta</w:t>
+      </w:r>
+      <w:proofErr w:type="spellEnd"/>
+      <w:r>
+        <w:rPr>
+          <w:rFonts w:ascii="Times New Roman" w:eastAsia="Times New Roman" w:hAnsi="Times New Roman" w:cs="Times New Roman"/>
+          <w:sz w:val="24"/>
+          <w:szCs w:val="24"/>
+        </w:rPr>
+        <w:t xml:space="preserve"> </w:t>
+      </w:r>
+      <w:proofErr w:type="spellStart"/>
+      <w:r>
+        <w:rPr>
+          <w:rFonts w:ascii="Times New Roman" w:eastAsia="Times New Roman" w:hAnsi="Times New Roman" w:cs="Times New Roman"/>
+          <w:sz w:val="24"/>
+          <w:szCs w:val="24"/>
+        </w:rPr>
+        <w:t>hai</w:t>
+      </w:r>
+      <w:proofErr w:type="spellEnd"/>
+      <w:r>
+        <w:rPr>
+          <w:rFonts w:ascii="Times New Roman" w:eastAsia="Times New Roman" w:hAnsi="Times New Roman" w:cs="Times New Roman"/>
+          <w:sz w:val="24"/>
+          <w:szCs w:val="24"/>
+        </w:rPr>
+        <w:t>?</w:t>
       </w:r>
     </w:p>
     <w:p>
@@ -3692,7 +5412,43 @@
           <w:sz w:val="24"/>
           <w:szCs w:val="24"/>
         </w:rPr>
-        <w:t xml:space="preserve">Isi ko kehte hain </w:t>
+        <w:t xml:space="preserve">Isi ko </w:t>
+      </w:r>
+      <w:proofErr w:type="spellStart"/>
+      <w:r>
+        <w:rPr>
+          <w:rFonts w:ascii="Times New Roman" w:eastAsia="Times New Roman" w:hAnsi="Times New Roman" w:cs="Times New Roman"/>
+          <w:sz w:val="24"/>
+          <w:szCs w:val="24"/>
+        </w:rPr>
+        <w:t>kehte</w:t>
+      </w:r>
+      <w:proofErr w:type="spellEnd"/>
+      <w:r>
+        <w:rPr>
+          <w:rFonts w:ascii="Times New Roman" w:eastAsia="Times New Roman" w:hAnsi="Times New Roman" w:cs="Times New Roman"/>
+          <w:sz w:val="24"/>
+          <w:szCs w:val="24"/>
+        </w:rPr>
+        <w:t xml:space="preserve"> </w:t>
+      </w:r>
+      <w:proofErr w:type="spellStart"/>
+      <w:r>
+        <w:rPr>
+          <w:rFonts w:ascii="Times New Roman" w:eastAsia="Times New Roman" w:hAnsi="Times New Roman" w:cs="Times New Roman"/>
+          <w:sz w:val="24"/>
+          <w:szCs w:val="24"/>
+        </w:rPr>
+        <w:t>hain</w:t>
+      </w:r>
+      <w:proofErr w:type="spellEnd"/>
+      <w:r>
+        <w:rPr>
+          <w:rFonts w:ascii="Times New Roman" w:eastAsia="Times New Roman" w:hAnsi="Times New Roman" w:cs="Times New Roman"/>
+          <w:sz w:val="24"/>
+          <w:szCs w:val="24"/>
+        </w:rPr>
+        <w:t xml:space="preserve"> </w:t>
       </w:r>
       <w:r>
         <w:rPr>
@@ -3746,6 +5502,7 @@
           <w:szCs w:val="48"/>
         </w:rPr>
       </w:pPr>
+      <w:proofErr w:type="spellStart"/>
       <w:r>
         <w:rPr>
           <w:rFonts w:ascii="Times New Roman" w:eastAsia="Times New Roman" w:hAnsi="Times New Roman" w:cs="Times New Roman"/>
@@ -3755,79 +5512,365 @@
           <w:sz w:val="48"/>
           <w:szCs w:val="48"/>
         </w:rPr>
-        <w:t>Chhota Homework (Sirf Sochna)</w:t>
-      </w:r>
-    </w:p>
-    <w:p>
-      <w:pPr>
-        <w:spacing w:before="100" w:beforeAutospacing="1" w:after="100" w:afterAutospacing="1" w:line="240" w:lineRule="auto"/>
-        <w:rPr>
-          <w:rFonts w:ascii="Times New Roman" w:eastAsia="Times New Roman" w:hAnsi="Times New Roman" w:cs="Times New Roman"/>
-          <w:sz w:val="24"/>
-          <w:szCs w:val="24"/>
-        </w:rPr>
-      </w:pPr>
-      <w:r>
-        <w:rPr>
-          <w:rFonts w:ascii="Times New Roman" w:eastAsia="Times New Roman" w:hAnsi="Times New Roman" w:cs="Times New Roman"/>
-          <w:sz w:val="24"/>
-          <w:szCs w:val="24"/>
-        </w:rPr>
-        <w:t>Agar school mein 1000 students ke names hain aur mujhe sirf unique names chahiye.</w:t>
-      </w:r>
-    </w:p>
-    <w:p>
-      <w:pPr>
-        <w:spacing w:before="100" w:beforeAutospacing="1" w:after="100" w:afterAutospacing="1" w:line="240" w:lineRule="auto"/>
-        <w:rPr>
-          <w:rFonts w:ascii="Times New Roman" w:eastAsia="Times New Roman" w:hAnsi="Times New Roman" w:cs="Times New Roman"/>
-          <w:sz w:val="24"/>
-          <w:szCs w:val="24"/>
-        </w:rPr>
-      </w:pPr>
-      <w:r>
-        <w:rPr>
-          <w:rFonts w:ascii="Times New Roman" w:eastAsia="Times New Roman" w:hAnsi="Times New Roman" w:cs="Times New Roman"/>
-          <w:sz w:val="24"/>
-          <w:szCs w:val="24"/>
-        </w:rPr>
-        <w:t>List better hai?</w:t>
-      </w:r>
-    </w:p>
-    <w:p>
-      <w:pPr>
-        <w:spacing w:before="100" w:beforeAutospacing="1" w:after="100" w:afterAutospacing="1" w:line="240" w:lineRule="auto"/>
-        <w:rPr>
-          <w:rFonts w:ascii="Times New Roman" w:eastAsia="Times New Roman" w:hAnsi="Times New Roman" w:cs="Times New Roman"/>
-          <w:sz w:val="24"/>
-          <w:szCs w:val="24"/>
-        </w:rPr>
-      </w:pPr>
-      <w:r>
-        <w:rPr>
-          <w:rFonts w:ascii="Times New Roman" w:eastAsia="Times New Roman" w:hAnsi="Times New Roman" w:cs="Times New Roman"/>
-          <w:sz w:val="24"/>
-          <w:szCs w:val="24"/>
-        </w:rPr>
-        <w:t>Ya Set?</w:t>
-      </w:r>
-    </w:p>
-    <w:p>
-      <w:pPr>
-        <w:spacing w:before="100" w:beforeAutospacing="1" w:after="100" w:afterAutospacing="1" w:line="240" w:lineRule="auto"/>
-        <w:rPr>
-          <w:rFonts w:ascii="Times New Roman" w:eastAsia="Times New Roman" w:hAnsi="Times New Roman" w:cs="Times New Roman"/>
-          <w:sz w:val="24"/>
-          <w:szCs w:val="24"/>
-        </w:rPr>
-      </w:pPr>
-      <w:r>
-        <w:rPr>
-          <w:rFonts w:ascii="Times New Roman" w:eastAsia="Times New Roman" w:hAnsi="Times New Roman" w:cs="Times New Roman"/>
-          <w:sz w:val="24"/>
-          <w:szCs w:val="24"/>
-        </w:rPr>
-        <w:t>Bas ek line mein jawab dena.</w:t>
+        <w:t>Chhota</w:t>
+      </w:r>
+      <w:proofErr w:type="spellEnd"/>
+      <w:r>
+        <w:rPr>
+          <w:rFonts w:ascii="Times New Roman" w:eastAsia="Times New Roman" w:hAnsi="Times New Roman" w:cs="Times New Roman"/>
+          <w:b/>
+          <w:bCs/>
+          <w:kern w:val="36"/>
+          <w:sz w:val="48"/>
+          <w:szCs w:val="48"/>
+        </w:rPr>
+        <w:t xml:space="preserve"> Homework (</w:t>
+      </w:r>
+      <w:proofErr w:type="spellStart"/>
+      <w:r>
+        <w:rPr>
+          <w:rFonts w:ascii="Times New Roman" w:eastAsia="Times New Roman" w:hAnsi="Times New Roman" w:cs="Times New Roman"/>
+          <w:b/>
+          <w:bCs/>
+          <w:kern w:val="36"/>
+          <w:sz w:val="48"/>
+          <w:szCs w:val="48"/>
+        </w:rPr>
+        <w:t>Sirf</w:t>
+      </w:r>
+      <w:proofErr w:type="spellEnd"/>
+      <w:r>
+        <w:rPr>
+          <w:rFonts w:ascii="Times New Roman" w:eastAsia="Times New Roman" w:hAnsi="Times New Roman" w:cs="Times New Roman"/>
+          <w:b/>
+          <w:bCs/>
+          <w:kern w:val="36"/>
+          <w:sz w:val="48"/>
+          <w:szCs w:val="48"/>
+        </w:rPr>
+        <w:t xml:space="preserve"> </w:t>
+      </w:r>
+      <w:proofErr w:type="spellStart"/>
+      <w:r>
+        <w:rPr>
+          <w:rFonts w:ascii="Times New Roman" w:eastAsia="Times New Roman" w:hAnsi="Times New Roman" w:cs="Times New Roman"/>
+          <w:b/>
+          <w:bCs/>
+          <w:kern w:val="36"/>
+          <w:sz w:val="48"/>
+          <w:szCs w:val="48"/>
+        </w:rPr>
+        <w:t>Sochna</w:t>
+      </w:r>
+      <w:proofErr w:type="spellEnd"/>
+      <w:r>
+        <w:rPr>
+          <w:rFonts w:ascii="Times New Roman" w:eastAsia="Times New Roman" w:hAnsi="Times New Roman" w:cs="Times New Roman"/>
+          <w:b/>
+          <w:bCs/>
+          <w:kern w:val="36"/>
+          <w:sz w:val="48"/>
+          <w:szCs w:val="48"/>
+        </w:rPr>
+        <w:t>)</w:t>
+      </w:r>
+    </w:p>
+    <w:p>
+      <w:pPr>
+        <w:spacing w:before="100" w:beforeAutospacing="1" w:after="100" w:afterAutospacing="1" w:line="240" w:lineRule="auto"/>
+        <w:rPr>
+          <w:rFonts w:ascii="Times New Roman" w:eastAsia="Times New Roman" w:hAnsi="Times New Roman" w:cs="Times New Roman"/>
+          <w:sz w:val="24"/>
+          <w:szCs w:val="24"/>
+        </w:rPr>
+      </w:pPr>
+      <w:r>
+        <w:rPr>
+          <w:rFonts w:ascii="Times New Roman" w:eastAsia="Times New Roman" w:hAnsi="Times New Roman" w:cs="Times New Roman"/>
+          <w:sz w:val="24"/>
+          <w:szCs w:val="24"/>
+        </w:rPr>
+        <w:t xml:space="preserve">Agar school </w:t>
+      </w:r>
+      <w:proofErr w:type="spellStart"/>
+      <w:r>
+        <w:rPr>
+          <w:rFonts w:ascii="Times New Roman" w:eastAsia="Times New Roman" w:hAnsi="Times New Roman" w:cs="Times New Roman"/>
+          <w:sz w:val="24"/>
+          <w:szCs w:val="24"/>
+        </w:rPr>
+        <w:t>mein</w:t>
+      </w:r>
+      <w:proofErr w:type="spellEnd"/>
+      <w:r>
+        <w:rPr>
+          <w:rFonts w:ascii="Times New Roman" w:eastAsia="Times New Roman" w:hAnsi="Times New Roman" w:cs="Times New Roman"/>
+          <w:sz w:val="24"/>
+          <w:szCs w:val="24"/>
+        </w:rPr>
+        <w:t xml:space="preserve"> 1000 students </w:t>
+      </w:r>
+      <w:proofErr w:type="spellStart"/>
+      <w:r>
+        <w:rPr>
+          <w:rFonts w:ascii="Times New Roman" w:eastAsia="Times New Roman" w:hAnsi="Times New Roman" w:cs="Times New Roman"/>
+          <w:sz w:val="24"/>
+          <w:szCs w:val="24"/>
+        </w:rPr>
+        <w:t>ke</w:t>
+      </w:r>
+      <w:proofErr w:type="spellEnd"/>
+      <w:r>
+        <w:rPr>
+          <w:rFonts w:ascii="Times New Roman" w:eastAsia="Times New Roman" w:hAnsi="Times New Roman" w:cs="Times New Roman"/>
+          <w:sz w:val="24"/>
+          <w:szCs w:val="24"/>
+        </w:rPr>
+        <w:t xml:space="preserve"> names </w:t>
+      </w:r>
+      <w:proofErr w:type="spellStart"/>
+      <w:r>
+        <w:rPr>
+          <w:rFonts w:ascii="Times New Roman" w:eastAsia="Times New Roman" w:hAnsi="Times New Roman" w:cs="Times New Roman"/>
+          <w:sz w:val="24"/>
+          <w:szCs w:val="24"/>
+        </w:rPr>
+        <w:t>hain</w:t>
+      </w:r>
+      <w:proofErr w:type="spellEnd"/>
+      <w:r>
+        <w:rPr>
+          <w:rFonts w:ascii="Times New Roman" w:eastAsia="Times New Roman" w:hAnsi="Times New Roman" w:cs="Times New Roman"/>
+          <w:sz w:val="24"/>
+          <w:szCs w:val="24"/>
+        </w:rPr>
+        <w:t xml:space="preserve"> </w:t>
+      </w:r>
+      <w:proofErr w:type="spellStart"/>
+      <w:r>
+        <w:rPr>
+          <w:rFonts w:ascii="Times New Roman" w:eastAsia="Times New Roman" w:hAnsi="Times New Roman" w:cs="Times New Roman"/>
+          <w:sz w:val="24"/>
+          <w:szCs w:val="24"/>
+        </w:rPr>
+        <w:t>aur</w:t>
+      </w:r>
+      <w:proofErr w:type="spellEnd"/>
+      <w:r>
+        <w:rPr>
+          <w:rFonts w:ascii="Times New Roman" w:eastAsia="Times New Roman" w:hAnsi="Times New Roman" w:cs="Times New Roman"/>
+          <w:sz w:val="24"/>
+          <w:szCs w:val="24"/>
+        </w:rPr>
+        <w:t xml:space="preserve"> </w:t>
+      </w:r>
+      <w:proofErr w:type="spellStart"/>
+      <w:r>
+        <w:rPr>
+          <w:rFonts w:ascii="Times New Roman" w:eastAsia="Times New Roman" w:hAnsi="Times New Roman" w:cs="Times New Roman"/>
+          <w:sz w:val="24"/>
+          <w:szCs w:val="24"/>
+        </w:rPr>
+        <w:t>mujhe</w:t>
+      </w:r>
+      <w:proofErr w:type="spellEnd"/>
+      <w:r>
+        <w:rPr>
+          <w:rFonts w:ascii="Times New Roman" w:eastAsia="Times New Roman" w:hAnsi="Times New Roman" w:cs="Times New Roman"/>
+          <w:sz w:val="24"/>
+          <w:szCs w:val="24"/>
+        </w:rPr>
+        <w:t xml:space="preserve"> </w:t>
+      </w:r>
+      <w:proofErr w:type="spellStart"/>
+      <w:r>
+        <w:rPr>
+          <w:rFonts w:ascii="Times New Roman" w:eastAsia="Times New Roman" w:hAnsi="Times New Roman" w:cs="Times New Roman"/>
+          <w:sz w:val="24"/>
+          <w:szCs w:val="24"/>
+        </w:rPr>
+        <w:t>sirf</w:t>
+      </w:r>
+      <w:proofErr w:type="spellEnd"/>
+      <w:r>
+        <w:rPr>
+          <w:rFonts w:ascii="Times New Roman" w:eastAsia="Times New Roman" w:hAnsi="Times New Roman" w:cs="Times New Roman"/>
+          <w:sz w:val="24"/>
+          <w:szCs w:val="24"/>
+        </w:rPr>
+        <w:t xml:space="preserve"> unique names </w:t>
+      </w:r>
+      <w:proofErr w:type="spellStart"/>
+      <w:r>
+        <w:rPr>
+          <w:rFonts w:ascii="Times New Roman" w:eastAsia="Times New Roman" w:hAnsi="Times New Roman" w:cs="Times New Roman"/>
+          <w:sz w:val="24"/>
+          <w:szCs w:val="24"/>
+        </w:rPr>
+        <w:t>chahiye</w:t>
+      </w:r>
+      <w:proofErr w:type="spellEnd"/>
+      <w:r>
+        <w:rPr>
+          <w:rFonts w:ascii="Times New Roman" w:eastAsia="Times New Roman" w:hAnsi="Times New Roman" w:cs="Times New Roman"/>
+          <w:sz w:val="24"/>
+          <w:szCs w:val="24"/>
+        </w:rPr>
+        <w:t>.</w:t>
+      </w:r>
+    </w:p>
+    <w:p>
+      <w:pPr>
+        <w:spacing w:before="100" w:beforeAutospacing="1" w:after="100" w:afterAutospacing="1" w:line="240" w:lineRule="auto"/>
+        <w:rPr>
+          <w:rFonts w:ascii="Times New Roman" w:eastAsia="Times New Roman" w:hAnsi="Times New Roman" w:cs="Times New Roman"/>
+          <w:sz w:val="24"/>
+          <w:szCs w:val="24"/>
+        </w:rPr>
+      </w:pPr>
+      <w:r>
+        <w:rPr>
+          <w:rFonts w:ascii="Times New Roman" w:eastAsia="Times New Roman" w:hAnsi="Times New Roman" w:cs="Times New Roman"/>
+          <w:sz w:val="24"/>
+          <w:szCs w:val="24"/>
+        </w:rPr>
+        <w:t xml:space="preserve">List better </w:t>
+      </w:r>
+      <w:proofErr w:type="spellStart"/>
+      <w:r>
+        <w:rPr>
+          <w:rFonts w:ascii="Times New Roman" w:eastAsia="Times New Roman" w:hAnsi="Times New Roman" w:cs="Times New Roman"/>
+          <w:sz w:val="24"/>
+          <w:szCs w:val="24"/>
+        </w:rPr>
+        <w:t>hai</w:t>
+      </w:r>
+      <w:proofErr w:type="spellEnd"/>
+      <w:r>
+        <w:rPr>
+          <w:rFonts w:ascii="Times New Roman" w:eastAsia="Times New Roman" w:hAnsi="Times New Roman" w:cs="Times New Roman"/>
+          <w:sz w:val="24"/>
+          <w:szCs w:val="24"/>
+        </w:rPr>
+        <w:t>?</w:t>
+      </w:r>
+    </w:p>
+    <w:p>
+      <w:pPr>
+        <w:spacing w:before="100" w:beforeAutospacing="1" w:after="100" w:afterAutospacing="1" w:line="240" w:lineRule="auto"/>
+        <w:rPr>
+          <w:rFonts w:ascii="Times New Roman" w:eastAsia="Times New Roman" w:hAnsi="Times New Roman" w:cs="Times New Roman"/>
+          <w:sz w:val="24"/>
+          <w:szCs w:val="24"/>
+        </w:rPr>
+      </w:pPr>
+      <w:proofErr w:type="spellStart"/>
+      <w:r>
+        <w:rPr>
+          <w:rFonts w:ascii="Times New Roman" w:eastAsia="Times New Roman" w:hAnsi="Times New Roman" w:cs="Times New Roman"/>
+          <w:sz w:val="24"/>
+          <w:szCs w:val="24"/>
+        </w:rPr>
+        <w:t>Ya</w:t>
+      </w:r>
+      <w:proofErr w:type="spellEnd"/>
+      <w:r>
+        <w:rPr>
+          <w:rFonts w:ascii="Times New Roman" w:eastAsia="Times New Roman" w:hAnsi="Times New Roman" w:cs="Times New Roman"/>
+          <w:sz w:val="24"/>
+          <w:szCs w:val="24"/>
+        </w:rPr>
+        <w:t xml:space="preserve"> Set?</w:t>
+      </w:r>
+    </w:p>
+    <w:p>
+      <w:pPr>
+        <w:spacing w:before="100" w:beforeAutospacing="1" w:after="100" w:afterAutospacing="1" w:line="240" w:lineRule="auto"/>
+        <w:rPr>
+          <w:rFonts w:ascii="Times New Roman" w:eastAsia="Times New Roman" w:hAnsi="Times New Roman" w:cs="Times New Roman"/>
+          <w:sz w:val="24"/>
+          <w:szCs w:val="24"/>
+        </w:rPr>
+      </w:pPr>
+      <w:r>
+        <w:rPr>
+          <w:rFonts w:ascii="Times New Roman" w:eastAsia="Times New Roman" w:hAnsi="Times New Roman" w:cs="Times New Roman"/>
+          <w:sz w:val="24"/>
+          <w:szCs w:val="24"/>
+        </w:rPr>
+        <w:t xml:space="preserve">Bas </w:t>
+      </w:r>
+      <w:proofErr w:type="spellStart"/>
+      <w:r>
+        <w:rPr>
+          <w:rFonts w:ascii="Times New Roman" w:eastAsia="Times New Roman" w:hAnsi="Times New Roman" w:cs="Times New Roman"/>
+          <w:sz w:val="24"/>
+          <w:szCs w:val="24"/>
+        </w:rPr>
+        <w:t>ek</w:t>
+      </w:r>
+      <w:proofErr w:type="spellEnd"/>
+      <w:r>
+        <w:rPr>
+          <w:rFonts w:ascii="Times New Roman" w:eastAsia="Times New Roman" w:hAnsi="Times New Roman" w:cs="Times New Roman"/>
+          <w:sz w:val="24"/>
+          <w:szCs w:val="24"/>
+        </w:rPr>
+        <w:t xml:space="preserve"> line </w:t>
+      </w:r>
+      <w:proofErr w:type="spellStart"/>
+      <w:r>
+        <w:rPr>
+          <w:rFonts w:ascii="Times New Roman" w:eastAsia="Times New Roman" w:hAnsi="Times New Roman" w:cs="Times New Roman"/>
+          <w:sz w:val="24"/>
+          <w:szCs w:val="24"/>
+        </w:rPr>
+        <w:t>mein</w:t>
+      </w:r>
+      <w:proofErr w:type="spellEnd"/>
+      <w:r>
+        <w:rPr>
+          <w:rFonts w:ascii="Times New Roman" w:eastAsia="Times New Roman" w:hAnsi="Times New Roman" w:cs="Times New Roman"/>
+          <w:sz w:val="24"/>
+          <w:szCs w:val="24"/>
+        </w:rPr>
+        <w:t xml:space="preserve"> </w:t>
+      </w:r>
+      <w:proofErr w:type="spellStart"/>
+      <w:r>
+        <w:rPr>
+          <w:rFonts w:ascii="Times New Roman" w:eastAsia="Times New Roman" w:hAnsi="Times New Roman" w:cs="Times New Roman"/>
+          <w:sz w:val="24"/>
+          <w:szCs w:val="24"/>
+        </w:rPr>
+        <w:t>jawab</w:t>
+      </w:r>
+      <w:proofErr w:type="spellEnd"/>
+      <w:r>
+        <w:rPr>
+          <w:rFonts w:ascii="Times New Roman" w:eastAsia="Times New Roman" w:hAnsi="Times New Roman" w:cs="Times New Roman"/>
+          <w:sz w:val="24"/>
+          <w:szCs w:val="24"/>
+        </w:rPr>
+        <w:t xml:space="preserve"> </w:t>
+      </w:r>
+      <w:proofErr w:type="spellStart"/>
+      <w:r>
+        <w:rPr>
+          <w:rFonts w:ascii="Times New Roman" w:eastAsia="Times New Roman" w:hAnsi="Times New Roman" w:cs="Times New Roman"/>
+          <w:sz w:val="24"/>
+          <w:szCs w:val="24"/>
+        </w:rPr>
+        <w:t>dena</w:t>
+      </w:r>
+      <w:proofErr w:type="spellEnd"/>
+      <w:r>
+        <w:rPr>
+          <w:rFonts w:ascii="Times New Roman" w:eastAsia="Times New Roman" w:hAnsi="Times New Roman" w:cs="Times New Roman"/>
+          <w:sz w:val="24"/>
+          <w:szCs w:val="24"/>
+        </w:rPr>
+        <w:t>.</w:t>
       </w:r>
     </w:p>
     <w:p>
@@ -3901,99 +5944,449 @@
           <w:sz w:val="24"/>
           <w:szCs w:val="24"/>
         </w:rPr>
-        <w:t>Junior, ek cheez bahut improve hui hai.</w:t>
-      </w:r>
-    </w:p>
-    <w:p>
-      <w:pPr>
-        <w:spacing w:before="100" w:beforeAutospacing="1" w:after="100" w:afterAutospacing="1" w:line="240" w:lineRule="auto"/>
-        <w:rPr>
-          <w:rFonts w:ascii="Times New Roman" w:eastAsia="Times New Roman" w:hAnsi="Times New Roman" w:cs="Times New Roman"/>
-          <w:sz w:val="24"/>
-          <w:szCs w:val="24"/>
-        </w:rPr>
-      </w:pPr>
-      <w:r>
-        <w:rPr>
-          <w:rFonts w:ascii="Times New Roman" w:eastAsia="Times New Roman" w:hAnsi="Times New Roman" w:cs="Times New Roman"/>
-          <w:sz w:val="24"/>
-          <w:szCs w:val="24"/>
-        </w:rPr>
-        <w:t>Pehle tum concepts se darte the.</w:t>
-      </w:r>
-    </w:p>
-    <w:p>
-      <w:pPr>
-        <w:spacing w:before="100" w:beforeAutospacing="1" w:after="100" w:afterAutospacing="1" w:line="240" w:lineRule="auto"/>
-        <w:rPr>
-          <w:rFonts w:ascii="Times New Roman" w:eastAsia="Times New Roman" w:hAnsi="Times New Roman" w:cs="Times New Roman"/>
-          <w:sz w:val="24"/>
-          <w:szCs w:val="24"/>
-        </w:rPr>
-      </w:pPr>
-      <w:r>
-        <w:rPr>
-          <w:rFonts w:ascii="Times New Roman" w:eastAsia="Times New Roman" w:hAnsi="Times New Roman" w:cs="Times New Roman"/>
-          <w:sz w:val="24"/>
-          <w:szCs w:val="24"/>
-        </w:rPr>
-        <w:t>Ab tum jaldi answer dete ho.</w:t>
-      </w:r>
-    </w:p>
-    <w:p>
-      <w:pPr>
-        <w:spacing w:before="100" w:beforeAutospacing="1" w:after="100" w:afterAutospacing="1" w:line="240" w:lineRule="auto"/>
-        <w:rPr>
-          <w:rFonts w:ascii="Times New Roman" w:eastAsia="Times New Roman" w:hAnsi="Times New Roman" w:cs="Times New Roman"/>
-          <w:sz w:val="24"/>
-          <w:szCs w:val="24"/>
-        </w:rPr>
-      </w:pPr>
-      <w:r>
-        <w:rPr>
-          <w:rFonts w:ascii="Times New Roman" w:eastAsia="Times New Roman" w:hAnsi="Times New Roman" w:cs="Times New Roman"/>
-          <w:sz w:val="24"/>
-          <w:szCs w:val="24"/>
-        </w:rPr>
-        <w:t>Bracket wali galti hui hai, lekin wo normal hai.</w:t>
-      </w:r>
-    </w:p>
-    <w:p>
-      <w:pPr>
-        <w:spacing w:before="100" w:beforeAutospacing="1" w:after="100" w:afterAutospacing="1" w:line="240" w:lineRule="auto"/>
-        <w:rPr>
-          <w:rFonts w:ascii="Times New Roman" w:eastAsia="Times New Roman" w:hAnsi="Times New Roman" w:cs="Times New Roman"/>
-          <w:sz w:val="24"/>
-          <w:szCs w:val="24"/>
-        </w:rPr>
-      </w:pPr>
-      <w:r>
-        <w:rPr>
-          <w:rFonts w:ascii="Times New Roman" w:eastAsia="Times New Roman" w:hAnsi="Times New Roman" w:cs="Times New Roman"/>
-          <w:b/>
-          <w:bCs/>
-          <w:sz w:val="24"/>
-          <w:szCs w:val="24"/>
-        </w:rPr>
-        <w:t>Concept tumne pakad liya hai.</w:t>
-      </w:r>
-    </w:p>
-    <w:p>
-      <w:pPr>
-        <w:spacing w:before="100" w:beforeAutospacing="1" w:after="100" w:afterAutospacing="1" w:line="240" w:lineRule="auto"/>
-        <w:rPr>
-          <w:rFonts w:ascii="Times New Roman" w:eastAsia="Times New Roman" w:hAnsi="Times New Roman" w:cs="Times New Roman"/>
-          <w:sz w:val="24"/>
-          <w:szCs w:val="24"/>
-        </w:rPr>
-      </w:pPr>
-      <w:r>
-        <w:rPr>
-          <w:rFonts w:ascii="Times New Roman" w:eastAsia="Times New Roman" w:hAnsi="Times New Roman" w:cs="Times New Roman"/>
-          <w:sz w:val="24"/>
-          <w:szCs w:val="24"/>
-        </w:rPr>
-        <w:t>Aur yaad rakhna:</w:t>
+        <w:t xml:space="preserve">Junior, </w:t>
+      </w:r>
+      <w:proofErr w:type="spellStart"/>
+      <w:r>
+        <w:rPr>
+          <w:rFonts w:ascii="Times New Roman" w:eastAsia="Times New Roman" w:hAnsi="Times New Roman" w:cs="Times New Roman"/>
+          <w:sz w:val="24"/>
+          <w:szCs w:val="24"/>
+        </w:rPr>
+        <w:t>ek</w:t>
+      </w:r>
+      <w:proofErr w:type="spellEnd"/>
+      <w:r>
+        <w:rPr>
+          <w:rFonts w:ascii="Times New Roman" w:eastAsia="Times New Roman" w:hAnsi="Times New Roman" w:cs="Times New Roman"/>
+          <w:sz w:val="24"/>
+          <w:szCs w:val="24"/>
+        </w:rPr>
+        <w:t xml:space="preserve"> </w:t>
+      </w:r>
+      <w:proofErr w:type="spellStart"/>
+      <w:r>
+        <w:rPr>
+          <w:rFonts w:ascii="Times New Roman" w:eastAsia="Times New Roman" w:hAnsi="Times New Roman" w:cs="Times New Roman"/>
+          <w:sz w:val="24"/>
+          <w:szCs w:val="24"/>
+        </w:rPr>
+        <w:t>cheez</w:t>
+      </w:r>
+      <w:proofErr w:type="spellEnd"/>
+      <w:r>
+        <w:rPr>
+          <w:rFonts w:ascii="Times New Roman" w:eastAsia="Times New Roman" w:hAnsi="Times New Roman" w:cs="Times New Roman"/>
+          <w:sz w:val="24"/>
+          <w:szCs w:val="24"/>
+        </w:rPr>
+        <w:t xml:space="preserve"> </w:t>
+      </w:r>
+      <w:proofErr w:type="spellStart"/>
+      <w:r>
+        <w:rPr>
+          <w:rFonts w:ascii="Times New Roman" w:eastAsia="Times New Roman" w:hAnsi="Times New Roman" w:cs="Times New Roman"/>
+          <w:sz w:val="24"/>
+          <w:szCs w:val="24"/>
+        </w:rPr>
+        <w:t>bahut</w:t>
+      </w:r>
+      <w:proofErr w:type="spellEnd"/>
+      <w:r>
+        <w:rPr>
+          <w:rFonts w:ascii="Times New Roman" w:eastAsia="Times New Roman" w:hAnsi="Times New Roman" w:cs="Times New Roman"/>
+          <w:sz w:val="24"/>
+          <w:szCs w:val="24"/>
+        </w:rPr>
+        <w:t xml:space="preserve"> improve hui </w:t>
+      </w:r>
+      <w:proofErr w:type="spellStart"/>
+      <w:r>
+        <w:rPr>
+          <w:rFonts w:ascii="Times New Roman" w:eastAsia="Times New Roman" w:hAnsi="Times New Roman" w:cs="Times New Roman"/>
+          <w:sz w:val="24"/>
+          <w:szCs w:val="24"/>
+        </w:rPr>
+        <w:t>hai</w:t>
+      </w:r>
+      <w:proofErr w:type="spellEnd"/>
+      <w:r>
+        <w:rPr>
+          <w:rFonts w:ascii="Times New Roman" w:eastAsia="Times New Roman" w:hAnsi="Times New Roman" w:cs="Times New Roman"/>
+          <w:sz w:val="24"/>
+          <w:szCs w:val="24"/>
+        </w:rPr>
+        <w:t>.</w:t>
+      </w:r>
+    </w:p>
+    <w:p>
+      <w:pPr>
+        <w:spacing w:before="100" w:beforeAutospacing="1" w:after="100" w:afterAutospacing="1" w:line="240" w:lineRule="auto"/>
+        <w:rPr>
+          <w:rFonts w:ascii="Times New Roman" w:eastAsia="Times New Roman" w:hAnsi="Times New Roman" w:cs="Times New Roman"/>
+          <w:sz w:val="24"/>
+          <w:szCs w:val="24"/>
+        </w:rPr>
+      </w:pPr>
+      <w:r>
+        <w:rPr>
+          <w:rFonts w:ascii="Times New Roman" w:eastAsia="Times New Roman" w:hAnsi="Times New Roman" w:cs="Times New Roman"/>
+          <w:sz w:val="24"/>
+          <w:szCs w:val="24"/>
+        </w:rPr>
+        <w:t xml:space="preserve">Pehle tum concepts se </w:t>
+      </w:r>
+      <w:proofErr w:type="spellStart"/>
+      <w:r>
+        <w:rPr>
+          <w:rFonts w:ascii="Times New Roman" w:eastAsia="Times New Roman" w:hAnsi="Times New Roman" w:cs="Times New Roman"/>
+          <w:sz w:val="24"/>
+          <w:szCs w:val="24"/>
+        </w:rPr>
+        <w:t>darte</w:t>
+      </w:r>
+      <w:proofErr w:type="spellEnd"/>
+      <w:r>
+        <w:rPr>
+          <w:rFonts w:ascii="Times New Roman" w:eastAsia="Times New Roman" w:hAnsi="Times New Roman" w:cs="Times New Roman"/>
+          <w:sz w:val="24"/>
+          <w:szCs w:val="24"/>
+        </w:rPr>
+        <w:t xml:space="preserve"> the.</w:t>
+      </w:r>
+    </w:p>
+    <w:p>
+      <w:pPr>
+        <w:spacing w:before="100" w:beforeAutospacing="1" w:after="100" w:afterAutospacing="1" w:line="240" w:lineRule="auto"/>
+        <w:rPr>
+          <w:rFonts w:ascii="Times New Roman" w:eastAsia="Times New Roman" w:hAnsi="Times New Roman" w:cs="Times New Roman"/>
+          <w:sz w:val="24"/>
+          <w:szCs w:val="24"/>
+        </w:rPr>
+      </w:pPr>
+      <w:r>
+        <w:rPr>
+          <w:rFonts w:ascii="Times New Roman" w:eastAsia="Times New Roman" w:hAnsi="Times New Roman" w:cs="Times New Roman"/>
+          <w:sz w:val="24"/>
+          <w:szCs w:val="24"/>
+        </w:rPr>
+        <w:t xml:space="preserve">Ab tum </w:t>
+      </w:r>
+      <w:proofErr w:type="spellStart"/>
+      <w:r>
+        <w:rPr>
+          <w:rFonts w:ascii="Times New Roman" w:eastAsia="Times New Roman" w:hAnsi="Times New Roman" w:cs="Times New Roman"/>
+          <w:sz w:val="24"/>
+          <w:szCs w:val="24"/>
+        </w:rPr>
+        <w:t>jaldi</w:t>
+      </w:r>
+      <w:proofErr w:type="spellEnd"/>
+      <w:r>
+        <w:rPr>
+          <w:rFonts w:ascii="Times New Roman" w:eastAsia="Times New Roman" w:hAnsi="Times New Roman" w:cs="Times New Roman"/>
+          <w:sz w:val="24"/>
+          <w:szCs w:val="24"/>
+        </w:rPr>
+        <w:t xml:space="preserve"> answer </w:t>
+      </w:r>
+      <w:proofErr w:type="spellStart"/>
+      <w:r>
+        <w:rPr>
+          <w:rFonts w:ascii="Times New Roman" w:eastAsia="Times New Roman" w:hAnsi="Times New Roman" w:cs="Times New Roman"/>
+          <w:sz w:val="24"/>
+          <w:szCs w:val="24"/>
+        </w:rPr>
+        <w:t>dete</w:t>
+      </w:r>
+      <w:proofErr w:type="spellEnd"/>
+      <w:r>
+        <w:rPr>
+          <w:rFonts w:ascii="Times New Roman" w:eastAsia="Times New Roman" w:hAnsi="Times New Roman" w:cs="Times New Roman"/>
+          <w:sz w:val="24"/>
+          <w:szCs w:val="24"/>
+        </w:rPr>
+        <w:t xml:space="preserve"> ho.</w:t>
+      </w:r>
+    </w:p>
+    <w:p>
+      <w:pPr>
+        <w:spacing w:before="100" w:beforeAutospacing="1" w:after="100" w:afterAutospacing="1" w:line="240" w:lineRule="auto"/>
+        <w:rPr>
+          <w:rFonts w:ascii="Times New Roman" w:eastAsia="Times New Roman" w:hAnsi="Times New Roman" w:cs="Times New Roman"/>
+          <w:sz w:val="24"/>
+          <w:szCs w:val="24"/>
+        </w:rPr>
+      </w:pPr>
+      <w:r>
+        <w:rPr>
+          <w:rFonts w:ascii="Times New Roman" w:eastAsia="Times New Roman" w:hAnsi="Times New Roman" w:cs="Times New Roman"/>
+          <w:sz w:val="24"/>
+          <w:szCs w:val="24"/>
+        </w:rPr>
+        <w:t xml:space="preserve">Bracket </w:t>
+      </w:r>
+      <w:proofErr w:type="spellStart"/>
+      <w:r>
+        <w:rPr>
+          <w:rFonts w:ascii="Times New Roman" w:eastAsia="Times New Roman" w:hAnsi="Times New Roman" w:cs="Times New Roman"/>
+          <w:sz w:val="24"/>
+          <w:szCs w:val="24"/>
+        </w:rPr>
+        <w:t>wali</w:t>
+      </w:r>
+      <w:proofErr w:type="spellEnd"/>
+      <w:r>
+        <w:rPr>
+          <w:rFonts w:ascii="Times New Roman" w:eastAsia="Times New Roman" w:hAnsi="Times New Roman" w:cs="Times New Roman"/>
+          <w:sz w:val="24"/>
+          <w:szCs w:val="24"/>
+        </w:rPr>
+        <w:t xml:space="preserve"> </w:t>
+      </w:r>
+      <w:proofErr w:type="spellStart"/>
+      <w:r>
+        <w:rPr>
+          <w:rFonts w:ascii="Times New Roman" w:eastAsia="Times New Roman" w:hAnsi="Times New Roman" w:cs="Times New Roman"/>
+          <w:sz w:val="24"/>
+          <w:szCs w:val="24"/>
+        </w:rPr>
+        <w:t>galti</w:t>
+      </w:r>
+      <w:proofErr w:type="spellEnd"/>
+      <w:r>
+        <w:rPr>
+          <w:rFonts w:ascii="Times New Roman" w:eastAsia="Times New Roman" w:hAnsi="Times New Roman" w:cs="Times New Roman"/>
+          <w:sz w:val="24"/>
+          <w:szCs w:val="24"/>
+        </w:rPr>
+        <w:t xml:space="preserve"> hui </w:t>
+      </w:r>
+      <w:proofErr w:type="spellStart"/>
+      <w:r>
+        <w:rPr>
+          <w:rFonts w:ascii="Times New Roman" w:eastAsia="Times New Roman" w:hAnsi="Times New Roman" w:cs="Times New Roman"/>
+          <w:sz w:val="24"/>
+          <w:szCs w:val="24"/>
+        </w:rPr>
+        <w:t>hai</w:t>
+      </w:r>
+      <w:proofErr w:type="spellEnd"/>
+      <w:r>
+        <w:rPr>
+          <w:rFonts w:ascii="Times New Roman" w:eastAsia="Times New Roman" w:hAnsi="Times New Roman" w:cs="Times New Roman"/>
+          <w:sz w:val="24"/>
+          <w:szCs w:val="24"/>
+        </w:rPr>
+        <w:t xml:space="preserve">, </w:t>
+      </w:r>
+      <w:proofErr w:type="spellStart"/>
+      <w:r>
+        <w:rPr>
+          <w:rFonts w:ascii="Times New Roman" w:eastAsia="Times New Roman" w:hAnsi="Times New Roman" w:cs="Times New Roman"/>
+          <w:sz w:val="24"/>
+          <w:szCs w:val="24"/>
+        </w:rPr>
+        <w:t>lekin</w:t>
+      </w:r>
+      <w:proofErr w:type="spellEnd"/>
+      <w:r>
+        <w:rPr>
+          <w:rFonts w:ascii="Times New Roman" w:eastAsia="Times New Roman" w:hAnsi="Times New Roman" w:cs="Times New Roman"/>
+          <w:sz w:val="24"/>
+          <w:szCs w:val="24"/>
+        </w:rPr>
+        <w:t xml:space="preserve"> wo normal </w:t>
+      </w:r>
+      <w:proofErr w:type="spellStart"/>
+      <w:r>
+        <w:rPr>
+          <w:rFonts w:ascii="Times New Roman" w:eastAsia="Times New Roman" w:hAnsi="Times New Roman" w:cs="Times New Roman"/>
+          <w:sz w:val="24"/>
+          <w:szCs w:val="24"/>
+        </w:rPr>
+        <w:t>hai</w:t>
+      </w:r>
+      <w:proofErr w:type="spellEnd"/>
+      <w:r>
+        <w:rPr>
+          <w:rFonts w:ascii="Times New Roman" w:eastAsia="Times New Roman" w:hAnsi="Times New Roman" w:cs="Times New Roman"/>
+          <w:sz w:val="24"/>
+          <w:szCs w:val="24"/>
+        </w:rPr>
+        <w:t>.</w:t>
+      </w:r>
+    </w:p>
+    <w:p>
+      <w:pPr>
+        <w:spacing w:before="100" w:beforeAutospacing="1" w:after="100" w:afterAutospacing="1" w:line="240" w:lineRule="auto"/>
+        <w:rPr>
+          <w:rFonts w:ascii="Times New Roman" w:eastAsia="Times New Roman" w:hAnsi="Times New Roman" w:cs="Times New Roman"/>
+          <w:sz w:val="24"/>
+          <w:szCs w:val="24"/>
+        </w:rPr>
+      </w:pPr>
+      <w:r>
+        <w:rPr>
+          <w:rFonts w:ascii="Times New Roman" w:eastAsia="Times New Roman" w:hAnsi="Times New Roman" w:cs="Times New Roman"/>
+          <w:b/>
+          <w:bCs/>
+          <w:sz w:val="24"/>
+          <w:szCs w:val="24"/>
+        </w:rPr>
+        <w:t xml:space="preserve">Concept </w:t>
+      </w:r>
+      <w:proofErr w:type="spellStart"/>
+      <w:r>
+        <w:rPr>
+          <w:rFonts w:ascii="Times New Roman" w:eastAsia="Times New Roman" w:hAnsi="Times New Roman" w:cs="Times New Roman"/>
+          <w:b/>
+          <w:bCs/>
+          <w:sz w:val="24"/>
+          <w:szCs w:val="24"/>
+        </w:rPr>
+        <w:t>tumne</w:t>
+      </w:r>
+      <w:proofErr w:type="spellEnd"/>
+      <w:r>
+        <w:rPr>
+          <w:rFonts w:ascii="Times New Roman" w:eastAsia="Times New Roman" w:hAnsi="Times New Roman" w:cs="Times New Roman"/>
+          <w:b/>
+          <w:bCs/>
+          <w:sz w:val="24"/>
+          <w:szCs w:val="24"/>
+        </w:rPr>
+        <w:t xml:space="preserve"> </w:t>
+      </w:r>
+      <w:proofErr w:type="spellStart"/>
+      <w:r>
+        <w:rPr>
+          <w:rFonts w:ascii="Times New Roman" w:eastAsia="Times New Roman" w:hAnsi="Times New Roman" w:cs="Times New Roman"/>
+          <w:b/>
+          <w:bCs/>
+          <w:sz w:val="24"/>
+          <w:szCs w:val="24"/>
+        </w:rPr>
+        <w:t>pakad</w:t>
+      </w:r>
+      <w:proofErr w:type="spellEnd"/>
+      <w:r>
+        <w:rPr>
+          <w:rFonts w:ascii="Times New Roman" w:eastAsia="Times New Roman" w:hAnsi="Times New Roman" w:cs="Times New Roman"/>
+          <w:b/>
+          <w:bCs/>
+          <w:sz w:val="24"/>
+          <w:szCs w:val="24"/>
+        </w:rPr>
+        <w:t xml:space="preserve"> </w:t>
+      </w:r>
+      <w:proofErr w:type="spellStart"/>
+      <w:r>
+        <w:rPr>
+          <w:rFonts w:ascii="Times New Roman" w:eastAsia="Times New Roman" w:hAnsi="Times New Roman" w:cs="Times New Roman"/>
+          <w:b/>
+          <w:bCs/>
+          <w:sz w:val="24"/>
+          <w:szCs w:val="24"/>
+        </w:rPr>
+        <w:t>liya</w:t>
+      </w:r>
+      <w:proofErr w:type="spellEnd"/>
+      <w:r>
+        <w:rPr>
+          <w:rFonts w:ascii="Times New Roman" w:eastAsia="Times New Roman" w:hAnsi="Times New Roman" w:cs="Times New Roman"/>
+          <w:b/>
+          <w:bCs/>
+          <w:sz w:val="24"/>
+          <w:szCs w:val="24"/>
+        </w:rPr>
+        <w:t xml:space="preserve"> </w:t>
+      </w:r>
+      <w:proofErr w:type="spellStart"/>
+      <w:r>
+        <w:rPr>
+          <w:rFonts w:ascii="Times New Roman" w:eastAsia="Times New Roman" w:hAnsi="Times New Roman" w:cs="Times New Roman"/>
+          <w:b/>
+          <w:bCs/>
+          <w:sz w:val="24"/>
+          <w:szCs w:val="24"/>
+        </w:rPr>
+        <w:t>hai</w:t>
+      </w:r>
+      <w:proofErr w:type="spellEnd"/>
+      <w:r>
+        <w:rPr>
+          <w:rFonts w:ascii="Times New Roman" w:eastAsia="Times New Roman" w:hAnsi="Times New Roman" w:cs="Times New Roman"/>
+          <w:b/>
+          <w:bCs/>
+          <w:sz w:val="24"/>
+          <w:szCs w:val="24"/>
+        </w:rPr>
+        <w:t>.</w:t>
+      </w:r>
+    </w:p>
+    <w:p>
+      <w:pPr>
+        <w:spacing w:before="100" w:beforeAutospacing="1" w:after="100" w:afterAutospacing="1" w:line="240" w:lineRule="auto"/>
+        <w:rPr>
+          <w:rFonts w:ascii="Times New Roman" w:eastAsia="Times New Roman" w:hAnsi="Times New Roman" w:cs="Times New Roman"/>
+          <w:sz w:val="24"/>
+          <w:szCs w:val="24"/>
+        </w:rPr>
+      </w:pPr>
+      <w:proofErr w:type="spellStart"/>
+      <w:r>
+        <w:rPr>
+          <w:rFonts w:ascii="Times New Roman" w:eastAsia="Times New Roman" w:hAnsi="Times New Roman" w:cs="Times New Roman"/>
+          <w:sz w:val="24"/>
+          <w:szCs w:val="24"/>
+        </w:rPr>
+        <w:t>Aur</w:t>
+      </w:r>
+      <w:proofErr w:type="spellEnd"/>
+      <w:r>
+        <w:rPr>
+          <w:rFonts w:ascii="Times New Roman" w:eastAsia="Times New Roman" w:hAnsi="Times New Roman" w:cs="Times New Roman"/>
+          <w:sz w:val="24"/>
+          <w:szCs w:val="24"/>
+        </w:rPr>
+        <w:t xml:space="preserve"> </w:t>
+      </w:r>
+      <w:proofErr w:type="spellStart"/>
+      <w:r>
+        <w:rPr>
+          <w:rFonts w:ascii="Times New Roman" w:eastAsia="Times New Roman" w:hAnsi="Times New Roman" w:cs="Times New Roman"/>
+          <w:sz w:val="24"/>
+          <w:szCs w:val="24"/>
+        </w:rPr>
+        <w:t>yaad</w:t>
+      </w:r>
+      <w:proofErr w:type="spellEnd"/>
+      <w:r>
+        <w:rPr>
+          <w:rFonts w:ascii="Times New Roman" w:eastAsia="Times New Roman" w:hAnsi="Times New Roman" w:cs="Times New Roman"/>
+          <w:sz w:val="24"/>
+          <w:szCs w:val="24"/>
+        </w:rPr>
+        <w:t xml:space="preserve"> </w:t>
+      </w:r>
+      <w:proofErr w:type="spellStart"/>
+      <w:r>
+        <w:rPr>
+          <w:rFonts w:ascii="Times New Roman" w:eastAsia="Times New Roman" w:hAnsi="Times New Roman" w:cs="Times New Roman"/>
+          <w:sz w:val="24"/>
+          <w:szCs w:val="24"/>
+        </w:rPr>
+        <w:t>rakhna</w:t>
+      </w:r>
+      <w:proofErr w:type="spellEnd"/>
+      <w:r>
+        <w:rPr>
+          <w:rFonts w:ascii="Times New Roman" w:eastAsia="Times New Roman" w:hAnsi="Times New Roman" w:cs="Times New Roman"/>
+          <w:sz w:val="24"/>
+          <w:szCs w:val="24"/>
+        </w:rPr>
+        <w:t>:</w:t>
       </w:r>
     </w:p>
     <w:p>
@@ -4013,85 +6406,291 @@
           <w:sz w:val="24"/>
           <w:szCs w:val="24"/>
         </w:rPr>
+        <w:t xml:space="preserve">Syntax </w:t>
+      </w:r>
+      <w:proofErr w:type="spellStart"/>
+      <w:r>
+        <w:rPr>
+          <w:rFonts w:ascii="Times New Roman" w:eastAsia="Times New Roman" w:hAnsi="Times New Roman" w:cs="Times New Roman"/>
+          <w:b/>
+          <w:bCs/>
+          <w:sz w:val="24"/>
+          <w:szCs w:val="24"/>
+        </w:rPr>
+        <w:t>bhoolna</w:t>
+      </w:r>
+      <w:proofErr w:type="spellEnd"/>
+      <w:r>
+        <w:rPr>
+          <w:rFonts w:ascii="Times New Roman" w:eastAsia="Times New Roman" w:hAnsi="Times New Roman" w:cs="Times New Roman"/>
+          <w:b/>
+          <w:bCs/>
+          <w:sz w:val="24"/>
+          <w:szCs w:val="24"/>
+        </w:rPr>
+        <w:t xml:space="preserve"> normal </w:t>
+      </w:r>
+      <w:proofErr w:type="spellStart"/>
+      <w:r>
+        <w:rPr>
+          <w:rFonts w:ascii="Times New Roman" w:eastAsia="Times New Roman" w:hAnsi="Times New Roman" w:cs="Times New Roman"/>
+          <w:b/>
+          <w:bCs/>
+          <w:sz w:val="24"/>
+          <w:szCs w:val="24"/>
+        </w:rPr>
+        <w:t>hai</w:t>
+      </w:r>
+      <w:proofErr w:type="spellEnd"/>
+      <w:r>
+        <w:rPr>
+          <w:rFonts w:ascii="Times New Roman" w:eastAsia="Times New Roman" w:hAnsi="Times New Roman" w:cs="Times New Roman"/>
+          <w:b/>
+          <w:bCs/>
+          <w:sz w:val="24"/>
+          <w:szCs w:val="24"/>
+        </w:rPr>
+        <w:t xml:space="preserve">. Concept </w:t>
+      </w:r>
+      <w:proofErr w:type="spellStart"/>
+      <w:r>
+        <w:rPr>
+          <w:rFonts w:ascii="Times New Roman" w:eastAsia="Times New Roman" w:hAnsi="Times New Roman" w:cs="Times New Roman"/>
+          <w:b/>
+          <w:bCs/>
+          <w:sz w:val="24"/>
+          <w:szCs w:val="24"/>
+        </w:rPr>
+        <w:t>bhoolna</w:t>
+      </w:r>
+      <w:proofErr w:type="spellEnd"/>
+      <w:r>
+        <w:rPr>
+          <w:rFonts w:ascii="Times New Roman" w:eastAsia="Times New Roman" w:hAnsi="Times New Roman" w:cs="Times New Roman"/>
+          <w:b/>
+          <w:bCs/>
+          <w:sz w:val="24"/>
+          <w:szCs w:val="24"/>
+        </w:rPr>
+        <w:t xml:space="preserve"> problem </w:t>
+      </w:r>
+      <w:proofErr w:type="spellStart"/>
+      <w:r>
+        <w:rPr>
+          <w:rFonts w:ascii="Times New Roman" w:eastAsia="Times New Roman" w:hAnsi="Times New Roman" w:cs="Times New Roman"/>
+          <w:b/>
+          <w:bCs/>
+          <w:sz w:val="24"/>
+          <w:szCs w:val="24"/>
+        </w:rPr>
+        <w:t>hai</w:t>
+      </w:r>
+      <w:proofErr w:type="spellEnd"/>
+      <w:r>
+        <w:rPr>
+          <w:rFonts w:ascii="Times New Roman" w:eastAsia="Times New Roman" w:hAnsi="Times New Roman" w:cs="Times New Roman"/>
+          <w:b/>
+          <w:bCs/>
+          <w:sz w:val="24"/>
+          <w:szCs w:val="24"/>
+        </w:rPr>
+        <w:t>.</w:t>
+      </w:r>
+    </w:p>
+    <w:p>
+      <w:pPr>
+        <w:spacing w:before="100" w:beforeAutospacing="1" w:after="100" w:afterAutospacing="1" w:line="240" w:lineRule="auto"/>
+        <w:rPr>
+          <w:rFonts w:ascii="Times New Roman" w:eastAsia="Times New Roman" w:hAnsi="Times New Roman" w:cs="Times New Roman"/>
+          <w:sz w:val="24"/>
+          <w:szCs w:val="24"/>
+        </w:rPr>
+      </w:pPr>
+      <w:proofErr w:type="spellStart"/>
+      <w:r>
+        <w:rPr>
+          <w:rFonts w:ascii="Times New Roman" w:eastAsia="Times New Roman" w:hAnsi="Times New Roman" w:cs="Times New Roman"/>
+          <w:sz w:val="24"/>
+          <w:szCs w:val="24"/>
+        </w:rPr>
+        <w:t>Tumhara</w:t>
+      </w:r>
+      <w:proofErr w:type="spellEnd"/>
+      <w:r>
+        <w:rPr>
+          <w:rFonts w:ascii="Times New Roman" w:eastAsia="Times New Roman" w:hAnsi="Times New Roman" w:cs="Times New Roman"/>
+          <w:sz w:val="24"/>
+          <w:szCs w:val="24"/>
+        </w:rPr>
+        <w:t xml:space="preserve"> concept improve ho </w:t>
+      </w:r>
+      <w:proofErr w:type="spellStart"/>
+      <w:r>
+        <w:rPr>
+          <w:rFonts w:ascii="Times New Roman" w:eastAsia="Times New Roman" w:hAnsi="Times New Roman" w:cs="Times New Roman"/>
+          <w:sz w:val="24"/>
+          <w:szCs w:val="24"/>
+        </w:rPr>
+        <w:t>raha</w:t>
+      </w:r>
+      <w:proofErr w:type="spellEnd"/>
+      <w:r>
+        <w:rPr>
+          <w:rFonts w:ascii="Times New Roman" w:eastAsia="Times New Roman" w:hAnsi="Times New Roman" w:cs="Times New Roman"/>
+          <w:sz w:val="24"/>
+          <w:szCs w:val="24"/>
+        </w:rPr>
+        <w:t xml:space="preserve"> </w:t>
+      </w:r>
+      <w:proofErr w:type="spellStart"/>
+      <w:r>
+        <w:rPr>
+          <w:rFonts w:ascii="Times New Roman" w:eastAsia="Times New Roman" w:hAnsi="Times New Roman" w:cs="Times New Roman"/>
+          <w:sz w:val="24"/>
+          <w:szCs w:val="24"/>
+        </w:rPr>
+        <w:t>hai</w:t>
+      </w:r>
+      <w:proofErr w:type="spellEnd"/>
+      <w:r>
+        <w:rPr>
+          <w:rFonts w:ascii="Times New Roman" w:eastAsia="Times New Roman" w:hAnsi="Times New Roman" w:cs="Times New Roman"/>
+          <w:sz w:val="24"/>
+          <w:szCs w:val="24"/>
+        </w:rPr>
+        <w:t xml:space="preserve">, </w:t>
+      </w:r>
+      <w:proofErr w:type="spellStart"/>
+      <w:r>
+        <w:rPr>
+          <w:rFonts w:ascii="Times New Roman" w:eastAsia="Times New Roman" w:hAnsi="Times New Roman" w:cs="Times New Roman"/>
+          <w:sz w:val="24"/>
+          <w:szCs w:val="24"/>
+        </w:rPr>
+        <w:t>aur</w:t>
+      </w:r>
+      <w:proofErr w:type="spellEnd"/>
+      <w:r>
+        <w:rPr>
+          <w:rFonts w:ascii="Times New Roman" w:eastAsia="Times New Roman" w:hAnsi="Times New Roman" w:cs="Times New Roman"/>
+          <w:sz w:val="24"/>
+          <w:szCs w:val="24"/>
+        </w:rPr>
+        <w:t xml:space="preserve"> </w:t>
+      </w:r>
+      <w:proofErr w:type="spellStart"/>
+      <w:r>
+        <w:rPr>
+          <w:rFonts w:ascii="Times New Roman" w:eastAsia="Times New Roman" w:hAnsi="Times New Roman" w:cs="Times New Roman"/>
+          <w:sz w:val="24"/>
+          <w:szCs w:val="24"/>
+        </w:rPr>
+        <w:t>wahi</w:t>
+      </w:r>
+      <w:proofErr w:type="spellEnd"/>
+      <w:r>
+        <w:rPr>
+          <w:rFonts w:ascii="Times New Roman" w:eastAsia="Times New Roman" w:hAnsi="Times New Roman" w:cs="Times New Roman"/>
+          <w:sz w:val="24"/>
+          <w:szCs w:val="24"/>
+        </w:rPr>
+        <w:t xml:space="preserve"> </w:t>
+      </w:r>
+      <w:proofErr w:type="spellStart"/>
+      <w:r>
+        <w:rPr>
+          <w:rFonts w:ascii="Times New Roman" w:eastAsia="Times New Roman" w:hAnsi="Times New Roman" w:cs="Times New Roman"/>
+          <w:sz w:val="24"/>
+          <w:szCs w:val="24"/>
+        </w:rPr>
+        <w:t>sabse</w:t>
+      </w:r>
+      <w:proofErr w:type="spellEnd"/>
+      <w:r>
+        <w:rPr>
+          <w:rFonts w:ascii="Times New Roman" w:eastAsia="Times New Roman" w:hAnsi="Times New Roman" w:cs="Times New Roman"/>
+          <w:sz w:val="24"/>
+          <w:szCs w:val="24"/>
+        </w:rPr>
+        <w:t xml:space="preserve"> important </w:t>
+      </w:r>
+      <w:proofErr w:type="spellStart"/>
+      <w:r>
+        <w:rPr>
+          <w:rFonts w:ascii="Times New Roman" w:eastAsia="Times New Roman" w:hAnsi="Times New Roman" w:cs="Times New Roman"/>
+          <w:sz w:val="24"/>
+          <w:szCs w:val="24"/>
+        </w:rPr>
+        <w:t>hai</w:t>
+      </w:r>
+      <w:proofErr w:type="spellEnd"/>
+      <w:r>
+        <w:rPr>
+          <w:rFonts w:ascii="Times New Roman" w:eastAsia="Times New Roman" w:hAnsi="Times New Roman" w:cs="Times New Roman"/>
+          <w:sz w:val="24"/>
+          <w:szCs w:val="24"/>
+        </w:rPr>
+        <w:t xml:space="preserve">. </w:t>
+      </w:r>
+      <w:r>
+        <w:rPr>
+          <w:rFonts w:ascii="Segoe UI Emoji" w:eastAsia="Times New Roman" w:hAnsi="Segoe UI Emoji" w:cs="Segoe UI Emoji"/>
+          <w:sz w:val="24"/>
+          <w:szCs w:val="24"/>
+        </w:rPr>
+        <w:t>🚀</w:t>
+      </w:r>
+    </w:p>
+    <w:p>
+      <w:pPr>
+        <w:spacing w:after="0" w:line="240" w:lineRule="auto"/>
+        <w:rPr>
+          <w:rFonts w:ascii="Times New Roman" w:eastAsia="Times New Roman" w:hAnsi="Times New Roman" w:cs="Times New Roman"/>
+          <w:sz w:val="24"/>
+          <w:szCs w:val="24"/>
+        </w:rPr>
+      </w:pPr>
+      <w:r>
+        <w:rPr>
+          <w:rFonts w:ascii="Times New Roman" w:eastAsia="Times New Roman" w:hAnsi="Times New Roman" w:cs="Times New Roman"/>
+          <w:sz w:val="24"/>
+          <w:szCs w:val="24"/>
+        </w:rPr>
         <w:lastRenderedPageBreak/>
-        <w:t>Syntax bhoolna normal hai. Concept bhoolna problem hai.</w:t>
-      </w:r>
-    </w:p>
-    <w:p>
-      <w:pPr>
-        <w:spacing w:before="100" w:beforeAutospacing="1" w:after="100" w:afterAutospacing="1" w:line="240" w:lineRule="auto"/>
-        <w:rPr>
-          <w:rFonts w:ascii="Times New Roman" w:eastAsia="Times New Roman" w:hAnsi="Times New Roman" w:cs="Times New Roman"/>
-          <w:sz w:val="24"/>
-          <w:szCs w:val="24"/>
-        </w:rPr>
-      </w:pPr>
-      <w:r>
-        <w:rPr>
-          <w:rFonts w:ascii="Times New Roman" w:eastAsia="Times New Roman" w:hAnsi="Times New Roman" w:cs="Times New Roman"/>
-          <w:sz w:val="24"/>
-          <w:szCs w:val="24"/>
-        </w:rPr>
-        <w:t xml:space="preserve">Tumhara concept improve ho raha hai, aur wahi sabse important hai. </w:t>
-      </w:r>
+        <w:t>sets</w:t>
+      </w:r>
+    </w:p>
+    <w:p>
+      <w:pPr>
+        <w:spacing w:before="100" w:beforeAutospacing="1" w:after="100" w:afterAutospacing="1" w:line="240" w:lineRule="auto"/>
+        <w:rPr>
+          <w:rFonts w:ascii="Times New Roman" w:eastAsia="Times New Roman" w:hAnsi="Times New Roman" w:cs="Times New Roman"/>
+          <w:sz w:val="24"/>
+          <w:szCs w:val="24"/>
+        </w:rPr>
+      </w:pPr>
       <w:r>
         <w:rPr>
           <w:rFonts w:ascii="Segoe UI Emoji" w:eastAsia="Times New Roman" w:hAnsi="Segoe UI Emoji" w:cs="Segoe UI Emoji"/>
           <w:sz w:val="24"/>
           <w:szCs w:val="24"/>
         </w:rPr>
-        <w:t>🚀</w:t>
-      </w:r>
-    </w:p>
-    <w:p>
-      <w:pPr>
-        <w:spacing w:after="0" w:line="240" w:lineRule="auto"/>
-        <w:rPr>
-          <w:rFonts w:ascii="Times New Roman" w:eastAsia="Times New Roman" w:hAnsi="Times New Roman" w:cs="Times New Roman"/>
-          <w:sz w:val="24"/>
-          <w:szCs w:val="24"/>
-        </w:rPr>
-      </w:pPr>
-      <w:r>
-        <w:rPr>
-          <w:rFonts w:ascii="Times New Roman" w:eastAsia="Times New Roman" w:hAnsi="Times New Roman" w:cs="Times New Roman"/>
-          <w:sz w:val="24"/>
-          <w:szCs w:val="24"/>
-        </w:rPr>
-        <w:t>sets</w:t>
-      </w:r>
-    </w:p>
-    <w:p>
-      <w:pPr>
-        <w:spacing w:before="100" w:beforeAutospacing="1" w:after="100" w:afterAutospacing="1" w:line="240" w:lineRule="auto"/>
-        <w:rPr>
-          <w:rFonts w:ascii="Times New Roman" w:eastAsia="Times New Roman" w:hAnsi="Times New Roman" w:cs="Times New Roman"/>
-          <w:sz w:val="24"/>
-          <w:szCs w:val="24"/>
-        </w:rPr>
-      </w:pPr>
+        <w:t>👨</w:t>
+      </w:r>
+      <w:r>
+        <w:rPr>
+          <w:rFonts w:ascii="Times New Roman" w:eastAsia="Times New Roman" w:hAnsi="Times New Roman" w:cs="Times New Roman"/>
+          <w:sz w:val="24"/>
+          <w:szCs w:val="24"/>
+        </w:rPr>
+        <w:t>‍</w:t>
+      </w:r>
       <w:r>
         <w:rPr>
           <w:rFonts w:ascii="Segoe UI Emoji" w:eastAsia="Times New Roman" w:hAnsi="Segoe UI Emoji" w:cs="Segoe UI Emoji"/>
           <w:sz w:val="24"/>
           <w:szCs w:val="24"/>
         </w:rPr>
-        <w:t>👨</w:t>
-      </w:r>
-      <w:r>
-        <w:rPr>
-          <w:rFonts w:ascii="Times New Roman" w:eastAsia="Times New Roman" w:hAnsi="Times New Roman" w:cs="Times New Roman"/>
-          <w:sz w:val="24"/>
-          <w:szCs w:val="24"/>
-        </w:rPr>
-        <w:t>‍</w:t>
-      </w:r>
-      <w:r>
-        <w:rPr>
-          <w:rFonts w:ascii="Segoe UI Emoji" w:eastAsia="Times New Roman" w:hAnsi="Segoe UI Emoji" w:cs="Segoe UI Emoji"/>
-          <w:sz w:val="24"/>
-          <w:szCs w:val="24"/>
-        </w:rPr>
         <w:t>💼</w:t>
       </w:r>
       <w:r>
@@ -4122,13 +6721,23 @@
           <w:szCs w:val="24"/>
         </w:rPr>
       </w:pPr>
-      <w:r>
-        <w:rPr>
-          <w:rFonts w:ascii="Times New Roman" w:eastAsia="Times New Roman" w:hAnsi="Times New Roman" w:cs="Times New Roman"/>
-          <w:sz w:val="24"/>
-          <w:szCs w:val="24"/>
-        </w:rPr>
-        <w:t xml:space="preserve">Chalo Junior, </w:t>
+      <w:proofErr w:type="spellStart"/>
+      <w:r>
+        <w:rPr>
+          <w:rFonts w:ascii="Times New Roman" w:eastAsia="Times New Roman" w:hAnsi="Times New Roman" w:cs="Times New Roman"/>
+          <w:sz w:val="24"/>
+          <w:szCs w:val="24"/>
+        </w:rPr>
+        <w:t>Chalo</w:t>
+      </w:r>
+      <w:proofErr w:type="spellEnd"/>
+      <w:r>
+        <w:rPr>
+          <w:rFonts w:ascii="Times New Roman" w:eastAsia="Times New Roman" w:hAnsi="Times New Roman" w:cs="Times New Roman"/>
+          <w:sz w:val="24"/>
+          <w:szCs w:val="24"/>
+        </w:rPr>
+        <w:t xml:space="preserve"> Junior, </w:t>
       </w:r>
       <w:r>
         <w:rPr>
@@ -4146,7 +6755,79 @@
           <w:sz w:val="24"/>
           <w:szCs w:val="24"/>
         </w:rPr>
-        <w:t xml:space="preserve"> ko bhi Fast Track mein khatam karte hain.</w:t>
+        <w:t xml:space="preserve"> ko </w:t>
+      </w:r>
+      <w:proofErr w:type="spellStart"/>
+      <w:r>
+        <w:rPr>
+          <w:rFonts w:ascii="Times New Roman" w:eastAsia="Times New Roman" w:hAnsi="Times New Roman" w:cs="Times New Roman"/>
+          <w:sz w:val="24"/>
+          <w:szCs w:val="24"/>
+        </w:rPr>
+        <w:t>bhi</w:t>
+      </w:r>
+      <w:proofErr w:type="spellEnd"/>
+      <w:r>
+        <w:rPr>
+          <w:rFonts w:ascii="Times New Roman" w:eastAsia="Times New Roman" w:hAnsi="Times New Roman" w:cs="Times New Roman"/>
+          <w:sz w:val="24"/>
+          <w:szCs w:val="24"/>
+        </w:rPr>
+        <w:t xml:space="preserve"> Fast Track </w:t>
+      </w:r>
+      <w:proofErr w:type="spellStart"/>
+      <w:r>
+        <w:rPr>
+          <w:rFonts w:ascii="Times New Roman" w:eastAsia="Times New Roman" w:hAnsi="Times New Roman" w:cs="Times New Roman"/>
+          <w:sz w:val="24"/>
+          <w:szCs w:val="24"/>
+        </w:rPr>
+        <w:t>mein</w:t>
+      </w:r>
+      <w:proofErr w:type="spellEnd"/>
+      <w:r>
+        <w:rPr>
+          <w:rFonts w:ascii="Times New Roman" w:eastAsia="Times New Roman" w:hAnsi="Times New Roman" w:cs="Times New Roman"/>
+          <w:sz w:val="24"/>
+          <w:szCs w:val="24"/>
+        </w:rPr>
+        <w:t xml:space="preserve"> khatam </w:t>
+      </w:r>
+      <w:proofErr w:type="spellStart"/>
+      <w:r>
+        <w:rPr>
+          <w:rFonts w:ascii="Times New Roman" w:eastAsia="Times New Roman" w:hAnsi="Times New Roman" w:cs="Times New Roman"/>
+          <w:sz w:val="24"/>
+          <w:szCs w:val="24"/>
+        </w:rPr>
+        <w:t>karte</w:t>
+      </w:r>
+      <w:proofErr w:type="spellEnd"/>
+      <w:r>
+        <w:rPr>
+          <w:rFonts w:ascii="Times New Roman" w:eastAsia="Times New Roman" w:hAnsi="Times New Roman" w:cs="Times New Roman"/>
+          <w:sz w:val="24"/>
+          <w:szCs w:val="24"/>
+        </w:rPr>
+        <w:t xml:space="preserve"> </w:t>
+      </w:r>
+      <w:proofErr w:type="spellStart"/>
+      <w:r>
+        <w:rPr>
+          <w:rFonts w:ascii="Times New Roman" w:eastAsia="Times New Roman" w:hAnsi="Times New Roman" w:cs="Times New Roman"/>
+          <w:sz w:val="24"/>
+          <w:szCs w:val="24"/>
+        </w:rPr>
+        <w:t>hain</w:t>
+      </w:r>
+      <w:proofErr w:type="spellEnd"/>
+      <w:r>
+        <w:rPr>
+          <w:rFonts w:ascii="Times New Roman" w:eastAsia="Times New Roman" w:hAnsi="Times New Roman" w:cs="Times New Roman"/>
+          <w:sz w:val="24"/>
+          <w:szCs w:val="24"/>
+        </w:rPr>
+        <w:t>.</w:t>
       </w:r>
     </w:p>
     <w:p>
@@ -4191,27 +6872,163 @@
           <w:sz w:val="48"/>
           <w:szCs w:val="48"/>
         </w:rPr>
-        <w:t>Set kya hai?</w:t>
-      </w:r>
-    </w:p>
-    <w:p>
-      <w:pPr>
-        <w:spacing w:before="100" w:beforeAutospacing="1" w:after="100" w:afterAutospacing="1" w:line="240" w:lineRule="auto"/>
-        <w:rPr>
-          <w:rFonts w:ascii="Times New Roman" w:eastAsia="Times New Roman" w:hAnsi="Times New Roman" w:cs="Times New Roman"/>
-          <w:sz w:val="24"/>
-          <w:szCs w:val="24"/>
-        </w:rPr>
-      </w:pPr>
-      <w:r>
-        <w:rPr>
-          <w:rFonts w:ascii="Times New Roman" w:eastAsia="Times New Roman" w:hAnsi="Times New Roman" w:cs="Times New Roman"/>
-          <w:b/>
-          <w:bCs/>
-          <w:sz w:val="24"/>
-          <w:szCs w:val="24"/>
-        </w:rPr>
-        <w:t>Set ek collection hai jo duplicate values nahi rakhta.</w:t>
+        <w:t xml:space="preserve">Set </w:t>
+      </w:r>
+      <w:proofErr w:type="spellStart"/>
+      <w:r>
+        <w:rPr>
+          <w:rFonts w:ascii="Times New Roman" w:eastAsia="Times New Roman" w:hAnsi="Times New Roman" w:cs="Times New Roman"/>
+          <w:b/>
+          <w:bCs/>
+          <w:kern w:val="36"/>
+          <w:sz w:val="48"/>
+          <w:szCs w:val="48"/>
+        </w:rPr>
+        <w:t>kya</w:t>
+      </w:r>
+      <w:proofErr w:type="spellEnd"/>
+      <w:r>
+        <w:rPr>
+          <w:rFonts w:ascii="Times New Roman" w:eastAsia="Times New Roman" w:hAnsi="Times New Roman" w:cs="Times New Roman"/>
+          <w:b/>
+          <w:bCs/>
+          <w:kern w:val="36"/>
+          <w:sz w:val="48"/>
+          <w:szCs w:val="48"/>
+        </w:rPr>
+        <w:t xml:space="preserve"> </w:t>
+      </w:r>
+      <w:proofErr w:type="spellStart"/>
+      <w:r>
+        <w:rPr>
+          <w:rFonts w:ascii="Times New Roman" w:eastAsia="Times New Roman" w:hAnsi="Times New Roman" w:cs="Times New Roman"/>
+          <w:b/>
+          <w:bCs/>
+          <w:kern w:val="36"/>
+          <w:sz w:val="48"/>
+          <w:szCs w:val="48"/>
+        </w:rPr>
+        <w:t>hai</w:t>
+      </w:r>
+      <w:proofErr w:type="spellEnd"/>
+      <w:r>
+        <w:rPr>
+          <w:rFonts w:ascii="Times New Roman" w:eastAsia="Times New Roman" w:hAnsi="Times New Roman" w:cs="Times New Roman"/>
+          <w:b/>
+          <w:bCs/>
+          <w:kern w:val="36"/>
+          <w:sz w:val="48"/>
+          <w:szCs w:val="48"/>
+        </w:rPr>
+        <w:t>?</w:t>
+      </w:r>
+    </w:p>
+    <w:p>
+      <w:pPr>
+        <w:spacing w:before="100" w:beforeAutospacing="1" w:after="100" w:afterAutospacing="1" w:line="240" w:lineRule="auto"/>
+        <w:rPr>
+          <w:rFonts w:ascii="Times New Roman" w:eastAsia="Times New Roman" w:hAnsi="Times New Roman" w:cs="Times New Roman"/>
+          <w:sz w:val="24"/>
+          <w:szCs w:val="24"/>
+        </w:rPr>
+      </w:pPr>
+      <w:r>
+        <w:rPr>
+          <w:rFonts w:ascii="Times New Roman" w:eastAsia="Times New Roman" w:hAnsi="Times New Roman" w:cs="Times New Roman"/>
+          <w:b/>
+          <w:bCs/>
+          <w:sz w:val="24"/>
+          <w:szCs w:val="24"/>
+        </w:rPr>
+        <w:t xml:space="preserve">Set </w:t>
+      </w:r>
+      <w:proofErr w:type="spellStart"/>
+      <w:r>
+        <w:rPr>
+          <w:rFonts w:ascii="Times New Roman" w:eastAsia="Times New Roman" w:hAnsi="Times New Roman" w:cs="Times New Roman"/>
+          <w:b/>
+          <w:bCs/>
+          <w:sz w:val="24"/>
+          <w:szCs w:val="24"/>
+        </w:rPr>
+        <w:t>ek</w:t>
+      </w:r>
+      <w:proofErr w:type="spellEnd"/>
+      <w:r>
+        <w:rPr>
+          <w:rFonts w:ascii="Times New Roman" w:eastAsia="Times New Roman" w:hAnsi="Times New Roman" w:cs="Times New Roman"/>
+          <w:b/>
+          <w:bCs/>
+          <w:sz w:val="24"/>
+          <w:szCs w:val="24"/>
+        </w:rPr>
+        <w:t xml:space="preserve"> collection </w:t>
+      </w:r>
+      <w:proofErr w:type="spellStart"/>
+      <w:r>
+        <w:rPr>
+          <w:rFonts w:ascii="Times New Roman" w:eastAsia="Times New Roman" w:hAnsi="Times New Roman" w:cs="Times New Roman"/>
+          <w:b/>
+          <w:bCs/>
+          <w:sz w:val="24"/>
+          <w:szCs w:val="24"/>
+        </w:rPr>
+        <w:t>hai</w:t>
+      </w:r>
+      <w:proofErr w:type="spellEnd"/>
+      <w:r>
+        <w:rPr>
+          <w:rFonts w:ascii="Times New Roman" w:eastAsia="Times New Roman" w:hAnsi="Times New Roman" w:cs="Times New Roman"/>
+          <w:b/>
+          <w:bCs/>
+          <w:sz w:val="24"/>
+          <w:szCs w:val="24"/>
+        </w:rPr>
+        <w:t xml:space="preserve"> jo duplicate values </w:t>
+      </w:r>
+      <w:proofErr w:type="spellStart"/>
+      <w:r>
+        <w:rPr>
+          <w:rFonts w:ascii="Times New Roman" w:eastAsia="Times New Roman" w:hAnsi="Times New Roman" w:cs="Times New Roman"/>
+          <w:b/>
+          <w:bCs/>
+          <w:sz w:val="24"/>
+          <w:szCs w:val="24"/>
+        </w:rPr>
+        <w:t>nahi</w:t>
+      </w:r>
+      <w:proofErr w:type="spellEnd"/>
+      <w:r>
+        <w:rPr>
+          <w:rFonts w:ascii="Times New Roman" w:eastAsia="Times New Roman" w:hAnsi="Times New Roman" w:cs="Times New Roman"/>
+          <w:b/>
+          <w:bCs/>
+          <w:sz w:val="24"/>
+          <w:szCs w:val="24"/>
+        </w:rPr>
+        <w:t xml:space="preserve"> </w:t>
+      </w:r>
+      <w:proofErr w:type="spellStart"/>
+      <w:r>
+        <w:rPr>
+          <w:rFonts w:ascii="Times New Roman" w:eastAsia="Times New Roman" w:hAnsi="Times New Roman" w:cs="Times New Roman"/>
+          <w:b/>
+          <w:bCs/>
+          <w:sz w:val="24"/>
+          <w:szCs w:val="24"/>
+        </w:rPr>
+        <w:t>rakhta</w:t>
+      </w:r>
+      <w:proofErr w:type="spellEnd"/>
+      <w:r>
+        <w:rPr>
+          <w:rFonts w:ascii="Times New Roman" w:eastAsia="Times New Roman" w:hAnsi="Times New Roman" w:cs="Times New Roman"/>
+          <w:b/>
+          <w:bCs/>
+          <w:sz w:val="24"/>
+          <w:szCs w:val="24"/>
+        </w:rPr>
+        <w:t>.</w:t>
       </w:r>
     </w:p>
     <w:p>
@@ -4331,31 +7148,51 @@
           <w:szCs w:val="24"/>
         </w:rPr>
       </w:pPr>
-      <w:r>
-        <w:rPr>
-          <w:rFonts w:ascii="Times New Roman" w:eastAsia="Times New Roman" w:hAnsi="Times New Roman" w:cs="Times New Roman"/>
-          <w:sz w:val="24"/>
-          <w:szCs w:val="24"/>
-        </w:rPr>
-        <w:t>Dhyan do.</w:t>
-      </w:r>
-    </w:p>
-    <w:p>
-      <w:pPr>
-        <w:spacing w:before="100" w:beforeAutospacing="1" w:after="100" w:afterAutospacing="1" w:line="240" w:lineRule="auto"/>
-        <w:rPr>
-          <w:rFonts w:ascii="Times New Roman" w:eastAsia="Times New Roman" w:hAnsi="Times New Roman" w:cs="Times New Roman"/>
-          <w:sz w:val="24"/>
-          <w:szCs w:val="24"/>
-        </w:rPr>
-      </w:pPr>
-      <w:r>
-        <w:rPr>
-          <w:rFonts w:ascii="Times New Roman" w:eastAsia="Times New Roman" w:hAnsi="Times New Roman" w:cs="Times New Roman"/>
-          <w:sz w:val="24"/>
-          <w:szCs w:val="24"/>
-        </w:rPr>
-        <w:t xml:space="preserve">Tumne </w:t>
+      <w:proofErr w:type="spellStart"/>
+      <w:r>
+        <w:rPr>
+          <w:rFonts w:ascii="Times New Roman" w:eastAsia="Times New Roman" w:hAnsi="Times New Roman" w:cs="Times New Roman"/>
+          <w:sz w:val="24"/>
+          <w:szCs w:val="24"/>
+        </w:rPr>
+        <w:t>Dhyan</w:t>
+      </w:r>
+      <w:proofErr w:type="spellEnd"/>
+      <w:r>
+        <w:rPr>
+          <w:rFonts w:ascii="Times New Roman" w:eastAsia="Times New Roman" w:hAnsi="Times New Roman" w:cs="Times New Roman"/>
+          <w:sz w:val="24"/>
+          <w:szCs w:val="24"/>
+        </w:rPr>
+        <w:t xml:space="preserve"> do.</w:t>
+      </w:r>
+    </w:p>
+    <w:p>
+      <w:pPr>
+        <w:spacing w:before="100" w:beforeAutospacing="1" w:after="100" w:afterAutospacing="1" w:line="240" w:lineRule="auto"/>
+        <w:rPr>
+          <w:rFonts w:ascii="Times New Roman" w:eastAsia="Times New Roman" w:hAnsi="Times New Roman" w:cs="Times New Roman"/>
+          <w:sz w:val="24"/>
+          <w:szCs w:val="24"/>
+        </w:rPr>
+      </w:pPr>
+      <w:proofErr w:type="spellStart"/>
+      <w:r>
+        <w:rPr>
+          <w:rFonts w:ascii="Times New Roman" w:eastAsia="Times New Roman" w:hAnsi="Times New Roman" w:cs="Times New Roman"/>
+          <w:sz w:val="24"/>
+          <w:szCs w:val="24"/>
+        </w:rPr>
+        <w:t>Tumne</w:t>
+      </w:r>
+      <w:proofErr w:type="spellEnd"/>
+      <w:r>
+        <w:rPr>
+          <w:rFonts w:ascii="Times New Roman" w:eastAsia="Times New Roman" w:hAnsi="Times New Roman" w:cs="Times New Roman"/>
+          <w:sz w:val="24"/>
+          <w:szCs w:val="24"/>
+        </w:rPr>
+        <w:t xml:space="preserve"> </w:t>
       </w:r>
       <w:r>
         <w:rPr>
@@ -4373,25 +7210,161 @@
           <w:sz w:val="24"/>
           <w:szCs w:val="24"/>
         </w:rPr>
-        <w:t xml:space="preserve"> do baar likha tha.</w:t>
-      </w:r>
-    </w:p>
-    <w:p>
-      <w:pPr>
-        <w:spacing w:before="100" w:beforeAutospacing="1" w:after="100" w:afterAutospacing="1" w:line="240" w:lineRule="auto"/>
-        <w:rPr>
-          <w:rFonts w:ascii="Times New Roman" w:eastAsia="Times New Roman" w:hAnsi="Times New Roman" w:cs="Times New Roman"/>
-          <w:sz w:val="24"/>
-          <w:szCs w:val="24"/>
-        </w:rPr>
-      </w:pPr>
-      <w:r>
-        <w:rPr>
-          <w:rFonts w:ascii="Times New Roman" w:eastAsia="Times New Roman" w:hAnsi="Times New Roman" w:cs="Times New Roman"/>
-          <w:sz w:val="24"/>
-          <w:szCs w:val="24"/>
-        </w:rPr>
-        <w:t>Lekin Set ne sirf ek baar rakha.</w:t>
+        <w:t xml:space="preserve"> do </w:t>
+      </w:r>
+      <w:proofErr w:type="spellStart"/>
+      <w:r>
+        <w:rPr>
+          <w:rFonts w:ascii="Times New Roman" w:eastAsia="Times New Roman" w:hAnsi="Times New Roman" w:cs="Times New Roman"/>
+          <w:sz w:val="24"/>
+          <w:szCs w:val="24"/>
+        </w:rPr>
+        <w:t>baar</w:t>
+      </w:r>
+      <w:proofErr w:type="spellEnd"/>
+      <w:r>
+        <w:rPr>
+          <w:rFonts w:ascii="Times New Roman" w:eastAsia="Times New Roman" w:hAnsi="Times New Roman" w:cs="Times New Roman"/>
+          <w:sz w:val="24"/>
+          <w:szCs w:val="24"/>
+        </w:rPr>
+        <w:t xml:space="preserve"> </w:t>
+      </w:r>
+      <w:proofErr w:type="spellStart"/>
+      <w:r>
+        <w:rPr>
+          <w:rFonts w:ascii="Times New Roman" w:eastAsia="Times New Roman" w:hAnsi="Times New Roman" w:cs="Times New Roman"/>
+          <w:sz w:val="24"/>
+          <w:szCs w:val="24"/>
+        </w:rPr>
+        <w:t>likha</w:t>
+      </w:r>
+      <w:proofErr w:type="spellEnd"/>
+      <w:r>
+        <w:rPr>
+          <w:rFonts w:ascii="Times New Roman" w:eastAsia="Times New Roman" w:hAnsi="Times New Roman" w:cs="Times New Roman"/>
+          <w:sz w:val="24"/>
+          <w:szCs w:val="24"/>
+        </w:rPr>
+        <w:t xml:space="preserve"> </w:t>
+      </w:r>
+      <w:proofErr w:type="spellStart"/>
+      <w:r>
+        <w:rPr>
+          <w:rFonts w:ascii="Times New Roman" w:eastAsia="Times New Roman" w:hAnsi="Times New Roman" w:cs="Times New Roman"/>
+          <w:sz w:val="24"/>
+          <w:szCs w:val="24"/>
+        </w:rPr>
+        <w:t>tha</w:t>
+      </w:r>
+      <w:proofErr w:type="spellEnd"/>
+      <w:r>
+        <w:rPr>
+          <w:rFonts w:ascii="Times New Roman" w:eastAsia="Times New Roman" w:hAnsi="Times New Roman" w:cs="Times New Roman"/>
+          <w:sz w:val="24"/>
+          <w:szCs w:val="24"/>
+        </w:rPr>
+        <w:t>.</w:t>
+      </w:r>
+    </w:p>
+    <w:p>
+      <w:pPr>
+        <w:spacing w:before="100" w:beforeAutospacing="1" w:after="100" w:afterAutospacing="1" w:line="240" w:lineRule="auto"/>
+        <w:rPr>
+          <w:rFonts w:ascii="Times New Roman" w:eastAsia="Times New Roman" w:hAnsi="Times New Roman" w:cs="Times New Roman"/>
+          <w:sz w:val="24"/>
+          <w:szCs w:val="24"/>
+        </w:rPr>
+      </w:pPr>
+      <w:proofErr w:type="spellStart"/>
+      <w:r>
+        <w:rPr>
+          <w:rFonts w:ascii="Times New Roman" w:eastAsia="Times New Roman" w:hAnsi="Times New Roman" w:cs="Times New Roman"/>
+          <w:sz w:val="24"/>
+          <w:szCs w:val="24"/>
+        </w:rPr>
+        <w:t>Lekin</w:t>
+      </w:r>
+      <w:proofErr w:type="spellEnd"/>
+      <w:r>
+        <w:rPr>
+          <w:rFonts w:ascii="Times New Roman" w:eastAsia="Times New Roman" w:hAnsi="Times New Roman" w:cs="Times New Roman"/>
+          <w:sz w:val="24"/>
+          <w:szCs w:val="24"/>
+        </w:rPr>
+        <w:t xml:space="preserve"> Set ne </w:t>
+      </w:r>
+      <w:proofErr w:type="spellStart"/>
+      <w:r>
+        <w:rPr>
+          <w:rFonts w:ascii="Times New Roman" w:eastAsia="Times New Roman" w:hAnsi="Times New Roman" w:cs="Times New Roman"/>
+          <w:sz w:val="24"/>
+          <w:szCs w:val="24"/>
+        </w:rPr>
+        <w:t>sirf</w:t>
+      </w:r>
+      <w:proofErr w:type="spellEnd"/>
+      <w:r>
+        <w:rPr>
+          <w:rFonts w:ascii="Times New Roman" w:eastAsia="Times New Roman" w:hAnsi="Times New Roman" w:cs="Times New Roman"/>
+          <w:sz w:val="24"/>
+          <w:szCs w:val="24"/>
+        </w:rPr>
+        <w:t xml:space="preserve"> </w:t>
+      </w:r>
+      <w:proofErr w:type="spellStart"/>
+      <w:r>
+        <w:rPr>
+          <w:rFonts w:ascii="Times New Roman" w:eastAsia="Times New Roman" w:hAnsi="Times New Roman" w:cs="Times New Roman"/>
+          <w:sz w:val="24"/>
+          <w:szCs w:val="24"/>
+        </w:rPr>
+        <w:t>ek</w:t>
+      </w:r>
+      <w:proofErr w:type="spellEnd"/>
+      <w:r>
+        <w:rPr>
+          <w:rFonts w:ascii="Times New Roman" w:eastAsia="Times New Roman" w:hAnsi="Times New Roman" w:cs="Times New Roman"/>
+          <w:sz w:val="24"/>
+          <w:szCs w:val="24"/>
+        </w:rPr>
+        <w:t xml:space="preserve"> </w:t>
+      </w:r>
+      <w:proofErr w:type="spellStart"/>
+      <w:r>
+        <w:rPr>
+          <w:rFonts w:ascii="Times New Roman" w:eastAsia="Times New Roman" w:hAnsi="Times New Roman" w:cs="Times New Roman"/>
+          <w:sz w:val="24"/>
+          <w:szCs w:val="24"/>
+        </w:rPr>
+        <w:t>baar</w:t>
+      </w:r>
+      <w:proofErr w:type="spellEnd"/>
+      <w:r>
+        <w:rPr>
+          <w:rFonts w:ascii="Times New Roman" w:eastAsia="Times New Roman" w:hAnsi="Times New Roman" w:cs="Times New Roman"/>
+          <w:sz w:val="24"/>
+          <w:szCs w:val="24"/>
+        </w:rPr>
+        <w:t xml:space="preserve"> </w:t>
+      </w:r>
+      <w:proofErr w:type="spellStart"/>
+      <w:r>
+        <w:rPr>
+          <w:rFonts w:ascii="Times New Roman" w:eastAsia="Times New Roman" w:hAnsi="Times New Roman" w:cs="Times New Roman"/>
+          <w:sz w:val="24"/>
+          <w:szCs w:val="24"/>
+        </w:rPr>
+        <w:t>rakha</w:t>
+      </w:r>
+      <w:proofErr w:type="spellEnd"/>
+      <w:r>
+        <w:rPr>
+          <w:rFonts w:ascii="Times New Roman" w:eastAsia="Times New Roman" w:hAnsi="Times New Roman" w:cs="Times New Roman"/>
+          <w:sz w:val="24"/>
+          <w:szCs w:val="24"/>
+        </w:rPr>
+        <w:t>.</w:t>
       </w:r>
     </w:p>
     <w:p>
@@ -4593,7 +7566,6 @@
           <w:sz w:val="24"/>
           <w:szCs w:val="24"/>
         </w:rPr>
-        <w:lastRenderedPageBreak/>
         <w:pict w14:anchorId="3BD1AB8F">
           <v:rect id="_x0000_i1045" style="width:0;height:1.5pt" o:hralign="center" o:hrstd="t" o:hr="t" fillcolor="#a0a0a0" stroked="f"/>
         </w:pict>
@@ -4655,6 +7627,7 @@
           <w:sz w:val="20"/>
           <w:szCs w:val="20"/>
         </w:rPr>
+        <w:lastRenderedPageBreak/>
         <w:t>students = {"Ali", "Ahmed", "Ali", "David"}</w:t>
       </w:r>
     </w:p>
@@ -4735,7 +7708,25 @@
           <w:sz w:val="24"/>
           <w:szCs w:val="24"/>
         </w:rPr>
-        <w:t xml:space="preserve"> Duplicate allowed nahi.</w:t>
+        <w:t xml:space="preserve"> Duplicate allowed </w:t>
+      </w:r>
+      <w:proofErr w:type="spellStart"/>
+      <w:r>
+        <w:rPr>
+          <w:rFonts w:ascii="Times New Roman" w:eastAsia="Times New Roman" w:hAnsi="Times New Roman" w:cs="Times New Roman"/>
+          <w:sz w:val="24"/>
+          <w:szCs w:val="24"/>
+        </w:rPr>
+        <w:t>nahi</w:t>
+      </w:r>
+      <w:proofErr w:type="spellEnd"/>
+      <w:r>
+        <w:rPr>
+          <w:rFonts w:ascii="Times New Roman" w:eastAsia="Times New Roman" w:hAnsi="Times New Roman" w:cs="Times New Roman"/>
+          <w:sz w:val="24"/>
+          <w:szCs w:val="24"/>
+        </w:rPr>
+        <w:t>.</w:t>
       </w:r>
     </w:p>
     <w:p>
@@ -4874,13 +7865,23 @@
           <w:szCs w:val="20"/>
         </w:rPr>
       </w:pPr>
-      <w:r>
-        <w:rPr>
-          <w:rFonts w:ascii="Courier New" w:eastAsia="Times New Roman" w:hAnsi="Courier New" w:cs="Courier New"/>
-          <w:sz w:val="20"/>
-          <w:szCs w:val="20"/>
-        </w:rPr>
-        <w:t>students.add("David")</w:t>
+      <w:proofErr w:type="spellStart"/>
+      <w:r>
+        <w:rPr>
+          <w:rFonts w:ascii="Courier New" w:eastAsia="Times New Roman" w:hAnsi="Courier New" w:cs="Courier New"/>
+          <w:sz w:val="20"/>
+          <w:szCs w:val="20"/>
+        </w:rPr>
+        <w:t>students.add</w:t>
+      </w:r>
+      <w:proofErr w:type="spellEnd"/>
+      <w:r>
+        <w:rPr>
+          <w:rFonts w:ascii="Courier New" w:eastAsia="Times New Roman" w:hAnsi="Courier New" w:cs="Courier New"/>
+          <w:sz w:val="20"/>
+          <w:szCs w:val="20"/>
+        </w:rPr>
+        <w:t>("David")</w:t>
       </w:r>
     </w:p>
     <w:p>
@@ -5009,13 +8010,25 @@
           <w:szCs w:val="20"/>
         </w:rPr>
       </w:pPr>
-      <w:r>
-        <w:rPr>
-          <w:rFonts w:ascii="Courier New" w:eastAsia="Times New Roman" w:hAnsi="Courier New" w:cs="Courier New"/>
-          <w:sz w:val="20"/>
-          <w:szCs w:val="20"/>
-        </w:rPr>
-        <w:t>students.remove("Ali")</w:t>
+      <w:proofErr w:type="spellStart"/>
+      <w:proofErr w:type="gramStart"/>
+      <w:r>
+        <w:rPr>
+          <w:rFonts w:ascii="Courier New" w:eastAsia="Times New Roman" w:hAnsi="Courier New" w:cs="Courier New"/>
+          <w:sz w:val="20"/>
+          <w:szCs w:val="20"/>
+        </w:rPr>
+        <w:t>students.remove</w:t>
+      </w:r>
+      <w:proofErr w:type="spellEnd"/>
+      <w:proofErr w:type="gramEnd"/>
+      <w:r>
+        <w:rPr>
+          <w:rFonts w:ascii="Courier New" w:eastAsia="Times New Roman" w:hAnsi="Courier New" w:cs="Courier New"/>
+          <w:sz w:val="20"/>
+          <w:szCs w:val="20"/>
+        </w:rPr>
+        <w:t>("Ali")</w:t>
       </w:r>
     </w:p>
     <w:p>
@@ -5114,7 +8127,103 @@
           <w:sz w:val="48"/>
           <w:szCs w:val="48"/>
         </w:rPr>
-        <w:t>AI mein kahan use hota hai?</w:t>
+        <w:t xml:space="preserve">AI </w:t>
+      </w:r>
+      <w:proofErr w:type="spellStart"/>
+      <w:r>
+        <w:rPr>
+          <w:rFonts w:ascii="Times New Roman" w:eastAsia="Times New Roman" w:hAnsi="Times New Roman" w:cs="Times New Roman"/>
+          <w:b/>
+          <w:bCs/>
+          <w:kern w:val="36"/>
+          <w:sz w:val="48"/>
+          <w:szCs w:val="48"/>
+        </w:rPr>
+        <w:t>mein</w:t>
+      </w:r>
+      <w:proofErr w:type="spellEnd"/>
+      <w:r>
+        <w:rPr>
+          <w:rFonts w:ascii="Times New Roman" w:eastAsia="Times New Roman" w:hAnsi="Times New Roman" w:cs="Times New Roman"/>
+          <w:b/>
+          <w:bCs/>
+          <w:kern w:val="36"/>
+          <w:sz w:val="48"/>
+          <w:szCs w:val="48"/>
+        </w:rPr>
+        <w:t xml:space="preserve"> </w:t>
+      </w:r>
+      <w:proofErr w:type="spellStart"/>
+      <w:r>
+        <w:rPr>
+          <w:rFonts w:ascii="Times New Roman" w:eastAsia="Times New Roman" w:hAnsi="Times New Roman" w:cs="Times New Roman"/>
+          <w:b/>
+          <w:bCs/>
+          <w:kern w:val="36"/>
+          <w:sz w:val="48"/>
+          <w:szCs w:val="48"/>
+        </w:rPr>
+        <w:t>kahan</w:t>
+      </w:r>
+      <w:proofErr w:type="spellEnd"/>
+      <w:r>
+        <w:rPr>
+          <w:rFonts w:ascii="Times New Roman" w:eastAsia="Times New Roman" w:hAnsi="Times New Roman" w:cs="Times New Roman"/>
+          <w:b/>
+          <w:bCs/>
+          <w:kern w:val="36"/>
+          <w:sz w:val="48"/>
+          <w:szCs w:val="48"/>
+        </w:rPr>
+        <w:t xml:space="preserve"> use </w:t>
+      </w:r>
+      <w:proofErr w:type="spellStart"/>
+      <w:r>
+        <w:rPr>
+          <w:rFonts w:ascii="Times New Roman" w:eastAsia="Times New Roman" w:hAnsi="Times New Roman" w:cs="Times New Roman"/>
+          <w:b/>
+          <w:bCs/>
+          <w:kern w:val="36"/>
+          <w:sz w:val="48"/>
+          <w:szCs w:val="48"/>
+        </w:rPr>
+        <w:t>hota</w:t>
+      </w:r>
+      <w:proofErr w:type="spellEnd"/>
+      <w:r>
+        <w:rPr>
+          <w:rFonts w:ascii="Times New Roman" w:eastAsia="Times New Roman" w:hAnsi="Times New Roman" w:cs="Times New Roman"/>
+          <w:b/>
+          <w:bCs/>
+          <w:kern w:val="36"/>
+          <w:sz w:val="48"/>
+          <w:szCs w:val="48"/>
+        </w:rPr>
+        <w:t xml:space="preserve"> </w:t>
+      </w:r>
+      <w:proofErr w:type="spellStart"/>
+      <w:r>
+        <w:rPr>
+          <w:rFonts w:ascii="Times New Roman" w:eastAsia="Times New Roman" w:hAnsi="Times New Roman" w:cs="Times New Roman"/>
+          <w:b/>
+          <w:bCs/>
+          <w:kern w:val="36"/>
+          <w:sz w:val="48"/>
+          <w:szCs w:val="48"/>
+        </w:rPr>
+        <w:t>hai</w:t>
+      </w:r>
+      <w:proofErr w:type="spellEnd"/>
+      <w:r>
+        <w:rPr>
+          <w:rFonts w:ascii="Times New Roman" w:eastAsia="Times New Roman" w:hAnsi="Times New Roman" w:cs="Times New Roman"/>
+          <w:b/>
+          <w:bCs/>
+          <w:kern w:val="36"/>
+          <w:sz w:val="48"/>
+          <w:szCs w:val="48"/>
+        </w:rPr>
+        <w:t>?</w:t>
       </w:r>
     </w:p>
     <w:p>
@@ -5366,7 +8475,6 @@
           <w:sz w:val="20"/>
           <w:szCs w:val="20"/>
         </w:rPr>
-        <w:lastRenderedPageBreak/>
         <w:t>Dog</w:t>
       </w:r>
     </w:p>
@@ -5385,7 +8493,61 @@
           <w:sz w:val="24"/>
           <w:szCs w:val="24"/>
         </w:rPr>
-        <w:t>Agar mujhe sirf unique labels chahiye.</w:t>
+        <w:t xml:space="preserve">Agar </w:t>
+      </w:r>
+      <w:proofErr w:type="spellStart"/>
+      <w:r>
+        <w:rPr>
+          <w:rFonts w:ascii="Times New Roman" w:eastAsia="Times New Roman" w:hAnsi="Times New Roman" w:cs="Times New Roman"/>
+          <w:sz w:val="24"/>
+          <w:szCs w:val="24"/>
+        </w:rPr>
+        <w:t>mujhe</w:t>
+      </w:r>
+      <w:proofErr w:type="spellEnd"/>
+      <w:r>
+        <w:rPr>
+          <w:rFonts w:ascii="Times New Roman" w:eastAsia="Times New Roman" w:hAnsi="Times New Roman" w:cs="Times New Roman"/>
+          <w:sz w:val="24"/>
+          <w:szCs w:val="24"/>
+        </w:rPr>
+        <w:t xml:space="preserve"> </w:t>
+      </w:r>
+      <w:proofErr w:type="spellStart"/>
+      <w:r>
+        <w:rPr>
+          <w:rFonts w:ascii="Times New Roman" w:eastAsia="Times New Roman" w:hAnsi="Times New Roman" w:cs="Times New Roman"/>
+          <w:sz w:val="24"/>
+          <w:szCs w:val="24"/>
+        </w:rPr>
+        <w:t>sirf</w:t>
+      </w:r>
+      <w:proofErr w:type="spellEnd"/>
+      <w:r>
+        <w:rPr>
+          <w:rFonts w:ascii="Times New Roman" w:eastAsia="Times New Roman" w:hAnsi="Times New Roman" w:cs="Times New Roman"/>
+          <w:sz w:val="24"/>
+          <w:szCs w:val="24"/>
+        </w:rPr>
+        <w:t xml:space="preserve"> unique labels </w:t>
+      </w:r>
+      <w:proofErr w:type="spellStart"/>
+      <w:r>
+        <w:rPr>
+          <w:rFonts w:ascii="Times New Roman" w:eastAsia="Times New Roman" w:hAnsi="Times New Roman" w:cs="Times New Roman"/>
+          <w:sz w:val="24"/>
+          <w:szCs w:val="24"/>
+        </w:rPr>
+        <w:t>chahiye</w:t>
+      </w:r>
+      <w:proofErr w:type="spellEnd"/>
+      <w:r>
+        <w:rPr>
+          <w:rFonts w:ascii="Times New Roman" w:eastAsia="Times New Roman" w:hAnsi="Times New Roman" w:cs="Times New Roman"/>
+          <w:sz w:val="24"/>
+          <w:szCs w:val="24"/>
+        </w:rPr>
+        <w:t>.</w:t>
       </w:r>
     </w:p>
     <w:p>
@@ -5439,6 +8601,7 @@
           <w:sz w:val="20"/>
           <w:szCs w:val="20"/>
         </w:rPr>
+        <w:lastRenderedPageBreak/>
         <w:t>Cat</w:t>
       </w:r>
     </w:p>
@@ -5529,7 +8692,61 @@
           <w:sz w:val="24"/>
           <w:szCs w:val="24"/>
         </w:rPr>
-        <w:t>Set iske liye perfect hai.</w:t>
+        <w:t xml:space="preserve">Set </w:t>
+      </w:r>
+      <w:proofErr w:type="spellStart"/>
+      <w:r>
+        <w:rPr>
+          <w:rFonts w:ascii="Times New Roman" w:eastAsia="Times New Roman" w:hAnsi="Times New Roman" w:cs="Times New Roman"/>
+          <w:sz w:val="24"/>
+          <w:szCs w:val="24"/>
+        </w:rPr>
+        <w:t>iske</w:t>
+      </w:r>
+      <w:proofErr w:type="spellEnd"/>
+      <w:r>
+        <w:rPr>
+          <w:rFonts w:ascii="Times New Roman" w:eastAsia="Times New Roman" w:hAnsi="Times New Roman" w:cs="Times New Roman"/>
+          <w:sz w:val="24"/>
+          <w:szCs w:val="24"/>
+        </w:rPr>
+        <w:t xml:space="preserve"> </w:t>
+      </w:r>
+      <w:proofErr w:type="spellStart"/>
+      <w:r>
+        <w:rPr>
+          <w:rFonts w:ascii="Times New Roman" w:eastAsia="Times New Roman" w:hAnsi="Times New Roman" w:cs="Times New Roman"/>
+          <w:sz w:val="24"/>
+          <w:szCs w:val="24"/>
+        </w:rPr>
+        <w:t>liye</w:t>
+      </w:r>
+      <w:proofErr w:type="spellEnd"/>
+      <w:r>
+        <w:rPr>
+          <w:rFonts w:ascii="Times New Roman" w:eastAsia="Times New Roman" w:hAnsi="Times New Roman" w:cs="Times New Roman"/>
+          <w:sz w:val="24"/>
+          <w:szCs w:val="24"/>
+        </w:rPr>
+        <w:t xml:space="preserve"> perfect </w:t>
+      </w:r>
+      <w:proofErr w:type="spellStart"/>
+      <w:r>
+        <w:rPr>
+          <w:rFonts w:ascii="Times New Roman" w:eastAsia="Times New Roman" w:hAnsi="Times New Roman" w:cs="Times New Roman"/>
+          <w:sz w:val="24"/>
+          <w:szCs w:val="24"/>
+        </w:rPr>
+        <w:t>hai</w:t>
+      </w:r>
+      <w:proofErr w:type="spellEnd"/>
+      <w:r>
+        <w:rPr>
+          <w:rFonts w:ascii="Times New Roman" w:eastAsia="Times New Roman" w:hAnsi="Times New Roman" w:cs="Times New Roman"/>
+          <w:sz w:val="24"/>
+          <w:szCs w:val="24"/>
+        </w:rPr>
+        <w:t>.</w:t>
       </w:r>
     </w:p>
     <w:p>
@@ -5914,31 +9131,95 @@
           <w:szCs w:val="24"/>
         </w:rPr>
       </w:pPr>
-      <w:r>
-        <w:rPr>
-          <w:rFonts w:ascii="Times New Roman" w:eastAsia="Times New Roman" w:hAnsi="Times New Roman" w:cs="Times New Roman"/>
-          <w:sz w:val="24"/>
-          <w:szCs w:val="24"/>
-        </w:rPr>
-        <w:t>Mujhe sirf unique students batao.</w:t>
-      </w:r>
-    </w:p>
-    <w:p>
-      <w:pPr>
-        <w:spacing w:before="100" w:beforeAutospacing="1" w:after="100" w:afterAutospacing="1" w:line="240" w:lineRule="auto"/>
-        <w:rPr>
-          <w:rFonts w:ascii="Times New Roman" w:eastAsia="Times New Roman" w:hAnsi="Times New Roman" w:cs="Times New Roman"/>
-          <w:sz w:val="24"/>
-          <w:szCs w:val="24"/>
-        </w:rPr>
-      </w:pPr>
-      <w:r>
-        <w:rPr>
-          <w:rFonts w:ascii="Times New Roman" w:eastAsia="Times New Roman" w:hAnsi="Times New Roman" w:cs="Times New Roman"/>
-          <w:sz w:val="24"/>
-          <w:szCs w:val="24"/>
-        </w:rPr>
-        <w:t>Set use karenge.</w:t>
+      <w:proofErr w:type="spellStart"/>
+      <w:r>
+        <w:rPr>
+          <w:rFonts w:ascii="Times New Roman" w:eastAsia="Times New Roman" w:hAnsi="Times New Roman" w:cs="Times New Roman"/>
+          <w:sz w:val="24"/>
+          <w:szCs w:val="24"/>
+        </w:rPr>
+        <w:t>Mujhe</w:t>
+      </w:r>
+      <w:proofErr w:type="spellEnd"/>
+      <w:r>
+        <w:rPr>
+          <w:rFonts w:ascii="Times New Roman" w:eastAsia="Times New Roman" w:hAnsi="Times New Roman" w:cs="Times New Roman"/>
+          <w:sz w:val="24"/>
+          <w:szCs w:val="24"/>
+        </w:rPr>
+        <w:t xml:space="preserve"> </w:t>
+      </w:r>
+      <w:proofErr w:type="spellStart"/>
+      <w:r>
+        <w:rPr>
+          <w:rFonts w:ascii="Times New Roman" w:eastAsia="Times New Roman" w:hAnsi="Times New Roman" w:cs="Times New Roman"/>
+          <w:sz w:val="24"/>
+          <w:szCs w:val="24"/>
+        </w:rPr>
+        <w:t>sirf</w:t>
+      </w:r>
+      <w:proofErr w:type="spellEnd"/>
+      <w:r>
+        <w:rPr>
+          <w:rFonts w:ascii="Times New Roman" w:eastAsia="Times New Roman" w:hAnsi="Times New Roman" w:cs="Times New Roman"/>
+          <w:sz w:val="24"/>
+          <w:szCs w:val="24"/>
+        </w:rPr>
+        <w:t xml:space="preserve"> unique students </w:t>
+      </w:r>
+      <w:proofErr w:type="spellStart"/>
+      <w:r>
+        <w:rPr>
+          <w:rFonts w:ascii="Times New Roman" w:eastAsia="Times New Roman" w:hAnsi="Times New Roman" w:cs="Times New Roman"/>
+          <w:sz w:val="24"/>
+          <w:szCs w:val="24"/>
+        </w:rPr>
+        <w:t>batao</w:t>
+      </w:r>
+      <w:proofErr w:type="spellEnd"/>
+      <w:r>
+        <w:rPr>
+          <w:rFonts w:ascii="Times New Roman" w:eastAsia="Times New Roman" w:hAnsi="Times New Roman" w:cs="Times New Roman"/>
+          <w:sz w:val="24"/>
+          <w:szCs w:val="24"/>
+        </w:rPr>
+        <w:t>.</w:t>
+      </w:r>
+    </w:p>
+    <w:p>
+      <w:pPr>
+        <w:spacing w:before="100" w:beforeAutospacing="1" w:after="100" w:afterAutospacing="1" w:line="240" w:lineRule="auto"/>
+        <w:rPr>
+          <w:rFonts w:ascii="Times New Roman" w:eastAsia="Times New Roman" w:hAnsi="Times New Roman" w:cs="Times New Roman"/>
+          <w:sz w:val="24"/>
+          <w:szCs w:val="24"/>
+        </w:rPr>
+      </w:pPr>
+      <w:r>
+        <w:rPr>
+          <w:rFonts w:ascii="Times New Roman" w:eastAsia="Times New Roman" w:hAnsi="Times New Roman" w:cs="Times New Roman"/>
+          <w:sz w:val="24"/>
+          <w:szCs w:val="24"/>
+        </w:rPr>
+        <w:t xml:space="preserve">Set use </w:t>
+      </w:r>
+      <w:proofErr w:type="spellStart"/>
+      <w:r>
+        <w:rPr>
+          <w:rFonts w:ascii="Times New Roman" w:eastAsia="Times New Roman" w:hAnsi="Times New Roman" w:cs="Times New Roman"/>
+          <w:sz w:val="24"/>
+          <w:szCs w:val="24"/>
+        </w:rPr>
+        <w:t>karenge</w:t>
+      </w:r>
+      <w:proofErr w:type="spellEnd"/>
+      <w:r>
+        <w:rPr>
+          <w:rFonts w:ascii="Times New Roman" w:eastAsia="Times New Roman" w:hAnsi="Times New Roman" w:cs="Times New Roman"/>
+          <w:sz w:val="24"/>
+          <w:szCs w:val="24"/>
+        </w:rPr>
+        <w:t>.</w:t>
       </w:r>
     </w:p>
     <w:p>
@@ -6208,13 +9489,23 @@
                 <w:szCs w:val="24"/>
               </w:rPr>
             </w:pPr>
+            <w:proofErr w:type="gramStart"/>
             <w:r>
               <w:rPr>
                 <w:rFonts w:ascii="Courier New" w:eastAsia="Times New Roman" w:hAnsi="Courier New" w:cs="Courier New"/>
                 <w:sz w:val="20"/>
                 <w:szCs w:val="20"/>
               </w:rPr>
-              <w:t>append()</w:t>
+              <w:t>append(</w:t>
+            </w:r>
+            <w:proofErr w:type="gramEnd"/>
+            <w:r>
+              <w:rPr>
+                <w:rFonts w:ascii="Courier New" w:eastAsia="Times New Roman" w:hAnsi="Courier New" w:cs="Courier New"/>
+                <w:sz w:val="20"/>
+                <w:szCs w:val="20"/>
+              </w:rPr>
+              <w:t>)</w:t>
             </w:r>
           </w:p>
         </w:tc>
@@ -6233,13 +9524,23 @@
                 <w:szCs w:val="24"/>
               </w:rPr>
             </w:pPr>
+            <w:proofErr w:type="gramStart"/>
             <w:r>
               <w:rPr>
                 <w:rFonts w:ascii="Courier New" w:eastAsia="Times New Roman" w:hAnsi="Courier New" w:cs="Courier New"/>
                 <w:sz w:val="20"/>
                 <w:szCs w:val="20"/>
               </w:rPr>
-              <w:t>add()</w:t>
+              <w:t>add(</w:t>
+            </w:r>
+            <w:proofErr w:type="gramEnd"/>
+            <w:r>
+              <w:rPr>
+                <w:rFonts w:ascii="Courier New" w:eastAsia="Times New Roman" w:hAnsi="Courier New" w:cs="Courier New"/>
+                <w:sz w:val="20"/>
+                <w:szCs w:val="20"/>
+              </w:rPr>
+              <w:t>)</w:t>
             </w:r>
           </w:p>
         </w:tc>
@@ -6287,7 +9588,6 @@
           <w:sz w:val="48"/>
           <w:szCs w:val="48"/>
         </w:rPr>
-        <w:lastRenderedPageBreak/>
         <w:t>🎯</w:t>
       </w:r>
       <w:r>
@@ -6334,30 +9634,77 @@
           <w:szCs w:val="24"/>
         </w:rPr>
       </w:pPr>
-      <w:r>
-        <w:rPr>
-          <w:rFonts w:ascii="Times New Roman" w:eastAsia="Times New Roman" w:hAnsi="Times New Roman" w:cs="Times New Roman"/>
-          <w:sz w:val="24"/>
-          <w:szCs w:val="24"/>
-        </w:rPr>
-        <w:t>Kaunsa duplicate remove karta hai?</w:t>
-      </w:r>
-    </w:p>
-    <w:p>
-      <w:pPr>
-        <w:spacing w:before="100" w:beforeAutospacing="1" w:after="100" w:afterAutospacing="1" w:line="240" w:lineRule="auto"/>
-        <w:rPr>
-          <w:rFonts w:ascii="Times New Roman" w:eastAsia="Times New Roman" w:hAnsi="Times New Roman" w:cs="Times New Roman"/>
-          <w:sz w:val="24"/>
-          <w:szCs w:val="24"/>
-        </w:rPr>
-      </w:pPr>
-      <w:r>
-        <w:rPr>
-          <w:rFonts w:ascii="Times New Roman" w:eastAsia="Times New Roman" w:hAnsi="Times New Roman" w:cs="Times New Roman"/>
-          <w:sz w:val="24"/>
-          <w:szCs w:val="24"/>
-        </w:rPr>
+      <w:proofErr w:type="spellStart"/>
+      <w:r>
+        <w:rPr>
+          <w:rFonts w:ascii="Times New Roman" w:eastAsia="Times New Roman" w:hAnsi="Times New Roman" w:cs="Times New Roman"/>
+          <w:sz w:val="24"/>
+          <w:szCs w:val="24"/>
+        </w:rPr>
+        <w:t>Kaunsa</w:t>
+      </w:r>
+      <w:proofErr w:type="spellEnd"/>
+      <w:r>
+        <w:rPr>
+          <w:rFonts w:ascii="Times New Roman" w:eastAsia="Times New Roman" w:hAnsi="Times New Roman" w:cs="Times New Roman"/>
+          <w:sz w:val="24"/>
+          <w:szCs w:val="24"/>
+        </w:rPr>
+        <w:t xml:space="preserve"> duplicate remove </w:t>
+      </w:r>
+      <w:proofErr w:type="spellStart"/>
+      <w:r>
+        <w:rPr>
+          <w:rFonts w:ascii="Times New Roman" w:eastAsia="Times New Roman" w:hAnsi="Times New Roman" w:cs="Times New Roman"/>
+          <w:sz w:val="24"/>
+          <w:szCs w:val="24"/>
+        </w:rPr>
+        <w:t>karta</w:t>
+      </w:r>
+      <w:proofErr w:type="spellEnd"/>
+      <w:r>
+        <w:rPr>
+          <w:rFonts w:ascii="Times New Roman" w:eastAsia="Times New Roman" w:hAnsi="Times New Roman" w:cs="Times New Roman"/>
+          <w:sz w:val="24"/>
+          <w:szCs w:val="24"/>
+        </w:rPr>
+        <w:t xml:space="preserve"> </w:t>
+      </w:r>
+      <w:proofErr w:type="spellStart"/>
+      <w:r>
+        <w:rPr>
+          <w:rFonts w:ascii="Times New Roman" w:eastAsia="Times New Roman" w:hAnsi="Times New Roman" w:cs="Times New Roman"/>
+          <w:sz w:val="24"/>
+          <w:szCs w:val="24"/>
+        </w:rPr>
+        <w:t>hai</w:t>
+      </w:r>
+      <w:proofErr w:type="spellEnd"/>
+      <w:r>
+        <w:rPr>
+          <w:rFonts w:ascii="Times New Roman" w:eastAsia="Times New Roman" w:hAnsi="Times New Roman" w:cs="Times New Roman"/>
+          <w:sz w:val="24"/>
+          <w:szCs w:val="24"/>
+        </w:rPr>
+        <w:t>?</w:t>
+      </w:r>
+    </w:p>
+    <w:p>
+      <w:pPr>
+        <w:spacing w:before="100" w:beforeAutospacing="1" w:after="100" w:afterAutospacing="1" w:line="240" w:lineRule="auto"/>
+        <w:rPr>
+          <w:rFonts w:ascii="Times New Roman" w:eastAsia="Times New Roman" w:hAnsi="Times New Roman" w:cs="Times New Roman"/>
+          <w:sz w:val="24"/>
+          <w:szCs w:val="24"/>
+        </w:rPr>
+      </w:pPr>
+      <w:r>
+        <w:rPr>
+          <w:rFonts w:ascii="Times New Roman" w:eastAsia="Times New Roman" w:hAnsi="Times New Roman" w:cs="Times New Roman"/>
+          <w:sz w:val="24"/>
+          <w:szCs w:val="24"/>
+        </w:rPr>
+        <w:lastRenderedPageBreak/>
         <w:t>A) List</w:t>
       </w:r>
     </w:p>
@@ -6437,7 +9784,43 @@
           <w:sz w:val="24"/>
           <w:szCs w:val="24"/>
         </w:rPr>
-        <w:t>Set mein new value add karne ka function?</w:t>
+        <w:t xml:space="preserve">Set </w:t>
+      </w:r>
+      <w:proofErr w:type="spellStart"/>
+      <w:r>
+        <w:rPr>
+          <w:rFonts w:ascii="Times New Roman" w:eastAsia="Times New Roman" w:hAnsi="Times New Roman" w:cs="Times New Roman"/>
+          <w:sz w:val="24"/>
+          <w:szCs w:val="24"/>
+        </w:rPr>
+        <w:t>mein</w:t>
+      </w:r>
+      <w:proofErr w:type="spellEnd"/>
+      <w:r>
+        <w:rPr>
+          <w:rFonts w:ascii="Times New Roman" w:eastAsia="Times New Roman" w:hAnsi="Times New Roman" w:cs="Times New Roman"/>
+          <w:sz w:val="24"/>
+          <w:szCs w:val="24"/>
+        </w:rPr>
+        <w:t xml:space="preserve"> new value add </w:t>
+      </w:r>
+      <w:proofErr w:type="spellStart"/>
+      <w:r>
+        <w:rPr>
+          <w:rFonts w:ascii="Times New Roman" w:eastAsia="Times New Roman" w:hAnsi="Times New Roman" w:cs="Times New Roman"/>
+          <w:sz w:val="24"/>
+          <w:szCs w:val="24"/>
+        </w:rPr>
+        <w:t>karne</w:t>
+      </w:r>
+      <w:proofErr w:type="spellEnd"/>
+      <w:r>
+        <w:rPr>
+          <w:rFonts w:ascii="Times New Roman" w:eastAsia="Times New Roman" w:hAnsi="Times New Roman" w:cs="Times New Roman"/>
+          <w:sz w:val="24"/>
+          <w:szCs w:val="24"/>
+        </w:rPr>
+        <w:t xml:space="preserve"> ka function?</w:t>
       </w:r>
     </w:p>
     <w:p>
@@ -6485,13 +9868,23 @@
           <w:szCs w:val="20"/>
         </w:rPr>
       </w:pPr>
-      <w:r>
-        <w:rPr>
-          <w:rFonts w:ascii="Courier New" w:eastAsia="Times New Roman" w:hAnsi="Courier New" w:cs="Courier New"/>
-          <w:sz w:val="20"/>
-          <w:szCs w:val="20"/>
-        </w:rPr>
-        <w:t>append()</w:t>
+      <w:proofErr w:type="gramStart"/>
+      <w:r>
+        <w:rPr>
+          <w:rFonts w:ascii="Courier New" w:eastAsia="Times New Roman" w:hAnsi="Courier New" w:cs="Courier New"/>
+          <w:sz w:val="20"/>
+          <w:szCs w:val="20"/>
+        </w:rPr>
+        <w:t>append(</w:t>
+      </w:r>
+      <w:proofErr w:type="gramEnd"/>
+      <w:r>
+        <w:rPr>
+          <w:rFonts w:ascii="Courier New" w:eastAsia="Times New Roman" w:hAnsi="Courier New" w:cs="Courier New"/>
+          <w:sz w:val="20"/>
+          <w:szCs w:val="20"/>
+        </w:rPr>
+        <w:t>)</w:t>
       </w:r>
     </w:p>
     <w:p>
@@ -6539,13 +9932,23 @@
           <w:szCs w:val="20"/>
         </w:rPr>
       </w:pPr>
-      <w:r>
-        <w:rPr>
-          <w:rFonts w:ascii="Courier New" w:eastAsia="Times New Roman" w:hAnsi="Courier New" w:cs="Courier New"/>
-          <w:sz w:val="20"/>
-          <w:szCs w:val="20"/>
-        </w:rPr>
-        <w:t>add()</w:t>
+      <w:proofErr w:type="gramStart"/>
+      <w:r>
+        <w:rPr>
+          <w:rFonts w:ascii="Courier New" w:eastAsia="Times New Roman" w:hAnsi="Courier New" w:cs="Courier New"/>
+          <w:sz w:val="20"/>
+          <w:szCs w:val="20"/>
+        </w:rPr>
+        <w:t>add(</w:t>
+      </w:r>
+      <w:proofErr w:type="gramEnd"/>
+      <w:r>
+        <w:rPr>
+          <w:rFonts w:ascii="Courier New" w:eastAsia="Times New Roman" w:hAnsi="Courier New" w:cs="Courier New"/>
+          <w:sz w:val="20"/>
+          <w:szCs w:val="20"/>
+        </w:rPr>
+        <w:t>)</w:t>
       </w:r>
     </w:p>
     <w:p>
@@ -6606,7 +10009,25 @@
           <w:sz w:val="24"/>
           <w:szCs w:val="24"/>
         </w:rPr>
-        <w:t>Agar likho:</w:t>
+        <w:t xml:space="preserve">Agar </w:t>
+      </w:r>
+      <w:proofErr w:type="spellStart"/>
+      <w:r>
+        <w:rPr>
+          <w:rFonts w:ascii="Times New Roman" w:eastAsia="Times New Roman" w:hAnsi="Times New Roman" w:cs="Times New Roman"/>
+          <w:sz w:val="24"/>
+          <w:szCs w:val="24"/>
+        </w:rPr>
+        <w:t>likho</w:t>
+      </w:r>
+      <w:proofErr w:type="spellEnd"/>
+      <w:r>
+        <w:rPr>
+          <w:rFonts w:ascii="Times New Roman" w:eastAsia="Times New Roman" w:hAnsi="Times New Roman" w:cs="Times New Roman"/>
+          <w:sz w:val="24"/>
+          <w:szCs w:val="24"/>
+        </w:rPr>
+        <w:t>:</w:t>
       </w:r>
     </w:p>
     <w:p>
@@ -6660,7 +10081,61 @@
           <w:sz w:val="24"/>
           <w:szCs w:val="24"/>
         </w:rPr>
-        <w:t>Set mein kitni values rahengi?</w:t>
+        <w:t xml:space="preserve">Set </w:t>
+      </w:r>
+      <w:proofErr w:type="spellStart"/>
+      <w:r>
+        <w:rPr>
+          <w:rFonts w:ascii="Times New Roman" w:eastAsia="Times New Roman" w:hAnsi="Times New Roman" w:cs="Times New Roman"/>
+          <w:sz w:val="24"/>
+          <w:szCs w:val="24"/>
+        </w:rPr>
+        <w:t>mein</w:t>
+      </w:r>
+      <w:proofErr w:type="spellEnd"/>
+      <w:r>
+        <w:rPr>
+          <w:rFonts w:ascii="Times New Roman" w:eastAsia="Times New Roman" w:hAnsi="Times New Roman" w:cs="Times New Roman"/>
+          <w:sz w:val="24"/>
+          <w:szCs w:val="24"/>
+        </w:rPr>
+        <w:t xml:space="preserve"> </w:t>
+      </w:r>
+      <w:proofErr w:type="spellStart"/>
+      <w:r>
+        <w:rPr>
+          <w:rFonts w:ascii="Times New Roman" w:eastAsia="Times New Roman" w:hAnsi="Times New Roman" w:cs="Times New Roman"/>
+          <w:sz w:val="24"/>
+          <w:szCs w:val="24"/>
+        </w:rPr>
+        <w:t>kitni</w:t>
+      </w:r>
+      <w:proofErr w:type="spellEnd"/>
+      <w:r>
+        <w:rPr>
+          <w:rFonts w:ascii="Times New Roman" w:eastAsia="Times New Roman" w:hAnsi="Times New Roman" w:cs="Times New Roman"/>
+          <w:sz w:val="24"/>
+          <w:szCs w:val="24"/>
+        </w:rPr>
+        <w:t xml:space="preserve"> values </w:t>
+      </w:r>
+      <w:proofErr w:type="spellStart"/>
+      <w:r>
+        <w:rPr>
+          <w:rFonts w:ascii="Times New Roman" w:eastAsia="Times New Roman" w:hAnsi="Times New Roman" w:cs="Times New Roman"/>
+          <w:sz w:val="24"/>
+          <w:szCs w:val="24"/>
+        </w:rPr>
+        <w:t>rahengi</w:t>
+      </w:r>
+      <w:proofErr w:type="spellEnd"/>
+      <w:r>
+        <w:rPr>
+          <w:rFonts w:ascii="Times New Roman" w:eastAsia="Times New Roman" w:hAnsi="Times New Roman" w:cs="Times New Roman"/>
+          <w:sz w:val="24"/>
+          <w:szCs w:val="24"/>
+        </w:rPr>
+        <w:t>?</w:t>
       </w:r>
     </w:p>
     <w:p>
@@ -6770,7 +10245,25 @@
           <w:sz w:val="24"/>
           <w:szCs w:val="24"/>
         </w:rPr>
-        <w:t xml:space="preserve">Ye topic bhi </w:t>
+        <w:t xml:space="preserve">Ye topic </w:t>
+      </w:r>
+      <w:proofErr w:type="spellStart"/>
+      <w:r>
+        <w:rPr>
+          <w:rFonts w:ascii="Times New Roman" w:eastAsia="Times New Roman" w:hAnsi="Times New Roman" w:cs="Times New Roman"/>
+          <w:sz w:val="24"/>
+          <w:szCs w:val="24"/>
+        </w:rPr>
+        <w:t>bhi</w:t>
+      </w:r>
+      <w:proofErr w:type="spellEnd"/>
+      <w:r>
+        <w:rPr>
+          <w:rFonts w:ascii="Times New Roman" w:eastAsia="Times New Roman" w:hAnsi="Times New Roman" w:cs="Times New Roman"/>
+          <w:sz w:val="24"/>
+          <w:szCs w:val="24"/>
+        </w:rPr>
+        <w:t xml:space="preserve"> </w:t>
       </w:r>
       <w:r>
         <w:rPr>
@@ -6788,25 +10281,391 @@
           <w:sz w:val="24"/>
           <w:szCs w:val="24"/>
         </w:rPr>
-        <w:t xml:space="preserve"> samjho.</w:t>
-      </w:r>
-    </w:p>
-    <w:p>
-      <w:pPr>
-        <w:spacing w:before="100" w:beforeAutospacing="1" w:after="100" w:afterAutospacing="1" w:line="240" w:lineRule="auto"/>
-        <w:rPr>
-          <w:rFonts w:ascii="Times New Roman" w:eastAsia="Times New Roman" w:hAnsi="Times New Roman" w:cs="Times New Roman"/>
-          <w:sz w:val="24"/>
-          <w:szCs w:val="24"/>
-        </w:rPr>
-      </w:pPr>
-      <w:r>
-        <w:rPr>
-          <w:rFonts w:ascii="Times New Roman" w:eastAsia="Times New Roman" w:hAnsi="Times New Roman" w:cs="Times New Roman"/>
-          <w:sz w:val="24"/>
-          <w:szCs w:val="24"/>
-        </w:rPr>
-        <w:t>AI Engineer ke liye itna knowledge enough hai.</w:t>
+        <w:t xml:space="preserve"> </w:t>
+      </w:r>
+      <w:proofErr w:type="spellStart"/>
+      <w:r>
+        <w:rPr>
+          <w:rFonts w:ascii="Times New Roman" w:eastAsia="Times New Roman" w:hAnsi="Times New Roman" w:cs="Times New Roman"/>
+          <w:sz w:val="24"/>
+          <w:szCs w:val="24"/>
+        </w:rPr>
+        <w:t>samjho</w:t>
+      </w:r>
+      <w:proofErr w:type="spellEnd"/>
+      <w:r>
+        <w:rPr>
+          <w:rFonts w:ascii="Times New Roman" w:eastAsia="Times New Roman" w:hAnsi="Times New Roman" w:cs="Times New Roman"/>
+          <w:sz w:val="24"/>
+          <w:szCs w:val="24"/>
+        </w:rPr>
+        <w:t>.</w:t>
+      </w:r>
+    </w:p>
+    <w:p>
+      <w:pPr>
+        <w:spacing w:before="100" w:beforeAutospacing="1" w:after="100" w:afterAutospacing="1" w:line="240" w:lineRule="auto"/>
+        <w:rPr>
+          <w:rFonts w:ascii="Times New Roman" w:eastAsia="Times New Roman" w:hAnsi="Times New Roman" w:cs="Times New Roman"/>
+          <w:sz w:val="24"/>
+          <w:szCs w:val="24"/>
+        </w:rPr>
+      </w:pPr>
+      <w:r>
+        <w:rPr>
+          <w:rFonts w:ascii="Times New Roman" w:eastAsia="Times New Roman" w:hAnsi="Times New Roman" w:cs="Times New Roman"/>
+          <w:sz w:val="24"/>
+          <w:szCs w:val="24"/>
+        </w:rPr>
+        <w:t xml:space="preserve">AI Engineer </w:t>
+      </w:r>
+      <w:proofErr w:type="spellStart"/>
+      <w:r>
+        <w:rPr>
+          <w:rFonts w:ascii="Times New Roman" w:eastAsia="Times New Roman" w:hAnsi="Times New Roman" w:cs="Times New Roman"/>
+          <w:sz w:val="24"/>
+          <w:szCs w:val="24"/>
+        </w:rPr>
+        <w:t>ke</w:t>
+      </w:r>
+      <w:proofErr w:type="spellEnd"/>
+      <w:r>
+        <w:rPr>
+          <w:rFonts w:ascii="Times New Roman" w:eastAsia="Times New Roman" w:hAnsi="Times New Roman" w:cs="Times New Roman"/>
+          <w:sz w:val="24"/>
+          <w:szCs w:val="24"/>
+        </w:rPr>
+        <w:t xml:space="preserve"> </w:t>
+      </w:r>
+      <w:proofErr w:type="spellStart"/>
+      <w:r>
+        <w:rPr>
+          <w:rFonts w:ascii="Times New Roman" w:eastAsia="Times New Roman" w:hAnsi="Times New Roman" w:cs="Times New Roman"/>
+          <w:sz w:val="24"/>
+          <w:szCs w:val="24"/>
+        </w:rPr>
+        <w:t>liye</w:t>
+      </w:r>
+      <w:proofErr w:type="spellEnd"/>
+      <w:r>
+        <w:rPr>
+          <w:rFonts w:ascii="Times New Roman" w:eastAsia="Times New Roman" w:hAnsi="Times New Roman" w:cs="Times New Roman"/>
+          <w:sz w:val="24"/>
+          <w:szCs w:val="24"/>
+        </w:rPr>
+        <w:t xml:space="preserve"> </w:t>
+      </w:r>
+      <w:proofErr w:type="spellStart"/>
+      <w:r>
+        <w:rPr>
+          <w:rFonts w:ascii="Times New Roman" w:eastAsia="Times New Roman" w:hAnsi="Times New Roman" w:cs="Times New Roman"/>
+          <w:sz w:val="24"/>
+          <w:szCs w:val="24"/>
+        </w:rPr>
+        <w:t>itna</w:t>
+      </w:r>
+      <w:proofErr w:type="spellEnd"/>
+      <w:r>
+        <w:rPr>
+          <w:rFonts w:ascii="Times New Roman" w:eastAsia="Times New Roman" w:hAnsi="Times New Roman" w:cs="Times New Roman"/>
+          <w:sz w:val="24"/>
+          <w:szCs w:val="24"/>
+        </w:rPr>
+        <w:t xml:space="preserve"> knowledge enough </w:t>
+      </w:r>
+      <w:proofErr w:type="spellStart"/>
+      <w:r>
+        <w:rPr>
+          <w:rFonts w:ascii="Times New Roman" w:eastAsia="Times New Roman" w:hAnsi="Times New Roman" w:cs="Times New Roman"/>
+          <w:sz w:val="24"/>
+          <w:szCs w:val="24"/>
+        </w:rPr>
+        <w:t>hai</w:t>
+      </w:r>
+      <w:proofErr w:type="spellEnd"/>
+      <w:r>
+        <w:rPr>
+          <w:rFonts w:ascii="Times New Roman" w:eastAsia="Times New Roman" w:hAnsi="Times New Roman" w:cs="Times New Roman"/>
+          <w:sz w:val="24"/>
+          <w:szCs w:val="24"/>
+        </w:rPr>
+        <w:t>.</w:t>
+      </w:r>
+    </w:p>
+    <w:p>
+      <w:pPr>
+        <w:spacing w:before="100" w:beforeAutospacing="1" w:after="100" w:afterAutospacing="1" w:line="240" w:lineRule="auto"/>
+        <w:rPr>
+          <w:rFonts w:ascii="Times New Roman" w:eastAsia="Times New Roman" w:hAnsi="Times New Roman" w:cs="Times New Roman"/>
+          <w:sz w:val="24"/>
+          <w:szCs w:val="24"/>
+        </w:rPr>
+      </w:pPr>
+      <w:r>
+        <w:rPr>
+          <w:rFonts w:ascii="Times New Roman" w:eastAsia="Times New Roman" w:hAnsi="Times New Roman" w:cs="Times New Roman"/>
+          <w:sz w:val="24"/>
+          <w:szCs w:val="24"/>
+        </w:rPr>
+        <w:t xml:space="preserve">Ab se jo topics </w:t>
+      </w:r>
+      <w:proofErr w:type="spellStart"/>
+      <w:r>
+        <w:rPr>
+          <w:rFonts w:ascii="Times New Roman" w:eastAsia="Times New Roman" w:hAnsi="Times New Roman" w:cs="Times New Roman"/>
+          <w:sz w:val="24"/>
+          <w:szCs w:val="24"/>
+        </w:rPr>
+        <w:t>aayenge</w:t>
+      </w:r>
+      <w:proofErr w:type="spellEnd"/>
+      <w:r>
+        <w:rPr>
+          <w:rFonts w:ascii="Times New Roman" w:eastAsia="Times New Roman" w:hAnsi="Times New Roman" w:cs="Times New Roman"/>
+          <w:sz w:val="24"/>
+          <w:szCs w:val="24"/>
+        </w:rPr>
+        <w:t xml:space="preserve"> (Exception Handling, File Handling, OOP), un par hum detail </w:t>
+      </w:r>
+      <w:proofErr w:type="spellStart"/>
+      <w:r>
+        <w:rPr>
+          <w:rFonts w:ascii="Times New Roman" w:eastAsia="Times New Roman" w:hAnsi="Times New Roman" w:cs="Times New Roman"/>
+          <w:sz w:val="24"/>
+          <w:szCs w:val="24"/>
+        </w:rPr>
+        <w:t>mein</w:t>
+      </w:r>
+      <w:proofErr w:type="spellEnd"/>
+      <w:r>
+        <w:rPr>
+          <w:rFonts w:ascii="Times New Roman" w:eastAsia="Times New Roman" w:hAnsi="Times New Roman" w:cs="Times New Roman"/>
+          <w:sz w:val="24"/>
+          <w:szCs w:val="24"/>
+        </w:rPr>
+        <w:t xml:space="preserve"> </w:t>
+      </w:r>
+      <w:proofErr w:type="spellStart"/>
+      <w:r>
+        <w:rPr>
+          <w:rFonts w:ascii="Times New Roman" w:eastAsia="Times New Roman" w:hAnsi="Times New Roman" w:cs="Times New Roman"/>
+          <w:sz w:val="24"/>
+          <w:szCs w:val="24"/>
+        </w:rPr>
+        <w:t>jayenge</w:t>
+      </w:r>
+      <w:proofErr w:type="spellEnd"/>
+      <w:r>
+        <w:rPr>
+          <w:rFonts w:ascii="Times New Roman" w:eastAsia="Times New Roman" w:hAnsi="Times New Roman" w:cs="Times New Roman"/>
+          <w:sz w:val="24"/>
+          <w:szCs w:val="24"/>
+        </w:rPr>
+        <w:t xml:space="preserve"> </w:t>
+      </w:r>
+      <w:proofErr w:type="spellStart"/>
+      <w:r>
+        <w:rPr>
+          <w:rFonts w:ascii="Times New Roman" w:eastAsia="Times New Roman" w:hAnsi="Times New Roman" w:cs="Times New Roman"/>
+          <w:sz w:val="24"/>
+          <w:szCs w:val="24"/>
+        </w:rPr>
+        <w:t>kyunki</w:t>
+      </w:r>
+      <w:proofErr w:type="spellEnd"/>
+      <w:r>
+        <w:rPr>
+          <w:rFonts w:ascii="Times New Roman" w:eastAsia="Times New Roman" w:hAnsi="Times New Roman" w:cs="Times New Roman"/>
+          <w:sz w:val="24"/>
+          <w:szCs w:val="24"/>
+        </w:rPr>
+        <w:t xml:space="preserve"> </w:t>
+      </w:r>
+      <w:proofErr w:type="spellStart"/>
+      <w:r>
+        <w:rPr>
+          <w:rFonts w:ascii="Times New Roman" w:eastAsia="Times New Roman" w:hAnsi="Times New Roman" w:cs="Times New Roman"/>
+          <w:sz w:val="24"/>
+          <w:szCs w:val="24"/>
+        </w:rPr>
+        <w:t>unka</w:t>
+      </w:r>
+      <w:proofErr w:type="spellEnd"/>
+      <w:r>
+        <w:rPr>
+          <w:rFonts w:ascii="Times New Roman" w:eastAsia="Times New Roman" w:hAnsi="Times New Roman" w:cs="Times New Roman"/>
+          <w:sz w:val="24"/>
+          <w:szCs w:val="24"/>
+        </w:rPr>
+        <w:t xml:space="preserve"> real projects </w:t>
+      </w:r>
+      <w:proofErr w:type="spellStart"/>
+      <w:r>
+        <w:rPr>
+          <w:rFonts w:ascii="Times New Roman" w:eastAsia="Times New Roman" w:hAnsi="Times New Roman" w:cs="Times New Roman"/>
+          <w:sz w:val="24"/>
+          <w:szCs w:val="24"/>
+        </w:rPr>
+        <w:t>mein</w:t>
+      </w:r>
+      <w:proofErr w:type="spellEnd"/>
+      <w:r>
+        <w:rPr>
+          <w:rFonts w:ascii="Times New Roman" w:eastAsia="Times New Roman" w:hAnsi="Times New Roman" w:cs="Times New Roman"/>
+          <w:sz w:val="24"/>
+          <w:szCs w:val="24"/>
+        </w:rPr>
+        <w:t xml:space="preserve"> </w:t>
+      </w:r>
+      <w:proofErr w:type="spellStart"/>
+      <w:r>
+        <w:rPr>
+          <w:rFonts w:ascii="Times New Roman" w:eastAsia="Times New Roman" w:hAnsi="Times New Roman" w:cs="Times New Roman"/>
+          <w:sz w:val="24"/>
+          <w:szCs w:val="24"/>
+        </w:rPr>
+        <w:t>bahut</w:t>
+      </w:r>
+      <w:proofErr w:type="spellEnd"/>
+      <w:r>
+        <w:rPr>
+          <w:rFonts w:ascii="Times New Roman" w:eastAsia="Times New Roman" w:hAnsi="Times New Roman" w:cs="Times New Roman"/>
+          <w:sz w:val="24"/>
+          <w:szCs w:val="24"/>
+        </w:rPr>
+        <w:t xml:space="preserve"> </w:t>
+      </w:r>
+      <w:proofErr w:type="spellStart"/>
+      <w:r>
+        <w:rPr>
+          <w:rFonts w:ascii="Times New Roman" w:eastAsia="Times New Roman" w:hAnsi="Times New Roman" w:cs="Times New Roman"/>
+          <w:sz w:val="24"/>
+          <w:szCs w:val="24"/>
+        </w:rPr>
+        <w:t>zyada</w:t>
+      </w:r>
+      <w:proofErr w:type="spellEnd"/>
+      <w:r>
+        <w:rPr>
+          <w:rFonts w:ascii="Times New Roman" w:eastAsia="Times New Roman" w:hAnsi="Times New Roman" w:cs="Times New Roman"/>
+          <w:sz w:val="24"/>
+          <w:szCs w:val="24"/>
+        </w:rPr>
+        <w:t xml:space="preserve"> use </w:t>
+      </w:r>
+      <w:proofErr w:type="spellStart"/>
+      <w:r>
+        <w:rPr>
+          <w:rFonts w:ascii="Times New Roman" w:eastAsia="Times New Roman" w:hAnsi="Times New Roman" w:cs="Times New Roman"/>
+          <w:sz w:val="24"/>
+          <w:szCs w:val="24"/>
+        </w:rPr>
+        <w:t>hota</w:t>
+      </w:r>
+      <w:proofErr w:type="spellEnd"/>
+      <w:r>
+        <w:rPr>
+          <w:rFonts w:ascii="Times New Roman" w:eastAsia="Times New Roman" w:hAnsi="Times New Roman" w:cs="Times New Roman"/>
+          <w:sz w:val="24"/>
+          <w:szCs w:val="24"/>
+        </w:rPr>
+        <w:t xml:space="preserve"> </w:t>
+      </w:r>
+      <w:proofErr w:type="spellStart"/>
+      <w:r>
+        <w:rPr>
+          <w:rFonts w:ascii="Times New Roman" w:eastAsia="Times New Roman" w:hAnsi="Times New Roman" w:cs="Times New Roman"/>
+          <w:sz w:val="24"/>
+          <w:szCs w:val="24"/>
+        </w:rPr>
+        <w:t>hai</w:t>
+      </w:r>
+      <w:proofErr w:type="spellEnd"/>
+      <w:r>
+        <w:rPr>
+          <w:rFonts w:ascii="Times New Roman" w:eastAsia="Times New Roman" w:hAnsi="Times New Roman" w:cs="Times New Roman"/>
+          <w:sz w:val="24"/>
+          <w:szCs w:val="24"/>
+        </w:rPr>
+        <w:t xml:space="preserve">. </w:t>
+      </w:r>
+      <w:r>
+        <w:rPr>
+          <w:rFonts w:ascii="Segoe UI Emoji" w:eastAsia="Times New Roman" w:hAnsi="Segoe UI Emoji" w:cs="Segoe UI Emoji"/>
+          <w:sz w:val="24"/>
+          <w:szCs w:val="24"/>
+        </w:rPr>
+        <w:t>🚀</w:t>
+      </w:r>
+    </w:p>
+    <w:p>
+      <w:pPr>
+        <w:spacing w:after="0" w:line="240" w:lineRule="auto"/>
+        <w:rPr>
+          <w:rFonts w:ascii="Times New Roman" w:eastAsia="Times New Roman" w:hAnsi="Times New Roman" w:cs="Times New Roman"/>
+          <w:sz w:val="24"/>
+          <w:szCs w:val="24"/>
+        </w:rPr>
+      </w:pPr>
+      <w:r>
+        <w:rPr>
+          <w:rFonts w:ascii="Times New Roman" w:eastAsia="Times New Roman" w:hAnsi="Times New Roman" w:cs="Times New Roman"/>
+          <w:sz w:val="24"/>
+          <w:szCs w:val="24"/>
+        </w:rPr>
+        <w:t>1B 2B 3B</w:t>
+      </w:r>
+    </w:p>
+    <w:p>
+      <w:pPr>
+        <w:spacing w:before="100" w:beforeAutospacing="1" w:after="100" w:afterAutospacing="1" w:line="240" w:lineRule="auto"/>
+        <w:rPr>
+          <w:rFonts w:ascii="Times New Roman" w:eastAsia="Times New Roman" w:hAnsi="Times New Roman" w:cs="Times New Roman"/>
+          <w:sz w:val="24"/>
+          <w:szCs w:val="24"/>
+        </w:rPr>
+      </w:pPr>
+      <w:r>
+        <w:rPr>
+          <w:rFonts w:ascii="Segoe UI Emoji" w:eastAsia="Times New Roman" w:hAnsi="Segoe UI Emoji" w:cs="Segoe UI Emoji"/>
+          <w:sz w:val="24"/>
+          <w:szCs w:val="24"/>
+        </w:rPr>
+        <w:t>👨</w:t>
+      </w:r>
+      <w:r>
+        <w:rPr>
+          <w:rFonts w:ascii="Times New Roman" w:eastAsia="Times New Roman" w:hAnsi="Times New Roman" w:cs="Times New Roman"/>
+          <w:sz w:val="24"/>
+          <w:szCs w:val="24"/>
+        </w:rPr>
+        <w:t>‍</w:t>
+      </w:r>
+      <w:r>
+        <w:rPr>
+          <w:rFonts w:ascii="Segoe UI Emoji" w:eastAsia="Times New Roman" w:hAnsi="Segoe UI Emoji" w:cs="Segoe UI Emoji"/>
+          <w:sz w:val="24"/>
+          <w:szCs w:val="24"/>
+        </w:rPr>
+        <w:t>💼</w:t>
+      </w:r>
+      <w:r>
+        <w:rPr>
+          <w:rFonts w:ascii="Times New Roman" w:eastAsia="Times New Roman" w:hAnsi="Times New Roman" w:cs="Times New Roman"/>
+          <w:sz w:val="24"/>
+          <w:szCs w:val="24"/>
+        </w:rPr>
+        <w:t xml:space="preserve"> </w:t>
+      </w:r>
+      <w:r>
+        <w:rPr>
+          <w:rFonts w:ascii="Times New Roman" w:eastAsia="Times New Roman" w:hAnsi="Times New Roman" w:cs="Times New Roman"/>
+          <w:b/>
+          <w:bCs/>
+          <w:sz w:val="24"/>
+          <w:szCs w:val="24"/>
+        </w:rPr>
+        <w:t>Senior Review</w:t>
       </w:r>
     </w:p>
     <w:p>
@@ -6825,7 +10684,7 @@
           <w:szCs w:val="24"/>
         </w:rPr>
         <w:lastRenderedPageBreak/>
-        <w:t xml:space="preserve">Ab se jo topics aayenge (Exception Handling, File Handling, OOP), un par hum detail mein jayenge kyunki unka real projects mein bahut zyada use hota hai. </w:t>
+        <w:t xml:space="preserve">Junior... </w:t>
       </w:r>
       <w:r>
         <w:rPr>
@@ -6833,102 +10692,6 @@
           <w:sz w:val="24"/>
           <w:szCs w:val="24"/>
         </w:rPr>
-        <w:t>🚀</w:t>
-      </w:r>
-    </w:p>
-    <w:p>
-      <w:pPr>
-        <w:spacing w:after="0" w:line="240" w:lineRule="auto"/>
-        <w:rPr>
-          <w:rFonts w:ascii="Times New Roman" w:eastAsia="Times New Roman" w:hAnsi="Times New Roman" w:cs="Times New Roman"/>
-          <w:sz w:val="24"/>
-          <w:szCs w:val="24"/>
-        </w:rPr>
-      </w:pPr>
-      <w:r>
-        <w:rPr>
-          <w:rFonts w:ascii="Times New Roman" w:eastAsia="Times New Roman" w:hAnsi="Times New Roman" w:cs="Times New Roman"/>
-          <w:sz w:val="24"/>
-          <w:szCs w:val="24"/>
-        </w:rPr>
-        <w:t>1B 2B 3B</w:t>
-      </w:r>
-    </w:p>
-    <w:p>
-      <w:pPr>
-        <w:spacing w:before="100" w:beforeAutospacing="1" w:after="100" w:afterAutospacing="1" w:line="240" w:lineRule="auto"/>
-        <w:rPr>
-          <w:rFonts w:ascii="Times New Roman" w:eastAsia="Times New Roman" w:hAnsi="Times New Roman" w:cs="Times New Roman"/>
-          <w:sz w:val="24"/>
-          <w:szCs w:val="24"/>
-        </w:rPr>
-      </w:pPr>
-      <w:r>
-        <w:rPr>
-          <w:rFonts w:ascii="Segoe UI Emoji" w:eastAsia="Times New Roman" w:hAnsi="Segoe UI Emoji" w:cs="Segoe UI Emoji"/>
-          <w:sz w:val="24"/>
-          <w:szCs w:val="24"/>
-        </w:rPr>
-        <w:t>👨</w:t>
-      </w:r>
-      <w:r>
-        <w:rPr>
-          <w:rFonts w:ascii="Times New Roman" w:eastAsia="Times New Roman" w:hAnsi="Times New Roman" w:cs="Times New Roman"/>
-          <w:sz w:val="24"/>
-          <w:szCs w:val="24"/>
-        </w:rPr>
-        <w:t>‍</w:t>
-      </w:r>
-      <w:r>
-        <w:rPr>
-          <w:rFonts w:ascii="Segoe UI Emoji" w:eastAsia="Times New Roman" w:hAnsi="Segoe UI Emoji" w:cs="Segoe UI Emoji"/>
-          <w:sz w:val="24"/>
-          <w:szCs w:val="24"/>
-        </w:rPr>
-        <w:t>💼</w:t>
-      </w:r>
-      <w:r>
-        <w:rPr>
-          <w:rFonts w:ascii="Times New Roman" w:eastAsia="Times New Roman" w:hAnsi="Times New Roman" w:cs="Times New Roman"/>
-          <w:sz w:val="24"/>
-          <w:szCs w:val="24"/>
-        </w:rPr>
-        <w:t xml:space="preserve"> </w:t>
-      </w:r>
-      <w:r>
-        <w:rPr>
-          <w:rFonts w:ascii="Times New Roman" w:eastAsia="Times New Roman" w:hAnsi="Times New Roman" w:cs="Times New Roman"/>
-          <w:b/>
-          <w:bCs/>
-          <w:sz w:val="24"/>
-          <w:szCs w:val="24"/>
-        </w:rPr>
-        <w:t>Senior Review</w:t>
-      </w:r>
-    </w:p>
-    <w:p>
-      <w:pPr>
-        <w:spacing w:before="100" w:beforeAutospacing="1" w:after="100" w:afterAutospacing="1" w:line="240" w:lineRule="auto"/>
-        <w:rPr>
-          <w:rFonts w:ascii="Times New Roman" w:eastAsia="Times New Roman" w:hAnsi="Times New Roman" w:cs="Times New Roman"/>
-          <w:sz w:val="24"/>
-          <w:szCs w:val="24"/>
-        </w:rPr>
-      </w:pPr>
-      <w:r>
-        <w:rPr>
-          <w:rFonts w:ascii="Times New Roman" w:eastAsia="Times New Roman" w:hAnsi="Times New Roman" w:cs="Times New Roman"/>
-          <w:sz w:val="24"/>
-          <w:szCs w:val="24"/>
-        </w:rPr>
-        <w:t xml:space="preserve">Junior... </w:t>
-      </w:r>
-      <w:r>
-        <w:rPr>
-          <w:rFonts w:ascii="Segoe UI Emoji" w:eastAsia="Times New Roman" w:hAnsi="Segoe UI Emoji" w:cs="Segoe UI Emoji"/>
-          <w:sz w:val="24"/>
-          <w:szCs w:val="24"/>
-        </w:rPr>
         <w:t>😄</w:t>
       </w:r>
     </w:p>
@@ -6949,7 +10712,29 @@
           <w:sz w:val="24"/>
           <w:szCs w:val="24"/>
         </w:rPr>
-        <w:t>2 answers correct, 1 galat.</w:t>
+        <w:t xml:space="preserve">2 answers correct, 1 </w:t>
+      </w:r>
+      <w:proofErr w:type="spellStart"/>
+      <w:r>
+        <w:rPr>
+          <w:rFonts w:ascii="Times New Roman" w:eastAsia="Times New Roman" w:hAnsi="Times New Roman" w:cs="Times New Roman"/>
+          <w:b/>
+          <w:bCs/>
+          <w:sz w:val="24"/>
+          <w:szCs w:val="24"/>
+        </w:rPr>
+        <w:t>galat</w:t>
+      </w:r>
+      <w:proofErr w:type="spellEnd"/>
+      <w:r>
+        <w:rPr>
+          <w:rFonts w:ascii="Times New Roman" w:eastAsia="Times New Roman" w:hAnsi="Times New Roman" w:cs="Times New Roman"/>
+          <w:b/>
+          <w:bCs/>
+          <w:sz w:val="24"/>
+          <w:szCs w:val="24"/>
+        </w:rPr>
+        <w:t>.</w:t>
       </w:r>
     </w:p>
     <w:p>
@@ -7020,25 +10805,71 @@
           <w:sz w:val="24"/>
           <w:szCs w:val="24"/>
         </w:rPr>
-        <w:t>Duplicate remove karta hai?</w:t>
-      </w:r>
-    </w:p>
-    <w:p>
-      <w:pPr>
-        <w:spacing w:before="100" w:beforeAutospacing="1" w:after="100" w:afterAutospacing="1" w:line="240" w:lineRule="auto"/>
-        <w:rPr>
-          <w:rFonts w:ascii="Times New Roman" w:eastAsia="Times New Roman" w:hAnsi="Times New Roman" w:cs="Times New Roman"/>
-          <w:sz w:val="24"/>
-          <w:szCs w:val="24"/>
-        </w:rPr>
-      </w:pPr>
-      <w:r>
-        <w:rPr>
-          <w:rFonts w:ascii="Times New Roman" w:eastAsia="Times New Roman" w:hAnsi="Times New Roman" w:cs="Times New Roman"/>
-          <w:sz w:val="24"/>
-          <w:szCs w:val="24"/>
-        </w:rPr>
-        <w:t>Tumne:</w:t>
+        <w:t xml:space="preserve">Duplicate remove </w:t>
+      </w:r>
+      <w:proofErr w:type="spellStart"/>
+      <w:r>
+        <w:rPr>
+          <w:rFonts w:ascii="Times New Roman" w:eastAsia="Times New Roman" w:hAnsi="Times New Roman" w:cs="Times New Roman"/>
+          <w:sz w:val="24"/>
+          <w:szCs w:val="24"/>
+        </w:rPr>
+        <w:t>karta</w:t>
+      </w:r>
+      <w:proofErr w:type="spellEnd"/>
+      <w:r>
+        <w:rPr>
+          <w:rFonts w:ascii="Times New Roman" w:eastAsia="Times New Roman" w:hAnsi="Times New Roman" w:cs="Times New Roman"/>
+          <w:sz w:val="24"/>
+          <w:szCs w:val="24"/>
+        </w:rPr>
+        <w:t xml:space="preserve"> </w:t>
+      </w:r>
+      <w:proofErr w:type="spellStart"/>
+      <w:r>
+        <w:rPr>
+          <w:rFonts w:ascii="Times New Roman" w:eastAsia="Times New Roman" w:hAnsi="Times New Roman" w:cs="Times New Roman"/>
+          <w:sz w:val="24"/>
+          <w:szCs w:val="24"/>
+        </w:rPr>
+        <w:t>hai</w:t>
+      </w:r>
+      <w:proofErr w:type="spellEnd"/>
+      <w:r>
+        <w:rPr>
+          <w:rFonts w:ascii="Times New Roman" w:eastAsia="Times New Roman" w:hAnsi="Times New Roman" w:cs="Times New Roman"/>
+          <w:sz w:val="24"/>
+          <w:szCs w:val="24"/>
+        </w:rPr>
+        <w:t>?</w:t>
+      </w:r>
+    </w:p>
+    <w:p>
+      <w:pPr>
+        <w:spacing w:before="100" w:beforeAutospacing="1" w:after="100" w:afterAutospacing="1" w:line="240" w:lineRule="auto"/>
+        <w:rPr>
+          <w:rFonts w:ascii="Times New Roman" w:eastAsia="Times New Roman" w:hAnsi="Times New Roman" w:cs="Times New Roman"/>
+          <w:sz w:val="24"/>
+          <w:szCs w:val="24"/>
+        </w:rPr>
+      </w:pPr>
+      <w:proofErr w:type="spellStart"/>
+      <w:r>
+        <w:rPr>
+          <w:rFonts w:ascii="Times New Roman" w:eastAsia="Times New Roman" w:hAnsi="Times New Roman" w:cs="Times New Roman"/>
+          <w:sz w:val="24"/>
+          <w:szCs w:val="24"/>
+        </w:rPr>
+        <w:t>Tumne</w:t>
+      </w:r>
+      <w:proofErr w:type="spellEnd"/>
+      <w:r>
+        <w:rPr>
+          <w:rFonts w:ascii="Times New Roman" w:eastAsia="Times New Roman" w:hAnsi="Times New Roman" w:cs="Times New Roman"/>
+          <w:sz w:val="24"/>
+          <w:szCs w:val="24"/>
+        </w:rPr>
+        <w:t>:</w:t>
       </w:r>
     </w:p>
     <w:p>
@@ -7084,7 +10915,43 @@
           <w:sz w:val="24"/>
           <w:szCs w:val="24"/>
         </w:rPr>
-        <w:t xml:space="preserve"> Bilkul sahi.</w:t>
+        <w:t xml:space="preserve"> </w:t>
+      </w:r>
+      <w:proofErr w:type="spellStart"/>
+      <w:r>
+        <w:rPr>
+          <w:rFonts w:ascii="Times New Roman" w:eastAsia="Times New Roman" w:hAnsi="Times New Roman" w:cs="Times New Roman"/>
+          <w:sz w:val="24"/>
+          <w:szCs w:val="24"/>
+        </w:rPr>
+        <w:t>Bilkul</w:t>
+      </w:r>
+      <w:proofErr w:type="spellEnd"/>
+      <w:r>
+        <w:rPr>
+          <w:rFonts w:ascii="Times New Roman" w:eastAsia="Times New Roman" w:hAnsi="Times New Roman" w:cs="Times New Roman"/>
+          <w:sz w:val="24"/>
+          <w:szCs w:val="24"/>
+        </w:rPr>
+        <w:t xml:space="preserve"> </w:t>
+      </w:r>
+      <w:proofErr w:type="spellStart"/>
+      <w:r>
+        <w:rPr>
+          <w:rFonts w:ascii="Times New Roman" w:eastAsia="Times New Roman" w:hAnsi="Times New Roman" w:cs="Times New Roman"/>
+          <w:sz w:val="24"/>
+          <w:szCs w:val="24"/>
+        </w:rPr>
+        <w:t>sahi</w:t>
+      </w:r>
+      <w:proofErr w:type="spellEnd"/>
+      <w:r>
+        <w:rPr>
+          <w:rFonts w:ascii="Times New Roman" w:eastAsia="Times New Roman" w:hAnsi="Times New Roman" w:cs="Times New Roman"/>
+          <w:sz w:val="24"/>
+          <w:szCs w:val="24"/>
+        </w:rPr>
+        <w:t>.</w:t>
       </w:r>
     </w:p>
     <w:p>
@@ -7155,25 +11022,53 @@
           <w:sz w:val="24"/>
           <w:szCs w:val="24"/>
         </w:rPr>
-        <w:t>Set mein new value add?</w:t>
-      </w:r>
-    </w:p>
-    <w:p>
-      <w:pPr>
-        <w:spacing w:before="100" w:beforeAutospacing="1" w:after="100" w:afterAutospacing="1" w:line="240" w:lineRule="auto"/>
-        <w:rPr>
-          <w:rFonts w:ascii="Times New Roman" w:eastAsia="Times New Roman" w:hAnsi="Times New Roman" w:cs="Times New Roman"/>
-          <w:sz w:val="24"/>
-          <w:szCs w:val="24"/>
-        </w:rPr>
-      </w:pPr>
-      <w:r>
-        <w:rPr>
-          <w:rFonts w:ascii="Times New Roman" w:eastAsia="Times New Roman" w:hAnsi="Times New Roman" w:cs="Times New Roman"/>
-          <w:sz w:val="24"/>
-          <w:szCs w:val="24"/>
-        </w:rPr>
-        <w:t>Tumne:</w:t>
+        <w:t xml:space="preserve">Set </w:t>
+      </w:r>
+      <w:proofErr w:type="spellStart"/>
+      <w:r>
+        <w:rPr>
+          <w:rFonts w:ascii="Times New Roman" w:eastAsia="Times New Roman" w:hAnsi="Times New Roman" w:cs="Times New Roman"/>
+          <w:sz w:val="24"/>
+          <w:szCs w:val="24"/>
+        </w:rPr>
+        <w:t>mein</w:t>
+      </w:r>
+      <w:proofErr w:type="spellEnd"/>
+      <w:r>
+        <w:rPr>
+          <w:rFonts w:ascii="Times New Roman" w:eastAsia="Times New Roman" w:hAnsi="Times New Roman" w:cs="Times New Roman"/>
+          <w:sz w:val="24"/>
+          <w:szCs w:val="24"/>
+        </w:rPr>
+        <w:t xml:space="preserve"> new value add?</w:t>
+      </w:r>
+    </w:p>
+    <w:p>
+      <w:pPr>
+        <w:spacing w:before="100" w:beforeAutospacing="1" w:after="100" w:afterAutospacing="1" w:line="240" w:lineRule="auto"/>
+        <w:rPr>
+          <w:rFonts w:ascii="Times New Roman" w:eastAsia="Times New Roman" w:hAnsi="Times New Roman" w:cs="Times New Roman"/>
+          <w:sz w:val="24"/>
+          <w:szCs w:val="24"/>
+        </w:rPr>
+      </w:pPr>
+      <w:proofErr w:type="spellStart"/>
+      <w:r>
+        <w:rPr>
+          <w:rFonts w:ascii="Times New Roman" w:eastAsia="Times New Roman" w:hAnsi="Times New Roman" w:cs="Times New Roman"/>
+          <w:sz w:val="24"/>
+          <w:szCs w:val="24"/>
+        </w:rPr>
+        <w:t>Tumne</w:t>
+      </w:r>
+      <w:proofErr w:type="spellEnd"/>
+      <w:r>
+        <w:rPr>
+          <w:rFonts w:ascii="Times New Roman" w:eastAsia="Times New Roman" w:hAnsi="Times New Roman" w:cs="Times New Roman"/>
+          <w:sz w:val="24"/>
+          <w:szCs w:val="24"/>
+        </w:rPr>
+        <w:t>:</w:t>
       </w:r>
     </w:p>
     <w:p>
@@ -7193,7 +11088,29 @@
           <w:sz w:val="24"/>
           <w:szCs w:val="24"/>
         </w:rPr>
-        <w:t>B) add()</w:t>
+        <w:t xml:space="preserve">B) </w:t>
+      </w:r>
+      <w:proofErr w:type="gramStart"/>
+      <w:r>
+        <w:rPr>
+          <w:rFonts w:ascii="Times New Roman" w:eastAsia="Times New Roman" w:hAnsi="Times New Roman" w:cs="Times New Roman"/>
+          <w:b/>
+          <w:bCs/>
+          <w:sz w:val="24"/>
+          <w:szCs w:val="24"/>
+        </w:rPr>
+        <w:t>add(</w:t>
+      </w:r>
+      <w:proofErr w:type="gramEnd"/>
+      <w:r>
+        <w:rPr>
+          <w:rFonts w:ascii="Times New Roman" w:eastAsia="Times New Roman" w:hAnsi="Times New Roman" w:cs="Times New Roman"/>
+          <w:b/>
+          <w:bCs/>
+          <w:sz w:val="24"/>
+          <w:szCs w:val="24"/>
+        </w:rPr>
+        <w:t>)</w:t>
       </w:r>
     </w:p>
     <w:p>
@@ -7320,13 +11237,41 @@
           <w:szCs w:val="24"/>
         </w:rPr>
       </w:pPr>
-      <w:r>
-        <w:rPr>
-          <w:rFonts w:ascii="Times New Roman" w:eastAsia="Times New Roman" w:hAnsi="Times New Roman" w:cs="Times New Roman"/>
-          <w:sz w:val="24"/>
-          <w:szCs w:val="24"/>
-        </w:rPr>
-        <w:t>Tumne kaha:</w:t>
+      <w:proofErr w:type="spellStart"/>
+      <w:r>
+        <w:rPr>
+          <w:rFonts w:ascii="Times New Roman" w:eastAsia="Times New Roman" w:hAnsi="Times New Roman" w:cs="Times New Roman"/>
+          <w:sz w:val="24"/>
+          <w:szCs w:val="24"/>
+        </w:rPr>
+        <w:t>Tumne</w:t>
+      </w:r>
+      <w:proofErr w:type="spellEnd"/>
+      <w:r>
+        <w:rPr>
+          <w:rFonts w:ascii="Times New Roman" w:eastAsia="Times New Roman" w:hAnsi="Times New Roman" w:cs="Times New Roman"/>
+          <w:sz w:val="24"/>
+          <w:szCs w:val="24"/>
+        </w:rPr>
+        <w:t xml:space="preserve"> </w:t>
+      </w:r>
+      <w:proofErr w:type="spellStart"/>
+      <w:r>
+        <w:rPr>
+          <w:rFonts w:ascii="Times New Roman" w:eastAsia="Times New Roman" w:hAnsi="Times New Roman" w:cs="Times New Roman"/>
+          <w:sz w:val="24"/>
+          <w:szCs w:val="24"/>
+        </w:rPr>
+        <w:t>kaha</w:t>
+      </w:r>
+      <w:proofErr w:type="spellEnd"/>
+      <w:r>
+        <w:rPr>
+          <w:rFonts w:ascii="Times New Roman" w:eastAsia="Times New Roman" w:hAnsi="Times New Roman" w:cs="Times New Roman"/>
+          <w:sz w:val="24"/>
+          <w:szCs w:val="24"/>
+        </w:rPr>
+        <w:t>:</w:t>
       </w:r>
     </w:p>
     <w:p>
@@ -7346,126 +11291,236 @@
           <w:sz w:val="24"/>
           <w:szCs w:val="24"/>
         </w:rPr>
+        <w:t>B) 3</w:t>
+      </w:r>
+    </w:p>
+    <w:p>
+      <w:pPr>
+        <w:spacing w:before="100" w:beforeAutospacing="1" w:after="100" w:afterAutospacing="1" w:line="240" w:lineRule="auto"/>
+        <w:rPr>
+          <w:rFonts w:ascii="Times New Roman" w:eastAsia="Times New Roman" w:hAnsi="Times New Roman" w:cs="Times New Roman"/>
+          <w:sz w:val="24"/>
+          <w:szCs w:val="24"/>
+        </w:rPr>
+      </w:pPr>
+      <w:r>
+        <w:rPr>
+          <w:rFonts w:ascii="Segoe UI Emoji" w:eastAsia="Times New Roman" w:hAnsi="Segoe UI Emoji" w:cs="Segoe UI Emoji"/>
+          <w:sz w:val="24"/>
+          <w:szCs w:val="24"/>
+        </w:rPr>
+        <w:t>❌</w:t>
+      </w:r>
+      <w:r>
+        <w:rPr>
+          <w:rFonts w:ascii="Times New Roman" w:eastAsia="Times New Roman" w:hAnsi="Times New Roman" w:cs="Times New Roman"/>
+          <w:sz w:val="24"/>
+          <w:szCs w:val="24"/>
+        </w:rPr>
+        <w:t xml:space="preserve"> </w:t>
+      </w:r>
+      <w:proofErr w:type="spellStart"/>
+      <w:r>
+        <w:rPr>
+          <w:rFonts w:ascii="Times New Roman" w:eastAsia="Times New Roman" w:hAnsi="Times New Roman" w:cs="Times New Roman"/>
+          <w:sz w:val="24"/>
+          <w:szCs w:val="24"/>
+        </w:rPr>
+        <w:t>Galat</w:t>
+      </w:r>
+      <w:proofErr w:type="spellEnd"/>
+      <w:r>
+        <w:rPr>
+          <w:rFonts w:ascii="Times New Roman" w:eastAsia="Times New Roman" w:hAnsi="Times New Roman" w:cs="Times New Roman"/>
+          <w:sz w:val="24"/>
+          <w:szCs w:val="24"/>
+        </w:rPr>
+        <w:t>.</w:t>
+      </w:r>
+    </w:p>
+    <w:p>
+      <w:pPr>
+        <w:spacing w:before="100" w:beforeAutospacing="1" w:after="100" w:afterAutospacing="1" w:line="240" w:lineRule="auto"/>
+        <w:rPr>
+          <w:rFonts w:ascii="Times New Roman" w:eastAsia="Times New Roman" w:hAnsi="Times New Roman" w:cs="Times New Roman"/>
+          <w:sz w:val="24"/>
+          <w:szCs w:val="24"/>
+        </w:rPr>
+      </w:pPr>
+      <w:proofErr w:type="spellStart"/>
+      <w:r>
+        <w:rPr>
+          <w:rFonts w:ascii="Times New Roman" w:eastAsia="Times New Roman" w:hAnsi="Times New Roman" w:cs="Times New Roman"/>
+          <w:sz w:val="24"/>
+          <w:szCs w:val="24"/>
+        </w:rPr>
+        <w:t>Sahi</w:t>
+      </w:r>
+      <w:proofErr w:type="spellEnd"/>
+      <w:r>
+        <w:rPr>
+          <w:rFonts w:ascii="Times New Roman" w:eastAsia="Times New Roman" w:hAnsi="Times New Roman" w:cs="Times New Roman"/>
+          <w:sz w:val="24"/>
+          <w:szCs w:val="24"/>
+        </w:rPr>
+        <w:t xml:space="preserve"> answer:</w:t>
+      </w:r>
+    </w:p>
+    <w:p>
+      <w:pPr>
+        <w:spacing w:beforeAutospacing="1" w:after="100" w:afterAutospacing="1" w:line="240" w:lineRule="auto"/>
+        <w:rPr>
+          <w:rFonts w:ascii="Times New Roman" w:eastAsia="Times New Roman" w:hAnsi="Times New Roman" w:cs="Times New Roman"/>
+          <w:sz w:val="24"/>
+          <w:szCs w:val="24"/>
+        </w:rPr>
+      </w:pPr>
+      <w:r>
+        <w:rPr>
+          <w:rFonts w:ascii="Times New Roman" w:eastAsia="Times New Roman" w:hAnsi="Times New Roman" w:cs="Times New Roman"/>
+          <w:b/>
+          <w:bCs/>
+          <w:sz w:val="24"/>
+          <w:szCs w:val="24"/>
+        </w:rPr>
+        <w:t>A) 2</w:t>
+      </w:r>
+    </w:p>
+    <w:p>
+      <w:pPr>
+        <w:spacing w:before="100" w:beforeAutospacing="1" w:after="100" w:afterAutospacing="1" w:line="240" w:lineRule="auto"/>
+        <w:rPr>
+          <w:rFonts w:ascii="Times New Roman" w:eastAsia="Times New Roman" w:hAnsi="Times New Roman" w:cs="Times New Roman"/>
+          <w:sz w:val="24"/>
+          <w:szCs w:val="24"/>
+        </w:rPr>
+      </w:pPr>
+      <w:proofErr w:type="spellStart"/>
+      <w:r>
+        <w:rPr>
+          <w:rFonts w:ascii="Times New Roman" w:eastAsia="Times New Roman" w:hAnsi="Times New Roman" w:cs="Times New Roman"/>
+          <w:sz w:val="24"/>
+          <w:szCs w:val="24"/>
+        </w:rPr>
         <w:lastRenderedPageBreak/>
-        <w:t>B) 3</w:t>
-      </w:r>
-    </w:p>
-    <w:p>
-      <w:pPr>
-        <w:spacing w:before="100" w:beforeAutospacing="1" w:after="100" w:afterAutospacing="1" w:line="240" w:lineRule="auto"/>
-        <w:rPr>
-          <w:rFonts w:ascii="Times New Roman" w:eastAsia="Times New Roman" w:hAnsi="Times New Roman" w:cs="Times New Roman"/>
-          <w:sz w:val="24"/>
-          <w:szCs w:val="24"/>
-        </w:rPr>
-      </w:pPr>
-      <w:r>
-        <w:rPr>
-          <w:rFonts w:ascii="Segoe UI Emoji" w:eastAsia="Times New Roman" w:hAnsi="Segoe UI Emoji" w:cs="Segoe UI Emoji"/>
-          <w:sz w:val="24"/>
-          <w:szCs w:val="24"/>
-        </w:rPr>
-        <w:t>❌</w:t>
-      </w:r>
-      <w:r>
-        <w:rPr>
-          <w:rFonts w:ascii="Times New Roman" w:eastAsia="Times New Roman" w:hAnsi="Times New Roman" w:cs="Times New Roman"/>
-          <w:sz w:val="24"/>
-          <w:szCs w:val="24"/>
-        </w:rPr>
-        <w:t xml:space="preserve"> Galat.</w:t>
-      </w:r>
-    </w:p>
-    <w:p>
-      <w:pPr>
-        <w:spacing w:before="100" w:beforeAutospacing="1" w:after="100" w:afterAutospacing="1" w:line="240" w:lineRule="auto"/>
-        <w:rPr>
-          <w:rFonts w:ascii="Times New Roman" w:eastAsia="Times New Roman" w:hAnsi="Times New Roman" w:cs="Times New Roman"/>
-          <w:sz w:val="24"/>
-          <w:szCs w:val="24"/>
-        </w:rPr>
-      </w:pPr>
-      <w:r>
-        <w:rPr>
-          <w:rFonts w:ascii="Times New Roman" w:eastAsia="Times New Roman" w:hAnsi="Times New Roman" w:cs="Times New Roman"/>
-          <w:sz w:val="24"/>
-          <w:szCs w:val="24"/>
-        </w:rPr>
-        <w:t>Sahi answer:</w:t>
-      </w:r>
-    </w:p>
-    <w:p>
-      <w:pPr>
-        <w:spacing w:beforeAutospacing="1" w:after="100" w:afterAutospacing="1" w:line="240" w:lineRule="auto"/>
-        <w:rPr>
-          <w:rFonts w:ascii="Times New Roman" w:eastAsia="Times New Roman" w:hAnsi="Times New Roman" w:cs="Times New Roman"/>
-          <w:sz w:val="24"/>
-          <w:szCs w:val="24"/>
-        </w:rPr>
-      </w:pPr>
-      <w:r>
-        <w:rPr>
-          <w:rFonts w:ascii="Times New Roman" w:eastAsia="Times New Roman" w:hAnsi="Times New Roman" w:cs="Times New Roman"/>
-          <w:b/>
-          <w:bCs/>
-          <w:sz w:val="24"/>
-          <w:szCs w:val="24"/>
-        </w:rPr>
-        <w:t>A) 2</w:t>
-      </w:r>
-    </w:p>
-    <w:p>
-      <w:pPr>
-        <w:spacing w:before="100" w:beforeAutospacing="1" w:after="100" w:afterAutospacing="1" w:line="240" w:lineRule="auto"/>
-        <w:rPr>
-          <w:rFonts w:ascii="Times New Roman" w:eastAsia="Times New Roman" w:hAnsi="Times New Roman" w:cs="Times New Roman"/>
-          <w:sz w:val="24"/>
-          <w:szCs w:val="24"/>
-        </w:rPr>
-      </w:pPr>
-      <w:r>
-        <w:rPr>
-          <w:rFonts w:ascii="Times New Roman" w:eastAsia="Times New Roman" w:hAnsi="Times New Roman" w:cs="Times New Roman"/>
-          <w:sz w:val="24"/>
-          <w:szCs w:val="24"/>
-        </w:rPr>
-        <w:t>Kyun?</w:t>
-      </w:r>
-    </w:p>
-    <w:p>
-      <w:pPr>
-        <w:spacing w:before="100" w:beforeAutospacing="1" w:after="100" w:afterAutospacing="1" w:line="240" w:lineRule="auto"/>
-        <w:rPr>
-          <w:rFonts w:ascii="Times New Roman" w:eastAsia="Times New Roman" w:hAnsi="Times New Roman" w:cs="Times New Roman"/>
-          <w:sz w:val="24"/>
-          <w:szCs w:val="24"/>
-        </w:rPr>
-      </w:pPr>
-      <w:r>
-        <w:rPr>
-          <w:rFonts w:ascii="Times New Roman" w:eastAsia="Times New Roman" w:hAnsi="Times New Roman" w:cs="Times New Roman"/>
-          <w:sz w:val="24"/>
-          <w:szCs w:val="24"/>
-        </w:rPr>
-        <w:t>Set duplicate store hi nahi karta.</w:t>
-      </w:r>
-    </w:p>
-    <w:p>
-      <w:pPr>
-        <w:spacing w:before="100" w:beforeAutospacing="1" w:after="100" w:afterAutospacing="1" w:line="240" w:lineRule="auto"/>
-        <w:rPr>
-          <w:rFonts w:ascii="Times New Roman" w:eastAsia="Times New Roman" w:hAnsi="Times New Roman" w:cs="Times New Roman"/>
-          <w:sz w:val="24"/>
-          <w:szCs w:val="24"/>
-        </w:rPr>
-      </w:pPr>
-      <w:r>
-        <w:rPr>
-          <w:rFonts w:ascii="Times New Roman" w:eastAsia="Times New Roman" w:hAnsi="Times New Roman" w:cs="Times New Roman"/>
-          <w:sz w:val="24"/>
-          <w:szCs w:val="24"/>
-        </w:rPr>
-        <w:t>Memory mein hoga:</w:t>
+        <w:t>Kyun</w:t>
+      </w:r>
+      <w:proofErr w:type="spellEnd"/>
+      <w:r>
+        <w:rPr>
+          <w:rFonts w:ascii="Times New Roman" w:eastAsia="Times New Roman" w:hAnsi="Times New Roman" w:cs="Times New Roman"/>
+          <w:sz w:val="24"/>
+          <w:szCs w:val="24"/>
+        </w:rPr>
+        <w:t>?</w:t>
+      </w:r>
+    </w:p>
+    <w:p>
+      <w:pPr>
+        <w:spacing w:before="100" w:beforeAutospacing="1" w:after="100" w:afterAutospacing="1" w:line="240" w:lineRule="auto"/>
+        <w:rPr>
+          <w:rFonts w:ascii="Times New Roman" w:eastAsia="Times New Roman" w:hAnsi="Times New Roman" w:cs="Times New Roman"/>
+          <w:sz w:val="24"/>
+          <w:szCs w:val="24"/>
+        </w:rPr>
+      </w:pPr>
+      <w:r>
+        <w:rPr>
+          <w:rFonts w:ascii="Times New Roman" w:eastAsia="Times New Roman" w:hAnsi="Times New Roman" w:cs="Times New Roman"/>
+          <w:sz w:val="24"/>
+          <w:szCs w:val="24"/>
+        </w:rPr>
+        <w:t xml:space="preserve">Set duplicate store hi </w:t>
+      </w:r>
+      <w:proofErr w:type="spellStart"/>
+      <w:r>
+        <w:rPr>
+          <w:rFonts w:ascii="Times New Roman" w:eastAsia="Times New Roman" w:hAnsi="Times New Roman" w:cs="Times New Roman"/>
+          <w:sz w:val="24"/>
+          <w:szCs w:val="24"/>
+        </w:rPr>
+        <w:t>nahi</w:t>
+      </w:r>
+      <w:proofErr w:type="spellEnd"/>
+      <w:r>
+        <w:rPr>
+          <w:rFonts w:ascii="Times New Roman" w:eastAsia="Times New Roman" w:hAnsi="Times New Roman" w:cs="Times New Roman"/>
+          <w:sz w:val="24"/>
+          <w:szCs w:val="24"/>
+        </w:rPr>
+        <w:t xml:space="preserve"> </w:t>
+      </w:r>
+      <w:proofErr w:type="spellStart"/>
+      <w:r>
+        <w:rPr>
+          <w:rFonts w:ascii="Times New Roman" w:eastAsia="Times New Roman" w:hAnsi="Times New Roman" w:cs="Times New Roman"/>
+          <w:sz w:val="24"/>
+          <w:szCs w:val="24"/>
+        </w:rPr>
+        <w:t>karta</w:t>
+      </w:r>
+      <w:proofErr w:type="spellEnd"/>
+      <w:r>
+        <w:rPr>
+          <w:rFonts w:ascii="Times New Roman" w:eastAsia="Times New Roman" w:hAnsi="Times New Roman" w:cs="Times New Roman"/>
+          <w:sz w:val="24"/>
+          <w:szCs w:val="24"/>
+        </w:rPr>
+        <w:t>.</w:t>
+      </w:r>
+    </w:p>
+    <w:p>
+      <w:pPr>
+        <w:spacing w:before="100" w:beforeAutospacing="1" w:after="100" w:afterAutospacing="1" w:line="240" w:lineRule="auto"/>
+        <w:rPr>
+          <w:rFonts w:ascii="Times New Roman" w:eastAsia="Times New Roman" w:hAnsi="Times New Roman" w:cs="Times New Roman"/>
+          <w:sz w:val="24"/>
+          <w:szCs w:val="24"/>
+        </w:rPr>
+      </w:pPr>
+      <w:r>
+        <w:rPr>
+          <w:rFonts w:ascii="Times New Roman" w:eastAsia="Times New Roman" w:hAnsi="Times New Roman" w:cs="Times New Roman"/>
+          <w:sz w:val="24"/>
+          <w:szCs w:val="24"/>
+        </w:rPr>
+        <w:t xml:space="preserve">Memory </w:t>
+      </w:r>
+      <w:proofErr w:type="spellStart"/>
+      <w:r>
+        <w:rPr>
+          <w:rFonts w:ascii="Times New Roman" w:eastAsia="Times New Roman" w:hAnsi="Times New Roman" w:cs="Times New Roman"/>
+          <w:sz w:val="24"/>
+          <w:szCs w:val="24"/>
+        </w:rPr>
+        <w:t>mein</w:t>
+      </w:r>
+      <w:proofErr w:type="spellEnd"/>
+      <w:r>
+        <w:rPr>
+          <w:rFonts w:ascii="Times New Roman" w:eastAsia="Times New Roman" w:hAnsi="Times New Roman" w:cs="Times New Roman"/>
+          <w:sz w:val="24"/>
+          <w:szCs w:val="24"/>
+        </w:rPr>
+        <w:t xml:space="preserve"> </w:t>
+      </w:r>
+      <w:proofErr w:type="spellStart"/>
+      <w:r>
+        <w:rPr>
+          <w:rFonts w:ascii="Times New Roman" w:eastAsia="Times New Roman" w:hAnsi="Times New Roman" w:cs="Times New Roman"/>
+          <w:sz w:val="24"/>
+          <w:szCs w:val="24"/>
+        </w:rPr>
+        <w:t>hoga</w:t>
+      </w:r>
+      <w:proofErr w:type="spellEnd"/>
+      <w:r>
+        <w:rPr>
+          <w:rFonts w:ascii="Times New Roman" w:eastAsia="Times New Roman" w:hAnsi="Times New Roman" w:cs="Times New Roman"/>
+          <w:sz w:val="24"/>
+          <w:szCs w:val="24"/>
+        </w:rPr>
+        <w:t>:</w:t>
       </w:r>
     </w:p>
     <w:p>
@@ -7513,13 +11568,23 @@
           <w:szCs w:val="24"/>
         </w:rPr>
       </w:pPr>
-      <w:r>
-        <w:rPr>
-          <w:rFonts w:ascii="Times New Roman" w:eastAsia="Times New Roman" w:hAnsi="Times New Roman" w:cs="Times New Roman"/>
-          <w:sz w:val="24"/>
-          <w:szCs w:val="24"/>
-        </w:rPr>
-        <w:t xml:space="preserve">Sirf </w:t>
+      <w:proofErr w:type="spellStart"/>
+      <w:r>
+        <w:rPr>
+          <w:rFonts w:ascii="Times New Roman" w:eastAsia="Times New Roman" w:hAnsi="Times New Roman" w:cs="Times New Roman"/>
+          <w:sz w:val="24"/>
+          <w:szCs w:val="24"/>
+        </w:rPr>
+        <w:t>Sirf</w:t>
+      </w:r>
+      <w:proofErr w:type="spellEnd"/>
+      <w:r>
+        <w:rPr>
+          <w:rFonts w:ascii="Times New Roman" w:eastAsia="Times New Roman" w:hAnsi="Times New Roman" w:cs="Times New Roman"/>
+          <w:sz w:val="24"/>
+          <w:szCs w:val="24"/>
+        </w:rPr>
+        <w:t xml:space="preserve"> </w:t>
       </w:r>
       <w:r>
         <w:rPr>
@@ -7540,10 +11605,7 @@
         <w:t>.</w:t>
       </w:r>
     </w:p>
-    <w:p>
-      <w:bookmarkStart w:id="0" w:name="_GoBack"/>
-      <w:bookmarkEnd w:id="0"/>
-    </w:p>
+    <w:p/>
     <w:sectPr>
       <w:pgSz w:w="12240" w:h="15840"/>
       <w:pgMar w:top="1440" w:right="1440" w:bottom="1440" w:left="1440" w:header="720" w:footer="720" w:gutter="0"/>
